--- a/БД/БД/1.docx
+++ b/БД/БД/1.docx
@@ -932,6 +932,7 @@
     </w:p>
     <w:p>
       <w:pPr>
+        <w:jc w:val="both"/>
         <w:rPr>
           <w:rFonts w:ascii="Times New Roman" w:hAnsi="Times New Roman" w:cs="Times New Roman"/>
           <w:sz w:val="28"/>
@@ -951,9 +952,72 @@
           <w:rFonts w:ascii="Times New Roman" w:hAnsi="Times New Roman" w:cs="Times New Roman"/>
           <w:sz w:val="28"/>
           <w:szCs w:val="28"/>
+        </w:rPr>
+        <w:t xml:space="preserve">UML-диаграммы представляют собой универсальный инструмент визуального моделирования, используемый при проектировании программных систем. Они позволяют формализовать структуру и поведение разрабатываемого приложения, обеспечивая наглядное представление его компонентов и взаимодействий между ними. В контексте разработки интернет-приложения UML-диаграммы играют ключевую роль на этапе анализа и проектирования, поскольку помогают определить требования к системе, выявить основные сценарии использования и установить границы функциональности. </w:t>
+      </w:r>
+      <w:r>
+        <w:rPr>
+          <w:rFonts w:ascii="Times New Roman" w:hAnsi="Times New Roman" w:cs="Times New Roman"/>
+          <w:sz w:val="28"/>
+          <w:szCs w:val="28"/>
+        </w:rPr>
+        <w:t>Д</w:t>
+      </w:r>
+      <w:r>
+        <w:rPr>
+          <w:rFonts w:ascii="Times New Roman" w:hAnsi="Times New Roman" w:cs="Times New Roman"/>
+          <w:sz w:val="28"/>
+          <w:szCs w:val="28"/>
+        </w:rPr>
+        <w:t>иаграммы вариантов использования отражают взаимодействие различных категорий пользователей — администраторов, преподавателей и студентов — с системой, демонстрируя доступные им функции и роли в рамках приложения. Это позволяет четко структурировать требования и обеспечить согласованность между ожиданиями пользователей и реализуемым функционалом.</w:t>
+      </w:r>
+      <w:r>
+        <w:t xml:space="preserve"> </w:t>
+      </w:r>
+      <w:r>
+        <w:rPr>
+          <w:rFonts w:ascii="Times New Roman" w:hAnsi="Times New Roman" w:cs="Times New Roman"/>
+          <w:sz w:val="28"/>
+          <w:szCs w:val="28"/>
+        </w:rPr>
+        <w:t xml:space="preserve">Таким образом, UML-диаграммы обеспечивают комплексное описание как статической, так и динамической составляющих приложения, выступая связующим звеном между концептуальной моделью предметной области и ее практической реализацией </w:t>
+      </w:r>
+      <w:r>
+        <w:rPr>
+          <w:rFonts w:ascii="Times New Roman" w:hAnsi="Times New Roman" w:cs="Times New Roman"/>
+          <w:sz w:val="28"/>
+          <w:szCs w:val="28"/>
+        </w:rPr>
+        <w:lastRenderedPageBreak/>
+        <w:t>в виде программного решения.</w:t>
+      </w:r>
+      <w:r>
+        <w:rPr>
+          <w:rFonts w:ascii="Times New Roman" w:hAnsi="Times New Roman" w:cs="Times New Roman"/>
+          <w:sz w:val="28"/>
+          <w:szCs w:val="28"/>
+        </w:rPr>
+        <w:t xml:space="preserve"> </w:t>
+      </w:r>
+      <w:proofErr w:type="gramStart"/>
+      <w:r>
+        <w:rPr>
+          <w:rFonts w:ascii="Times New Roman" w:hAnsi="Times New Roman" w:cs="Times New Roman"/>
+          <w:sz w:val="28"/>
+          <w:szCs w:val="28"/>
           <w:lang w:val="be-BY"/>
         </w:rPr>
-        <w:t xml:space="preserve">Диаграммы вариантов поведения для каждой из ролей представлены на рис. </w:t>
+        <w:t>Диаграммы</w:t>
+      </w:r>
+      <w:proofErr w:type="gramEnd"/>
+      <w:r>
+        <w:rPr>
+          <w:rFonts w:ascii="Times New Roman" w:hAnsi="Times New Roman" w:cs="Times New Roman"/>
+          <w:sz w:val="28"/>
+          <w:szCs w:val="28"/>
+          <w:lang w:val="be-BY"/>
+        </w:rPr>
+        <w:t xml:space="preserve"> вариантов поведения для ролей представлены на рис. </w:t>
       </w:r>
       <w:r>
         <w:rPr>
@@ -970,24 +1034,7 @@
           <w:szCs w:val="28"/>
           <w:lang w:val="be-BY"/>
         </w:rPr>
-        <w:t xml:space="preserve">1 – </w:t>
-      </w:r>
-      <w:r>
-        <w:rPr>
-          <w:rFonts w:ascii="Times New Roman" w:hAnsi="Times New Roman" w:cs="Times New Roman"/>
-          <w:sz w:val="28"/>
-          <w:szCs w:val="28"/>
-        </w:rPr>
-        <w:t>2.</w:t>
-      </w:r>
-      <w:r>
-        <w:rPr>
-          <w:rFonts w:ascii="Times New Roman" w:hAnsi="Times New Roman" w:cs="Times New Roman"/>
-          <w:sz w:val="28"/>
-          <w:szCs w:val="28"/>
-          <w:lang w:val="be-BY"/>
-        </w:rPr>
-        <w:t xml:space="preserve"> 3.</w:t>
+        <w:t xml:space="preserve">1 </w:t>
       </w:r>
     </w:p>
     <w:p>
@@ -1002,15 +1049,19 @@
       </w:pPr>
       <w:r>
         <w:rPr>
+          <w:rFonts w:ascii="Times New Roman" w:eastAsia="Times New Roman" w:hAnsi="Times New Roman" w:cs="Times New Roman"/>
           <w:noProof/>
+          <w:kern w:val="0"/>
+          <w:sz w:val="28"/>
+          <w:szCs w:val="28"/>
           <w:lang w:eastAsia="ru-RU"/>
-        </w:rPr>
-        <w:lastRenderedPageBreak/>
+          <w14:ligatures w14:val="none"/>
+        </w:rPr>
         <w:drawing>
-          <wp:inline distT="0" distB="0" distL="0" distR="0" wp14:anchorId="5D8A8309" wp14:editId="65D0A75A">
-            <wp:extent cx="4630703" cy="5186150"/>
+          <wp:inline distT="0" distB="0" distL="0" distR="0" wp14:anchorId="6E484383" wp14:editId="3C77BAE5">
+            <wp:extent cx="5924550" cy="4883150"/>
             <wp:effectExtent l="0" t="0" r="0" b="0"/>
-            <wp:docPr id="1" name="Рисунок 1"/>
+            <wp:docPr id="7" name="Рисунок 7"/>
             <wp:cNvGraphicFramePr>
               <a:graphicFrameLocks xmlns:a="http://schemas.openxmlformats.org/drawingml/2006/main" noChangeAspect="1"/>
             </wp:cNvGraphicFramePr>
@@ -1018,13 +1069,13 @@
               <a:graphicData uri="http://schemas.openxmlformats.org/drawingml/2006/picture">
                 <pic:pic xmlns:pic="http://schemas.openxmlformats.org/drawingml/2006/picture">
                   <pic:nvPicPr>
-                    <pic:cNvPr id="0" name="Picture 9"/>
+                    <pic:cNvPr id="0" name="Picture 5"/>
                     <pic:cNvPicPr>
                       <a:picLocks noChangeAspect="1" noChangeArrowheads="1"/>
                     </pic:cNvPicPr>
                   </pic:nvPicPr>
                   <pic:blipFill>
-                    <a:blip r:embed="rId5">
+                    <a:blip r:embed="rId5" cstate="print">
                       <a:extLst>
                         <a:ext uri="{28A0092B-C50C-407E-A947-70E740481C1C}">
                           <a14:useLocalDpi xmlns:a14="http://schemas.microsoft.com/office/drawing/2010/main" val="0"/>
@@ -1039,7 +1090,7 @@
                   <pic:spPr bwMode="auto">
                     <a:xfrm>
                       <a:off x="0" y="0"/>
-                      <a:ext cx="4654871" cy="5213217"/>
+                      <a:ext cx="5924550" cy="4883150"/>
                     </a:xfrm>
                     <a:prstGeom prst="rect">
                       <a:avLst/>
@@ -1064,7 +1115,6 @@
           <w:rFonts w:ascii="Times New Roman" w:hAnsi="Times New Roman" w:cs="Times New Roman"/>
           <w:sz w:val="28"/>
           <w:szCs w:val="28"/>
-          <w:lang w:val="en-US"/>
         </w:rPr>
       </w:pPr>
       <w:r>
@@ -1089,307 +1139,15 @@
           <w:sz w:val="28"/>
           <w:szCs w:val="28"/>
         </w:rPr>
-        <w:t xml:space="preserve">1 — Диаграмма поведения пользователя с ролью </w:t>
-      </w:r>
-      <w:r>
-        <w:rPr>
-          <w:rFonts w:ascii="Times New Roman" w:hAnsi="Times New Roman" w:cs="Times New Roman"/>
-          <w:sz w:val="28"/>
-          <w:szCs w:val="28"/>
-          <w:lang w:val="en-US"/>
-        </w:rPr>
-        <w:t>“</w:t>
-      </w:r>
-      <w:r>
-        <w:rPr>
-          <w:rFonts w:ascii="Times New Roman" w:hAnsi="Times New Roman" w:cs="Times New Roman"/>
-          <w:sz w:val="28"/>
-          <w:szCs w:val="28"/>
-        </w:rPr>
-        <w:t>Администратор</w:t>
-      </w:r>
-      <w:r>
-        <w:rPr>
-          <w:rFonts w:ascii="Times New Roman" w:hAnsi="Times New Roman" w:cs="Times New Roman"/>
-          <w:sz w:val="28"/>
-          <w:szCs w:val="28"/>
-          <w:lang w:val="en-US"/>
-        </w:rPr>
-        <w:t>”</w:t>
-      </w:r>
-    </w:p>
-    <w:p>
-      <w:pPr>
-        <w:spacing w:after="0" w:line="240" w:lineRule="auto"/>
-        <w:jc w:val="center"/>
-        <w:rPr>
-          <w:rFonts w:ascii="Times New Roman" w:eastAsia="Times New Roman" w:hAnsi="Times New Roman" w:cs="Times New Roman"/>
-          <w:kern w:val="0"/>
-          <w:sz w:val="24"/>
-          <w:szCs w:val="24"/>
-          <w:lang w:eastAsia="ru-RU"/>
-          <w14:ligatures w14:val="none"/>
-        </w:rPr>
-      </w:pPr>
-      <w:r>
-        <w:rPr>
-          <w:noProof/>
-          <w:lang w:eastAsia="ru-RU"/>
-        </w:rPr>
-        <w:drawing>
-          <wp:inline distT="0" distB="0" distL="0" distR="0" wp14:anchorId="4703137E" wp14:editId="4F72A1D2">
-            <wp:extent cx="4659630" cy="2774950"/>
-            <wp:effectExtent l="0" t="0" r="7620" b="6350"/>
-            <wp:docPr id="2" name="Рисунок 2"/>
-            <wp:cNvGraphicFramePr>
-              <a:graphicFrameLocks xmlns:a="http://schemas.openxmlformats.org/drawingml/2006/main" noChangeAspect="1"/>
-            </wp:cNvGraphicFramePr>
-            <a:graphic xmlns:a="http://schemas.openxmlformats.org/drawingml/2006/main">
-              <a:graphicData uri="http://schemas.openxmlformats.org/drawingml/2006/picture">
-                <pic:pic xmlns:pic="http://schemas.openxmlformats.org/drawingml/2006/picture">
-                  <pic:nvPicPr>
-                    <pic:cNvPr id="0" name="Picture 11"/>
-                    <pic:cNvPicPr>
-                      <a:picLocks noChangeAspect="1" noChangeArrowheads="1"/>
-                    </pic:cNvPicPr>
-                  </pic:nvPicPr>
-                  <pic:blipFill>
-                    <a:blip r:embed="rId6">
-                      <a:extLst>
-                        <a:ext uri="{28A0092B-C50C-407E-A947-70E740481C1C}">
-                          <a14:useLocalDpi xmlns:a14="http://schemas.microsoft.com/office/drawing/2010/main" val="0"/>
-                        </a:ext>
-                      </a:extLst>
-                    </a:blip>
-                    <a:srcRect/>
-                    <a:stretch>
-                      <a:fillRect/>
-                    </a:stretch>
-                  </pic:blipFill>
-                  <pic:spPr bwMode="auto">
-                    <a:xfrm>
-                      <a:off x="0" y="0"/>
-                      <a:ext cx="4659630" cy="2774950"/>
-                    </a:xfrm>
-                    <a:prstGeom prst="rect">
-                      <a:avLst/>
-                    </a:prstGeom>
-                    <a:noFill/>
-                    <a:ln>
-                      <a:noFill/>
-                    </a:ln>
-                  </pic:spPr>
-                </pic:pic>
-              </a:graphicData>
-            </a:graphic>
-          </wp:inline>
-        </w:drawing>
-      </w:r>
-    </w:p>
-    <w:p>
-      <w:pPr>
-        <w:spacing w:before="240"/>
-        <w:jc w:val="center"/>
-        <w:rPr>
-          <w:rFonts w:ascii="Times New Roman" w:hAnsi="Times New Roman" w:cs="Times New Roman"/>
-          <w:sz w:val="28"/>
-          <w:szCs w:val="28"/>
-          <w:lang w:val="en-US"/>
-        </w:rPr>
-      </w:pPr>
-      <w:r>
-        <w:rPr>
-          <w:rFonts w:ascii="Times New Roman" w:hAnsi="Times New Roman" w:cs="Times New Roman"/>
-          <w:sz w:val="28"/>
-          <w:szCs w:val="28"/>
-        </w:rPr>
-        <w:t xml:space="preserve">Рисунок </w:t>
-      </w:r>
-      <w:r>
-        <w:rPr>
-          <w:rFonts w:ascii="Times New Roman" w:hAnsi="Times New Roman" w:cs="Times New Roman"/>
-          <w:sz w:val="28"/>
-          <w:szCs w:val="28"/>
-        </w:rPr>
-        <w:t>2.</w:t>
-      </w:r>
-      <w:r>
-        <w:rPr>
-          <w:rFonts w:ascii="Times New Roman" w:hAnsi="Times New Roman" w:cs="Times New Roman"/>
-          <w:sz w:val="28"/>
-          <w:szCs w:val="28"/>
-        </w:rPr>
-        <w:t xml:space="preserve">2— Диаграмма поведения пользователя с ролью </w:t>
-      </w:r>
-      <w:r>
-        <w:rPr>
-          <w:rFonts w:ascii="Times New Roman" w:hAnsi="Times New Roman" w:cs="Times New Roman"/>
-          <w:sz w:val="28"/>
-          <w:szCs w:val="28"/>
-          <w:lang w:val="en-US"/>
-        </w:rPr>
-        <w:t>“</w:t>
-      </w:r>
-      <w:r>
-        <w:rPr>
-          <w:rFonts w:ascii="Times New Roman" w:hAnsi="Times New Roman" w:cs="Times New Roman"/>
-          <w:sz w:val="28"/>
-          <w:szCs w:val="28"/>
-        </w:rPr>
-        <w:t>Преподаватель</w:t>
-      </w:r>
-      <w:r>
-        <w:rPr>
-          <w:rFonts w:ascii="Times New Roman" w:hAnsi="Times New Roman" w:cs="Times New Roman"/>
-          <w:sz w:val="28"/>
-          <w:szCs w:val="28"/>
-          <w:lang w:val="en-US"/>
-        </w:rPr>
-        <w:t>”</w:t>
-      </w:r>
-    </w:p>
-    <w:p>
-      <w:pPr>
-        <w:spacing w:after="0" w:line="240" w:lineRule="auto"/>
-        <w:jc w:val="center"/>
-        <w:rPr>
-          <w:rFonts w:ascii="Times New Roman" w:eastAsia="Times New Roman" w:hAnsi="Times New Roman" w:cs="Times New Roman"/>
-          <w:kern w:val="0"/>
-          <w:sz w:val="24"/>
-          <w:szCs w:val="24"/>
-          <w:lang w:eastAsia="ru-RU"/>
-          <w14:ligatures w14:val="none"/>
-        </w:rPr>
-      </w:pPr>
-      <w:r>
-        <w:rPr>
-          <w:noProof/>
-          <w:lang w:eastAsia="ru-RU"/>
-        </w:rPr>
-        <w:lastRenderedPageBreak/>
-        <w:drawing>
-          <wp:inline distT="0" distB="0" distL="0" distR="0" wp14:anchorId="5566ADBA" wp14:editId="5F239EFF">
-            <wp:extent cx="5132705" cy="2587625"/>
-            <wp:effectExtent l="0" t="0" r="0" b="3175"/>
-            <wp:docPr id="4" name="Рисунок 4"/>
-            <wp:cNvGraphicFramePr>
-              <a:graphicFrameLocks xmlns:a="http://schemas.openxmlformats.org/drawingml/2006/main" noChangeAspect="1"/>
-            </wp:cNvGraphicFramePr>
-            <a:graphic xmlns:a="http://schemas.openxmlformats.org/drawingml/2006/main">
-              <a:graphicData uri="http://schemas.openxmlformats.org/drawingml/2006/picture">
-                <pic:pic xmlns:pic="http://schemas.openxmlformats.org/drawingml/2006/picture">
-                  <pic:nvPicPr>
-                    <pic:cNvPr id="0" name="Picture 15"/>
-                    <pic:cNvPicPr>
-                      <a:picLocks noChangeAspect="1" noChangeArrowheads="1"/>
-                    </pic:cNvPicPr>
-                  </pic:nvPicPr>
-                  <pic:blipFill>
-                    <a:blip r:embed="rId7">
-                      <a:extLst>
-                        <a:ext uri="{28A0092B-C50C-407E-A947-70E740481C1C}">
-                          <a14:useLocalDpi xmlns:a14="http://schemas.microsoft.com/office/drawing/2010/main" val="0"/>
-                        </a:ext>
-                      </a:extLst>
-                    </a:blip>
-                    <a:srcRect/>
-                    <a:stretch>
-                      <a:fillRect/>
-                    </a:stretch>
-                  </pic:blipFill>
-                  <pic:spPr bwMode="auto">
-                    <a:xfrm>
-                      <a:off x="0" y="0"/>
-                      <a:ext cx="5132705" cy="2587625"/>
-                    </a:xfrm>
-                    <a:prstGeom prst="rect">
-                      <a:avLst/>
-                    </a:prstGeom>
-                    <a:noFill/>
-                    <a:ln>
-                      <a:noFill/>
-                    </a:ln>
-                  </pic:spPr>
-                </pic:pic>
-              </a:graphicData>
-            </a:graphic>
-          </wp:inline>
-        </w:drawing>
-      </w:r>
-    </w:p>
-    <w:p>
-      <w:pPr>
-        <w:spacing w:before="240"/>
-        <w:jc w:val="center"/>
-        <w:rPr>
-          <w:rFonts w:ascii="Times New Roman" w:hAnsi="Times New Roman" w:cs="Times New Roman"/>
-          <w:sz w:val="28"/>
-          <w:szCs w:val="28"/>
-        </w:rPr>
-      </w:pPr>
-      <w:r>
-        <w:rPr>
-          <w:rFonts w:ascii="Times New Roman" w:hAnsi="Times New Roman" w:cs="Times New Roman"/>
-          <w:sz w:val="28"/>
-          <w:szCs w:val="28"/>
-        </w:rPr>
-        <w:t xml:space="preserve">Рисунок </w:t>
-      </w:r>
-      <w:r>
-        <w:rPr>
-          <w:rFonts w:ascii="Times New Roman" w:hAnsi="Times New Roman" w:cs="Times New Roman"/>
-          <w:sz w:val="28"/>
-          <w:szCs w:val="28"/>
-        </w:rPr>
-        <w:t>2.</w:t>
-      </w:r>
-      <w:r>
-        <w:rPr>
-          <w:rFonts w:ascii="Times New Roman" w:hAnsi="Times New Roman" w:cs="Times New Roman"/>
-          <w:sz w:val="28"/>
-          <w:szCs w:val="28"/>
-        </w:rPr>
-        <w:t>3</w:t>
-      </w:r>
-      <w:r>
-        <w:rPr>
-          <w:rFonts w:ascii="Times New Roman" w:hAnsi="Times New Roman" w:cs="Times New Roman"/>
-          <w:sz w:val="28"/>
-          <w:szCs w:val="28"/>
-        </w:rPr>
-        <w:t xml:space="preserve"> </w:t>
-      </w:r>
-      <w:r>
-        <w:rPr>
-          <w:rFonts w:ascii="Times New Roman" w:hAnsi="Times New Roman" w:cs="Times New Roman"/>
-          <w:sz w:val="28"/>
-          <w:szCs w:val="28"/>
-        </w:rPr>
-        <w:t xml:space="preserve">— Диаграмма поведения пользователя с ролью </w:t>
-      </w:r>
-      <w:r>
-        <w:rPr>
-          <w:rFonts w:ascii="Times New Roman" w:hAnsi="Times New Roman" w:cs="Times New Roman"/>
-          <w:sz w:val="28"/>
-          <w:szCs w:val="28"/>
-        </w:rPr>
-        <w:t>“</w:t>
-      </w:r>
-      <w:r>
-        <w:rPr>
-          <w:rFonts w:ascii="Times New Roman" w:hAnsi="Times New Roman" w:cs="Times New Roman"/>
-          <w:sz w:val="28"/>
-          <w:szCs w:val="28"/>
-        </w:rPr>
-        <w:t>Студент</w:t>
-      </w:r>
-      <w:r>
-        <w:rPr>
-          <w:rFonts w:ascii="Times New Roman" w:hAnsi="Times New Roman" w:cs="Times New Roman"/>
-          <w:sz w:val="28"/>
-          <w:szCs w:val="28"/>
-        </w:rPr>
-        <w:t>”</w:t>
+        <w:t xml:space="preserve">1 — Диаграмма поведения </w:t>
+      </w:r>
+      <w:r>
+        <w:rPr>
+          <w:rFonts w:ascii="Times New Roman" w:hAnsi="Times New Roman" w:cs="Times New Roman"/>
+          <w:sz w:val="28"/>
+          <w:szCs w:val="28"/>
+        </w:rPr>
+        <w:t>для пользователей с различными ролями</w:t>
       </w:r>
     </w:p>
     <w:p>
@@ -1418,6 +1176,18 @@
         <w:tab/>
         <w:t>Приведённые выше UML-диаграммы отражают роли пользователей системы и варианты их взаимодействия с основными функциями приложения. Они позволяют наглядно представить ключевые сценарии работы пользователей и используются на этапе проектирования для уточнения и формализации функциональных требований к разрабатываемой системе.</w:t>
       </w:r>
+      <w:r>
+        <w:rPr>
+          <w:rFonts w:ascii="Times New Roman" w:eastAsia="Times New Roman" w:hAnsi="Times New Roman" w:cs="Times New Roman"/>
+          <w:noProof/>
+          <w:kern w:val="0"/>
+          <w:sz w:val="28"/>
+          <w:szCs w:val="28"/>
+          <w:lang w:eastAsia="ru-RU"/>
+          <w14:ligatures w14:val="none"/>
+        </w:rPr>
+        <w:t xml:space="preserve"> </w:t>
+      </w:r>
     </w:p>
     <w:p>
       <w:pPr>
@@ -1504,7 +1274,7 @@
           <w:sz w:val="28"/>
           <w:szCs w:val="28"/>
         </w:rPr>
-        <w:t xml:space="preserve">На основе ранее разработанных диаграмм поведения была сформирована совокупность основных сущностей системы, отражающих структуру учебного процесса и взаимосвязи между его участниками. Выделенные объекты позволяют описать организационную структуру образовательного учреждения, состав преподавателей и студентов, а также элементы учебной деятельности. К числу ключевых сущностей относятся объекты, характеризующие организационную структуру университета, такие как факультеты и кафедры. Они используются для представления иерархии подразделений и распределения образовательных направлений. Отдельный блок сущностей связан с участниками учебного процесса. В него входят преподаватели и студенты, для которых система хранит необходимую информацию, позволяющую организовать образовательную деятельность и обеспечить доступ к соответствующим данным. Также в модели присутствуют сущности, описывающие образовательные программы и дисциплины, что позволяет структурировать учебные направления и закреплять за ними преподавателей. Дополнительные сущности отражают процессы контроля знаний и результатов обучения. Они используются для фиксации информации о проведении экзаменов и сохранения итогов их сдачи студентами. Таким образом, выделенные сущности формируют логическую основу системы и </w:t>
+        <w:t xml:space="preserve">На основе ранее разработанных диаграмм поведения была сформирована совокупность основных сущностей системы, отражающих структуру учебного процесса и взаимосвязи между его участниками. Выделенные объекты позволяют описать организационную структуру образовательного учреждения, состав преподавателей и студентов, а также </w:t>
       </w:r>
       <w:r>
         <w:rPr>
@@ -1513,7 +1283,7 @@
           <w:szCs w:val="28"/>
         </w:rPr>
         <w:lastRenderedPageBreak/>
-        <w:t>обеспечивают хранение и обработку информации, необходимой для организации и сопровождения учебного процесса.</w:t>
+        <w:t>элементы учебной деятельности. К числу ключевых сущностей относятся объекты, характеризующие организационную структуру университета, такие как факультеты и кафедры. Они используются для представления иерархии подразделений и распределения образовательных направлений. Отдельный блок сущностей связан с участниками учебного процесса. В него входят преподаватели и студенты, для которых система хранит необходимую информацию, позволяющую организовать образовательную деятельность и обеспечить доступ к соответствующим данным. Также в модели присутствуют сущности, описывающие образовательные программы и дисциплины, что позволяет структурировать учебные направления и закреплять за ними преподавателей. Дополнительные сущности отражают процессы контроля знаний и результатов обучения. Они используются для фиксации информации о проведении экзаменов и сохранения итогов их сдачи студентами. Таким образом, выделенные сущности формируют логическую основу системы и обеспечивают хранение и обработку информации, необходимой для организации и сопровождения учебного процесса.</w:t>
       </w:r>
       <w:r>
         <w:rPr>
@@ -1553,7 +1323,7 @@
           <w:sz w:val="28"/>
           <w:szCs w:val="28"/>
         </w:rPr>
-        <w:t xml:space="preserve">. </w:t>
+        <w:t xml:space="preserve"> </w:t>
       </w:r>
       <w:r>
         <w:rPr>
@@ -3300,6 +3070,7 @@
                 <w:sz w:val="28"/>
                 <w:szCs w:val="28"/>
               </w:rPr>
+              <w:lastRenderedPageBreak/>
               <w:t>Специальность</w:t>
             </w:r>
           </w:p>
@@ -3351,16 +3122,7 @@
                 <w:szCs w:val="28"/>
                 <w:lang w:val="en-US"/>
               </w:rPr>
-              <w:t>PK),specialty(UNIQUE),years_of_study</w:t>
-            </w:r>
-            <w:r>
-              <w:rPr>
-                <w:rFonts w:ascii="Times New Roman" w:hAnsi="Times New Roman"/>
-                <w:sz w:val="28"/>
-                <w:szCs w:val="28"/>
-                <w:lang w:val="en-US"/>
-              </w:rPr>
-              <w:t>,degree,pulpit_id(FK)</w:t>
+              <w:t>PK),specialty(UNIQUE),years_of_study,degree,pulpit_id(FK)</w:t>
             </w:r>
           </w:p>
         </w:tc>
@@ -3459,7 +3221,7 @@
           <w:sz w:val="28"/>
           <w:szCs w:val="28"/>
         </w:rPr>
-        <w:t>.1 содержит полное описание всех атрибутов сущностей с указанием ключевых полей, уникальных ограничений и внешних ключей. Эта информация служит основой для создания логической модели данных.</w:t>
+        <w:t xml:space="preserve">.1 содержит полное описание всех атрибутов сущностей с указанием ключевых полей, уникальных ограничений и внешних ключей. </w:t>
       </w:r>
     </w:p>
     <w:p>
@@ -3537,7 +3299,6 @@
           <w:sz w:val="28"/>
           <w:szCs w:val="28"/>
         </w:rPr>
-        <w:lastRenderedPageBreak/>
         <w:t>Кафедра и Преподаватель. Отношение «один ко многим». В рамках одной кафедры может работать множество преподавателей, однако каждый преподаватель закреплён за одной конкретной кафедрой.</w:t>
       </w:r>
     </w:p>
@@ -3698,7 +3459,6 @@
     <w:p>
       <w:pPr>
         <w:spacing w:before="360" w:after="240"/>
-        <w:ind w:firstLine="567"/>
         <w:rPr>
           <w:rFonts w:ascii="Times New Roman" w:hAnsi="Times New Roman" w:cs="Times New Roman"/>
           <w:b/>
@@ -4073,6 +3833,7 @@
                 <w:szCs w:val="28"/>
                 <w:lang w:val="en-US"/>
               </w:rPr>
+              <w:lastRenderedPageBreak/>
               <w:t>Student_id</w:t>
             </w:r>
             <w:proofErr w:type="spellEnd"/>
@@ -4918,7 +4679,6 @@
           <w:sz w:val="28"/>
           <w:szCs w:val="28"/>
         </w:rPr>
-        <w:lastRenderedPageBreak/>
         <w:t xml:space="preserve">Таблица </w:t>
       </w:r>
       <w:r>
@@ -6800,6 +6560,7 @@
                 <w:sz w:val="28"/>
                 <w:szCs w:val="28"/>
               </w:rPr>
+              <w:lastRenderedPageBreak/>
               <w:t>Поле</w:t>
             </w:r>
           </w:p>
@@ -7496,7 +7257,6 @@
           <w:sz w:val="28"/>
           <w:szCs w:val="28"/>
         </w:rPr>
-        <w:lastRenderedPageBreak/>
         <w:t xml:space="preserve">Таблица </w:t>
       </w:r>
       <w:r>
@@ -9022,6 +8782,7 @@
           <w:sz w:val="28"/>
           <w:szCs w:val="28"/>
         </w:rPr>
+        <w:lastRenderedPageBreak/>
         <w:t xml:space="preserve">Таблица </w:t>
       </w:r>
       <w:r>
@@ -9853,7 +9614,6 @@
           <w:sz w:val="28"/>
           <w:szCs w:val="28"/>
         </w:rPr>
-        <w:lastRenderedPageBreak/>
         <w:t xml:space="preserve">Таблица </w:t>
       </w:r>
       <w:r>
@@ -11473,6 +11233,7 @@
                 <w:szCs w:val="28"/>
                 <w:lang w:val="en-US"/>
               </w:rPr>
+              <w:lastRenderedPageBreak/>
               <w:t>Teacher_id</w:t>
             </w:r>
             <w:proofErr w:type="spellEnd"/>
@@ -11708,6 +11469,7 @@
       <w:pPr>
         <w:spacing w:before="240"/>
         <w:ind w:firstLine="720"/>
+        <w:jc w:val="both"/>
         <w:rPr>
           <w:rFonts w:ascii="Times New Roman" w:hAnsi="Times New Roman" w:cs="Times New Roman"/>
           <w:sz w:val="28"/>
@@ -11792,19 +11554,44 @@
           <w:rFonts w:ascii="Times New Roman" w:hAnsi="Times New Roman" w:cs="Times New Roman"/>
           <w:sz w:val="28"/>
           <w:szCs w:val="28"/>
-        </w:rPr>
-      </w:pPr>
-      <w:r>
-        <w:rPr>
+          <w:lang w:val="en-US"/>
+        </w:rPr>
+      </w:pPr>
+    </w:p>
+    <w:p>
+      <w:pPr>
+        <w:spacing w:after="240"/>
+        <w:jc w:val="center"/>
+        <w:rPr>
+          <w:rFonts w:ascii="Times New Roman" w:hAnsi="Times New Roman" w:cs="Times New Roman"/>
+          <w:sz w:val="28"/>
+          <w:szCs w:val="28"/>
+          <w:lang w:val="en-US"/>
+        </w:rPr>
+      </w:pPr>
+    </w:p>
+    <w:p>
+      <w:pPr>
+        <w:spacing w:before="240"/>
+        <w:jc w:val="center"/>
+        <w:rPr>
+          <w:rFonts w:ascii="Times New Roman" w:hAnsi="Times New Roman" w:cs="Times New Roman"/>
+          <w:sz w:val="28"/>
+          <w:szCs w:val="28"/>
+        </w:rPr>
+      </w:pPr>
+      <w:r>
+        <w:rPr>
+          <w:rFonts w:ascii="Times New Roman" w:hAnsi="Times New Roman" w:cs="Times New Roman"/>
           <w:noProof/>
-          <w:lang w:eastAsia="ru-RU"/>
-        </w:rPr>
-        <w:lastRenderedPageBreak/>
+          <w:sz w:val="28"/>
+          <w:szCs w:val="28"/>
+        </w:rPr>
         <w:drawing>
-          <wp:inline distT="0" distB="0" distL="0" distR="0" wp14:anchorId="2F7ED609" wp14:editId="615C8944">
-            <wp:extent cx="5581650" cy="4616869"/>
+          <wp:inline distT="0" distB="0" distL="0" distR="0" wp14:anchorId="32DA1F90" wp14:editId="0E371990">
+            <wp:extent cx="5376731" cy="4686300"/>
             <wp:effectExtent l="0" t="0" r="0" b="0"/>
-            <wp:docPr id="5" name="Рисунок 5"/>
+            <wp:docPr id="11" name="Рисунок 11"/>
             <wp:cNvGraphicFramePr>
               <a:graphicFrameLocks xmlns:a="http://schemas.openxmlformats.org/drawingml/2006/main" noChangeAspect="1"/>
             </wp:cNvGraphicFramePr>
@@ -11812,13 +11599,13 @@
               <a:graphicData uri="http://schemas.openxmlformats.org/drawingml/2006/picture">
                 <pic:pic xmlns:pic="http://schemas.openxmlformats.org/drawingml/2006/picture">
                   <pic:nvPicPr>
-                    <pic:cNvPr id="0" name="Picture 17"/>
+                    <pic:cNvPr id="0" name="Picture 11"/>
                     <pic:cNvPicPr>
                       <a:picLocks noChangeAspect="1" noChangeArrowheads="1"/>
                     </pic:cNvPicPr>
                   </pic:nvPicPr>
                   <pic:blipFill>
-                    <a:blip r:embed="rId8">
+                    <a:blip r:embed="rId6" cstate="print">
                       <a:extLst>
                         <a:ext uri="{28A0092B-C50C-407E-A947-70E740481C1C}">
                           <a14:useLocalDpi xmlns:a14="http://schemas.microsoft.com/office/drawing/2010/main" val="0"/>
@@ -11833,7 +11620,7 @@
                   <pic:spPr bwMode="auto">
                     <a:xfrm>
                       <a:off x="0" y="0"/>
-                      <a:ext cx="5584419" cy="4619159"/>
+                      <a:ext cx="5377544" cy="4687009"/>
                     </a:xfrm>
                     <a:prstGeom prst="rect">
                       <a:avLst/>
@@ -11849,33 +11636,909 @@
           </wp:inline>
         </w:drawing>
       </w:r>
+      <w:r>
+        <w:rPr>
+          <w:rFonts w:ascii="Times New Roman" w:hAnsi="Times New Roman" w:cs="Times New Roman"/>
+          <w:sz w:val="28"/>
+          <w:szCs w:val="28"/>
+        </w:rPr>
+        <w:t>Рисунок 7.1— Логическая схема базы данных</w:t>
+      </w:r>
     </w:p>
     <w:p>
       <w:pPr>
-        <w:spacing w:before="240"/>
-        <w:jc w:val="center"/>
-        <w:rPr>
-          <w:rFonts w:ascii="Times New Roman" w:hAnsi="Times New Roman" w:cs="Times New Roman"/>
-          <w:sz w:val="28"/>
-          <w:szCs w:val="28"/>
-        </w:rPr>
-      </w:pPr>
-      <w:r>
-        <w:rPr>
-          <w:rFonts w:ascii="Times New Roman" w:hAnsi="Times New Roman" w:cs="Times New Roman"/>
-          <w:sz w:val="28"/>
-          <w:szCs w:val="28"/>
-        </w:rPr>
-        <w:t>Рисунок 7.1— Логическая схема базы данных</w:t>
+        <w:spacing w:before="360" w:after="240"/>
+        <w:ind w:firstLine="567"/>
+        <w:rPr>
+          <w:rFonts w:ascii="Times New Roman" w:hAnsi="Times New Roman" w:cs="Times New Roman"/>
+          <w:b/>
+          <w:sz w:val="28"/>
+          <w:szCs w:val="28"/>
+        </w:rPr>
+      </w:pPr>
+      <w:r>
+        <w:rPr>
+          <w:rFonts w:ascii="Times New Roman" w:hAnsi="Times New Roman" w:cs="Times New Roman"/>
+          <w:b/>
+          <w:sz w:val="28"/>
+          <w:szCs w:val="28"/>
+        </w:rPr>
+        <w:lastRenderedPageBreak/>
+        <w:t xml:space="preserve">8 Проверка логической схемы </w:t>
+      </w:r>
+      <w:r>
+        <w:rPr>
+          <w:rFonts w:ascii="Times New Roman" w:hAnsi="Times New Roman" w:cs="Times New Roman"/>
+          <w:b/>
+          <w:sz w:val="28"/>
+          <w:szCs w:val="28"/>
+        </w:rPr>
+        <w:t>базы данных</w:t>
       </w:r>
     </w:p>
     <w:p>
       <w:pPr>
+        <w:spacing w:before="360" w:after="0"/>
+        <w:ind w:firstLine="567"/>
+        <w:jc w:val="both"/>
+        <w:rPr>
+          <w:lang w:val="en-US"/>
+        </w:rPr>
+      </w:pPr>
+      <w:r>
+        <w:rPr>
+          <w:rFonts w:ascii="Times New Roman" w:hAnsi="Times New Roman" w:cs="Times New Roman"/>
+          <w:bCs/>
+          <w:sz w:val="28"/>
+          <w:szCs w:val="28"/>
+        </w:rPr>
+        <w:t xml:space="preserve">Все таблицы разработанной базы данных в целом удовлетворяют требованиям первой нормальной формы, поскольку атрибуты имеют атомарный характер и не содержат повторяющихся групп. Например, в таблицах </w:t>
+      </w:r>
+      <w:proofErr w:type="spellStart"/>
+      <w:r>
+        <w:rPr>
+          <w:rFonts w:ascii="Times New Roman" w:hAnsi="Times New Roman" w:cs="Times New Roman"/>
+          <w:bCs/>
+          <w:sz w:val="28"/>
+          <w:szCs w:val="28"/>
+        </w:rPr>
+        <w:t>Student</w:t>
+      </w:r>
+      <w:proofErr w:type="spellEnd"/>
+      <w:r>
+        <w:rPr>
+          <w:rFonts w:ascii="Times New Roman" w:hAnsi="Times New Roman" w:cs="Times New Roman"/>
+          <w:bCs/>
+          <w:sz w:val="28"/>
+          <w:szCs w:val="28"/>
+        </w:rPr>
+        <w:t xml:space="preserve">, </w:t>
+      </w:r>
+      <w:proofErr w:type="spellStart"/>
+      <w:r>
+        <w:rPr>
+          <w:rFonts w:ascii="Times New Roman" w:hAnsi="Times New Roman" w:cs="Times New Roman"/>
+          <w:bCs/>
+          <w:sz w:val="28"/>
+          <w:szCs w:val="28"/>
+        </w:rPr>
+        <w:t>Teachers</w:t>
+      </w:r>
+      <w:proofErr w:type="spellEnd"/>
+      <w:r>
+        <w:rPr>
+          <w:rFonts w:ascii="Times New Roman" w:hAnsi="Times New Roman" w:cs="Times New Roman"/>
+          <w:bCs/>
+          <w:sz w:val="28"/>
+          <w:szCs w:val="28"/>
+        </w:rPr>
+        <w:t xml:space="preserve">, </w:t>
+      </w:r>
+      <w:proofErr w:type="spellStart"/>
+      <w:r>
+        <w:rPr>
+          <w:rFonts w:ascii="Times New Roman" w:hAnsi="Times New Roman" w:cs="Times New Roman"/>
+          <w:bCs/>
+          <w:sz w:val="28"/>
+          <w:szCs w:val="28"/>
+        </w:rPr>
+        <w:t>Faculty</w:t>
+      </w:r>
+      <w:proofErr w:type="spellEnd"/>
+      <w:r>
+        <w:rPr>
+          <w:rFonts w:ascii="Times New Roman" w:hAnsi="Times New Roman" w:cs="Times New Roman"/>
+          <w:bCs/>
+          <w:sz w:val="28"/>
+          <w:szCs w:val="28"/>
+        </w:rPr>
+        <w:t xml:space="preserve"> и других каждое поле хранит одно значение: идентификаторы, наименования, числовые параметры. Уникальность записей обеспечивается первичными </w:t>
+      </w:r>
+      <w:proofErr w:type="gramStart"/>
+      <w:r>
+        <w:rPr>
+          <w:rFonts w:ascii="Times New Roman" w:hAnsi="Times New Roman" w:cs="Times New Roman"/>
+          <w:bCs/>
+          <w:sz w:val="28"/>
+          <w:szCs w:val="28"/>
+        </w:rPr>
+        <w:t>ключами .</w:t>
+      </w:r>
+      <w:proofErr w:type="gramEnd"/>
+      <w:r>
+        <w:rPr>
+          <w:rFonts w:ascii="Times New Roman" w:hAnsi="Times New Roman" w:cs="Times New Roman"/>
+          <w:bCs/>
+          <w:sz w:val="28"/>
+          <w:szCs w:val="28"/>
+        </w:rPr>
+        <w:t xml:space="preserve"> Однако уже на этом уровне можно отметить элементы </w:t>
+      </w:r>
+      <w:proofErr w:type="spellStart"/>
+      <w:r>
+        <w:rPr>
+          <w:rFonts w:ascii="Times New Roman" w:hAnsi="Times New Roman" w:cs="Times New Roman"/>
+          <w:bCs/>
+          <w:sz w:val="28"/>
+          <w:szCs w:val="28"/>
+        </w:rPr>
+        <w:t>денормализации</w:t>
+      </w:r>
+      <w:proofErr w:type="spellEnd"/>
+      <w:r>
+        <w:rPr>
+          <w:rFonts w:ascii="Times New Roman" w:hAnsi="Times New Roman" w:cs="Times New Roman"/>
+          <w:bCs/>
+          <w:sz w:val="28"/>
+          <w:szCs w:val="28"/>
+        </w:rPr>
+        <w:t xml:space="preserve">: атрибуты, содержащие ФИО, представлены в виде одной строки, хотя с точки зрения строгой нормализации их целесообразно было бы декомпозировать на отдельные поля (фамилия, имя, отчество). Аналогично, поле </w:t>
+      </w:r>
+      <w:r>
+        <w:rPr>
+          <w:rFonts w:ascii="Times New Roman" w:hAnsi="Times New Roman" w:cs="Times New Roman"/>
+          <w:bCs/>
+          <w:sz w:val="28"/>
+          <w:szCs w:val="28"/>
+          <w:lang w:val="en-US"/>
+        </w:rPr>
+        <w:t>e</w:t>
+      </w:r>
+      <w:proofErr w:type="spellStart"/>
+      <w:r>
+        <w:rPr>
+          <w:rFonts w:ascii="Times New Roman" w:hAnsi="Times New Roman" w:cs="Times New Roman"/>
+          <w:bCs/>
+          <w:sz w:val="28"/>
+          <w:szCs w:val="28"/>
+        </w:rPr>
+        <w:t>xam_date</w:t>
+      </w:r>
+      <w:proofErr w:type="spellEnd"/>
+      <w:r>
+        <w:rPr>
+          <w:rFonts w:ascii="Times New Roman" w:hAnsi="Times New Roman" w:cs="Times New Roman"/>
+          <w:bCs/>
+          <w:sz w:val="28"/>
+          <w:szCs w:val="28"/>
+        </w:rPr>
+        <w:t xml:space="preserve"> хранит дату и время в одном атрибуте, что также можно рассматривать как составн</w:t>
+      </w:r>
+      <w:r>
+        <w:rPr>
+          <w:rFonts w:ascii="Times New Roman" w:hAnsi="Times New Roman" w:cs="Times New Roman"/>
+          <w:bCs/>
+          <w:sz w:val="28"/>
+          <w:szCs w:val="28"/>
+        </w:rPr>
+        <w:t>ые</w:t>
+      </w:r>
+      <w:r>
+        <w:rPr>
+          <w:rFonts w:ascii="Times New Roman" w:hAnsi="Times New Roman" w:cs="Times New Roman"/>
+          <w:bCs/>
+          <w:sz w:val="28"/>
+          <w:szCs w:val="28"/>
+        </w:rPr>
+        <w:t xml:space="preserve"> значени</w:t>
+      </w:r>
+      <w:r>
+        <w:rPr>
+          <w:rFonts w:ascii="Times New Roman" w:hAnsi="Times New Roman" w:cs="Times New Roman"/>
+          <w:bCs/>
+          <w:sz w:val="28"/>
+          <w:szCs w:val="28"/>
+        </w:rPr>
+        <w:t>я</w:t>
+      </w:r>
+      <w:r>
+        <w:rPr>
+          <w:rFonts w:ascii="Times New Roman" w:hAnsi="Times New Roman" w:cs="Times New Roman"/>
+          <w:bCs/>
+          <w:sz w:val="28"/>
+          <w:szCs w:val="28"/>
+        </w:rPr>
+        <w:t>.</w:t>
+      </w:r>
+      <w:r>
+        <w:t xml:space="preserve"> </w:t>
+      </w:r>
+    </w:p>
+    <w:p>
+      <w:pPr>
+        <w:spacing w:after="0"/>
+        <w:ind w:firstLine="567"/>
+        <w:jc w:val="both"/>
+        <w:rPr>
+          <w:rFonts w:ascii="Times New Roman" w:hAnsi="Times New Roman" w:cs="Times New Roman"/>
+          <w:bCs/>
+          <w:sz w:val="28"/>
+          <w:szCs w:val="28"/>
+          <w:lang w:val="en-US"/>
+        </w:rPr>
+      </w:pPr>
+      <w:r>
+        <w:rPr>
+          <w:rFonts w:ascii="Times New Roman" w:hAnsi="Times New Roman" w:cs="Times New Roman"/>
+          <w:bCs/>
+          <w:sz w:val="28"/>
+          <w:szCs w:val="28"/>
+        </w:rPr>
+        <w:t>Схема соответствует второй нормальной форме, так как большинство таблиц используют простые первичные ключи, и неключевые атрибуты полностью функционально зависят от них. Например</w:t>
+      </w:r>
+      <w:r>
+        <w:rPr>
+          <w:rFonts w:ascii="Times New Roman" w:hAnsi="Times New Roman" w:cs="Times New Roman"/>
+          <w:bCs/>
+          <w:sz w:val="28"/>
+          <w:szCs w:val="28"/>
+          <w:lang w:val="en-US"/>
+        </w:rPr>
+        <w:t xml:space="preserve">, </w:t>
+      </w:r>
+      <w:r>
+        <w:rPr>
+          <w:rFonts w:ascii="Times New Roman" w:hAnsi="Times New Roman" w:cs="Times New Roman"/>
+          <w:bCs/>
+          <w:sz w:val="28"/>
+          <w:szCs w:val="28"/>
+        </w:rPr>
+        <w:t>в</w:t>
+      </w:r>
+      <w:r>
+        <w:rPr>
+          <w:rFonts w:ascii="Times New Roman" w:hAnsi="Times New Roman" w:cs="Times New Roman"/>
+          <w:bCs/>
+          <w:sz w:val="28"/>
+          <w:szCs w:val="28"/>
+          <w:lang w:val="en-US"/>
+        </w:rPr>
+        <w:t xml:space="preserve"> </w:t>
+      </w:r>
+      <w:r>
+        <w:rPr>
+          <w:rFonts w:ascii="Times New Roman" w:hAnsi="Times New Roman" w:cs="Times New Roman"/>
+          <w:bCs/>
+          <w:sz w:val="28"/>
+          <w:szCs w:val="28"/>
+        </w:rPr>
+        <w:t>таблице</w:t>
+      </w:r>
+      <w:r>
+        <w:rPr>
+          <w:rFonts w:ascii="Times New Roman" w:hAnsi="Times New Roman" w:cs="Times New Roman"/>
+          <w:bCs/>
+          <w:sz w:val="28"/>
+          <w:szCs w:val="28"/>
+          <w:lang w:val="en-US"/>
+        </w:rPr>
+        <w:t xml:space="preserve"> Exams </w:t>
+      </w:r>
+      <w:r>
+        <w:rPr>
+          <w:rFonts w:ascii="Times New Roman" w:hAnsi="Times New Roman" w:cs="Times New Roman"/>
+          <w:bCs/>
+          <w:sz w:val="28"/>
+          <w:szCs w:val="28"/>
+        </w:rPr>
+        <w:t>атрибуты</w:t>
+      </w:r>
+      <w:r>
+        <w:rPr>
+          <w:rFonts w:ascii="Times New Roman" w:hAnsi="Times New Roman" w:cs="Times New Roman"/>
+          <w:bCs/>
+          <w:sz w:val="28"/>
+          <w:szCs w:val="28"/>
+          <w:lang w:val="en-US"/>
+        </w:rPr>
+        <w:t xml:space="preserve"> </w:t>
+      </w:r>
+      <w:proofErr w:type="spellStart"/>
+      <w:r>
+        <w:rPr>
+          <w:rFonts w:ascii="Times New Roman" w:hAnsi="Times New Roman" w:cs="Times New Roman"/>
+          <w:bCs/>
+          <w:sz w:val="28"/>
+          <w:szCs w:val="28"/>
+          <w:lang w:val="en-US"/>
+        </w:rPr>
+        <w:t>Exam_date</w:t>
+      </w:r>
+      <w:proofErr w:type="spellEnd"/>
+      <w:r>
+        <w:rPr>
+          <w:rFonts w:ascii="Times New Roman" w:hAnsi="Times New Roman" w:cs="Times New Roman"/>
+          <w:bCs/>
+          <w:sz w:val="28"/>
+          <w:szCs w:val="28"/>
+          <w:lang w:val="en-US"/>
+        </w:rPr>
+        <w:t xml:space="preserve">, </w:t>
+      </w:r>
+      <w:proofErr w:type="spellStart"/>
+      <w:r>
+        <w:rPr>
+          <w:rFonts w:ascii="Times New Roman" w:hAnsi="Times New Roman" w:cs="Times New Roman"/>
+          <w:bCs/>
+          <w:sz w:val="28"/>
+          <w:szCs w:val="28"/>
+          <w:lang w:val="en-US"/>
+        </w:rPr>
+        <w:t>Exam_auditorium</w:t>
+      </w:r>
+      <w:proofErr w:type="spellEnd"/>
+      <w:r>
+        <w:rPr>
+          <w:rFonts w:ascii="Times New Roman" w:hAnsi="Times New Roman" w:cs="Times New Roman"/>
+          <w:bCs/>
+          <w:sz w:val="28"/>
+          <w:szCs w:val="28"/>
+          <w:lang w:val="en-US"/>
+        </w:rPr>
+        <w:t xml:space="preserve">, </w:t>
+      </w:r>
+      <w:proofErr w:type="spellStart"/>
+      <w:r>
+        <w:rPr>
+          <w:rFonts w:ascii="Times New Roman" w:hAnsi="Times New Roman" w:cs="Times New Roman"/>
+          <w:bCs/>
+          <w:sz w:val="28"/>
+          <w:szCs w:val="28"/>
+          <w:lang w:val="en-US"/>
+        </w:rPr>
+        <w:t>Teacher_id</w:t>
+      </w:r>
+      <w:proofErr w:type="spellEnd"/>
+      <w:r>
+        <w:rPr>
+          <w:rFonts w:ascii="Times New Roman" w:hAnsi="Times New Roman" w:cs="Times New Roman"/>
+          <w:bCs/>
+          <w:sz w:val="28"/>
+          <w:szCs w:val="28"/>
+          <w:lang w:val="en-US"/>
+        </w:rPr>
+        <w:t xml:space="preserve">, </w:t>
+      </w:r>
+      <w:proofErr w:type="spellStart"/>
+      <w:r>
+        <w:rPr>
+          <w:rFonts w:ascii="Times New Roman" w:hAnsi="Times New Roman" w:cs="Times New Roman"/>
+          <w:bCs/>
+          <w:sz w:val="28"/>
+          <w:szCs w:val="28"/>
+          <w:lang w:val="en-US"/>
+        </w:rPr>
+        <w:t>Subject_id</w:t>
+      </w:r>
+      <w:proofErr w:type="spellEnd"/>
+      <w:r>
+        <w:rPr>
+          <w:rFonts w:ascii="Times New Roman" w:hAnsi="Times New Roman" w:cs="Times New Roman"/>
+          <w:bCs/>
+          <w:sz w:val="28"/>
+          <w:szCs w:val="28"/>
+          <w:lang w:val="en-US"/>
+        </w:rPr>
+        <w:t xml:space="preserve"> </w:t>
+      </w:r>
+      <w:r>
+        <w:rPr>
+          <w:rFonts w:ascii="Times New Roman" w:hAnsi="Times New Roman" w:cs="Times New Roman"/>
+          <w:bCs/>
+          <w:sz w:val="28"/>
+          <w:szCs w:val="28"/>
+        </w:rPr>
+        <w:t>зависят</w:t>
+      </w:r>
+      <w:r>
+        <w:rPr>
+          <w:rFonts w:ascii="Times New Roman" w:hAnsi="Times New Roman" w:cs="Times New Roman"/>
+          <w:bCs/>
+          <w:sz w:val="28"/>
+          <w:szCs w:val="28"/>
+          <w:lang w:val="en-US"/>
+        </w:rPr>
+        <w:t xml:space="preserve"> </w:t>
+      </w:r>
+      <w:r>
+        <w:rPr>
+          <w:rFonts w:ascii="Times New Roman" w:hAnsi="Times New Roman" w:cs="Times New Roman"/>
+          <w:bCs/>
+          <w:sz w:val="28"/>
+          <w:szCs w:val="28"/>
+        </w:rPr>
+        <w:t>от</w:t>
+      </w:r>
+      <w:r>
+        <w:rPr>
+          <w:rFonts w:ascii="Times New Roman" w:hAnsi="Times New Roman" w:cs="Times New Roman"/>
+          <w:bCs/>
+          <w:sz w:val="28"/>
+          <w:szCs w:val="28"/>
+          <w:lang w:val="en-US"/>
+        </w:rPr>
+        <w:t xml:space="preserve"> </w:t>
+      </w:r>
+      <w:proofErr w:type="spellStart"/>
+      <w:r>
+        <w:rPr>
+          <w:rFonts w:ascii="Times New Roman" w:hAnsi="Times New Roman" w:cs="Times New Roman"/>
+          <w:bCs/>
+          <w:sz w:val="28"/>
+          <w:szCs w:val="28"/>
+          <w:lang w:val="en-US"/>
+        </w:rPr>
+        <w:t>Exam_id</w:t>
+      </w:r>
+      <w:proofErr w:type="spellEnd"/>
+      <w:r>
+        <w:rPr>
+          <w:rFonts w:ascii="Times New Roman" w:hAnsi="Times New Roman" w:cs="Times New Roman"/>
+          <w:bCs/>
+          <w:sz w:val="28"/>
+          <w:szCs w:val="28"/>
+          <w:lang w:val="en-US"/>
+        </w:rPr>
+        <w:t xml:space="preserve">. </w:t>
+      </w:r>
+      <w:r>
+        <w:rPr>
+          <w:rFonts w:ascii="Times New Roman" w:hAnsi="Times New Roman" w:cs="Times New Roman"/>
+          <w:bCs/>
+          <w:sz w:val="28"/>
+          <w:szCs w:val="28"/>
+        </w:rPr>
+        <w:t xml:space="preserve">В таблице </w:t>
+      </w:r>
+      <w:proofErr w:type="spellStart"/>
+      <w:r>
+        <w:rPr>
+          <w:rFonts w:ascii="Times New Roman" w:hAnsi="Times New Roman" w:cs="Times New Roman"/>
+          <w:bCs/>
+          <w:sz w:val="28"/>
+          <w:szCs w:val="28"/>
+        </w:rPr>
+        <w:t>Grades</w:t>
+      </w:r>
+      <w:proofErr w:type="spellEnd"/>
+      <w:r>
+        <w:rPr>
+          <w:rFonts w:ascii="Times New Roman" w:hAnsi="Times New Roman" w:cs="Times New Roman"/>
+          <w:bCs/>
+          <w:sz w:val="28"/>
+          <w:szCs w:val="28"/>
+        </w:rPr>
+        <w:t xml:space="preserve"> значение </w:t>
+      </w:r>
+      <w:proofErr w:type="spellStart"/>
+      <w:r>
+        <w:rPr>
+          <w:rFonts w:ascii="Times New Roman" w:hAnsi="Times New Roman" w:cs="Times New Roman"/>
+          <w:bCs/>
+          <w:sz w:val="28"/>
+          <w:szCs w:val="28"/>
+        </w:rPr>
+        <w:t>Grade</w:t>
+      </w:r>
+      <w:proofErr w:type="spellEnd"/>
+      <w:r>
+        <w:rPr>
+          <w:rFonts w:ascii="Times New Roman" w:hAnsi="Times New Roman" w:cs="Times New Roman"/>
+          <w:bCs/>
+          <w:sz w:val="28"/>
+          <w:szCs w:val="28"/>
+        </w:rPr>
+        <w:t xml:space="preserve"> определяется комбинацией сущностей через ключ </w:t>
+      </w:r>
+      <w:proofErr w:type="spellStart"/>
+      <w:r>
+        <w:rPr>
+          <w:rFonts w:ascii="Times New Roman" w:hAnsi="Times New Roman" w:cs="Times New Roman"/>
+          <w:bCs/>
+          <w:sz w:val="28"/>
+          <w:szCs w:val="28"/>
+        </w:rPr>
+        <w:t>Grade_id</w:t>
+      </w:r>
+      <w:proofErr w:type="spellEnd"/>
+      <w:r>
+        <w:rPr>
+          <w:rFonts w:ascii="Times New Roman" w:hAnsi="Times New Roman" w:cs="Times New Roman"/>
+          <w:bCs/>
+          <w:sz w:val="28"/>
+          <w:szCs w:val="28"/>
+        </w:rPr>
+        <w:t xml:space="preserve">. Таблицы связей </w:t>
+      </w:r>
+      <w:proofErr w:type="spellStart"/>
+      <w:r>
+        <w:rPr>
+          <w:rFonts w:ascii="Times New Roman" w:hAnsi="Times New Roman" w:cs="Times New Roman"/>
+          <w:bCs/>
+          <w:sz w:val="28"/>
+          <w:szCs w:val="28"/>
+        </w:rPr>
+        <w:t>Student_Exam</w:t>
+      </w:r>
+      <w:proofErr w:type="spellEnd"/>
+      <w:r>
+        <w:rPr>
+          <w:rFonts w:ascii="Times New Roman" w:hAnsi="Times New Roman" w:cs="Times New Roman"/>
+          <w:bCs/>
+          <w:sz w:val="28"/>
+          <w:szCs w:val="28"/>
+        </w:rPr>
+        <w:t xml:space="preserve"> и </w:t>
+      </w:r>
+      <w:proofErr w:type="spellStart"/>
+      <w:r>
+        <w:rPr>
+          <w:rFonts w:ascii="Times New Roman" w:hAnsi="Times New Roman" w:cs="Times New Roman"/>
+          <w:bCs/>
+          <w:sz w:val="28"/>
+          <w:szCs w:val="28"/>
+        </w:rPr>
+        <w:t>Teacher_Subject</w:t>
+      </w:r>
+      <w:proofErr w:type="spellEnd"/>
+      <w:r>
+        <w:rPr>
+          <w:rFonts w:ascii="Times New Roman" w:hAnsi="Times New Roman" w:cs="Times New Roman"/>
+          <w:bCs/>
+          <w:sz w:val="28"/>
+          <w:szCs w:val="28"/>
+        </w:rPr>
+        <w:t xml:space="preserve"> корректно реализуют связи «многие ко многим» через составные ключи. </w:t>
+      </w:r>
+    </w:p>
+    <w:p>
+      <w:pPr>
+        <w:spacing w:after="0"/>
+        <w:ind w:firstLine="567"/>
+        <w:jc w:val="both"/>
+        <w:rPr>
+          <w:rFonts w:ascii="Times New Roman" w:hAnsi="Times New Roman" w:cs="Times New Roman"/>
+          <w:bCs/>
+          <w:sz w:val="28"/>
+          <w:szCs w:val="28"/>
+          <w:lang w:val="en-US"/>
+        </w:rPr>
+      </w:pPr>
+      <w:r>
+        <w:rPr>
+          <w:rFonts w:ascii="Times New Roman" w:hAnsi="Times New Roman" w:cs="Times New Roman"/>
+          <w:bCs/>
+          <w:sz w:val="28"/>
+          <w:szCs w:val="28"/>
+        </w:rPr>
+        <w:t>Требования третьей нормальной формы</w:t>
+      </w:r>
+      <w:r>
+        <w:rPr>
+          <w:rFonts w:ascii="Times New Roman" w:hAnsi="Times New Roman" w:cs="Times New Roman"/>
+          <w:bCs/>
+          <w:sz w:val="28"/>
+          <w:szCs w:val="28"/>
+        </w:rPr>
+        <w:t xml:space="preserve"> </w:t>
+      </w:r>
+      <w:r>
+        <w:rPr>
+          <w:rFonts w:ascii="Times New Roman" w:hAnsi="Times New Roman" w:cs="Times New Roman"/>
+          <w:bCs/>
+          <w:sz w:val="28"/>
+          <w:szCs w:val="28"/>
+        </w:rPr>
+        <w:t>соблюдены, поскольку транзитивные зависимости между неключевыми атрибутами сведены к минимуму за счёт разнесения сущностей по отдельным таблицам. Например, информация о факультетах, кафедрах, преподавателях и специальностях хранится раздельно и связывается через внешние ключи. Это соответствует связям «один ко многим»</w:t>
+      </w:r>
+      <w:r>
+        <w:rPr>
+          <w:rFonts w:ascii="Times New Roman" w:hAnsi="Times New Roman" w:cs="Times New Roman"/>
+          <w:bCs/>
+          <w:sz w:val="28"/>
+          <w:szCs w:val="28"/>
+        </w:rPr>
+        <w:t xml:space="preserve">. </w:t>
+      </w:r>
+    </w:p>
+    <w:p>
+      <w:pPr>
+        <w:spacing w:after="0"/>
+        <w:ind w:firstLine="567"/>
+        <w:jc w:val="both"/>
+        <w:rPr>
+          <w:rFonts w:ascii="Times New Roman" w:hAnsi="Times New Roman" w:cs="Times New Roman"/>
+          <w:bCs/>
+          <w:sz w:val="28"/>
+          <w:szCs w:val="28"/>
+        </w:rPr>
+      </w:pPr>
+      <w:r>
+        <w:rPr>
+          <w:rFonts w:ascii="Times New Roman" w:hAnsi="Times New Roman" w:cs="Times New Roman"/>
+          <w:bCs/>
+          <w:sz w:val="28"/>
+          <w:szCs w:val="28"/>
+        </w:rPr>
+        <w:t>С точки зрения 4НФ</w:t>
+      </w:r>
+      <w:r>
+        <w:rPr>
+          <w:rFonts w:ascii="Times New Roman" w:hAnsi="Times New Roman" w:cs="Times New Roman"/>
+          <w:bCs/>
+          <w:sz w:val="28"/>
+          <w:szCs w:val="28"/>
+        </w:rPr>
+        <w:t xml:space="preserve">, </w:t>
+      </w:r>
+      <w:r>
+        <w:rPr>
+          <w:rFonts w:ascii="Times New Roman" w:hAnsi="Times New Roman" w:cs="Times New Roman"/>
+          <w:bCs/>
+          <w:sz w:val="28"/>
+          <w:szCs w:val="28"/>
+        </w:rPr>
+        <w:t>структура</w:t>
+      </w:r>
+      <w:r>
+        <w:rPr>
+          <w:rFonts w:ascii="Times New Roman" w:hAnsi="Times New Roman" w:cs="Times New Roman"/>
+          <w:bCs/>
+          <w:sz w:val="28"/>
+          <w:szCs w:val="28"/>
+        </w:rPr>
+        <w:t xml:space="preserve"> </w:t>
+      </w:r>
+      <w:r>
+        <w:rPr>
+          <w:rFonts w:ascii="Times New Roman" w:hAnsi="Times New Roman" w:cs="Times New Roman"/>
+          <w:bCs/>
+          <w:sz w:val="28"/>
+          <w:szCs w:val="28"/>
+        </w:rPr>
+        <w:t xml:space="preserve">корректна: независимые многозначные зависимости устранены путём введения промежуточных таблиц. Это особенно видно на примере связей </w:t>
+      </w:r>
+      <w:proofErr w:type="spellStart"/>
+      <w:r>
+        <w:rPr>
+          <w:rFonts w:ascii="Times New Roman" w:hAnsi="Times New Roman" w:cs="Times New Roman"/>
+          <w:bCs/>
+          <w:sz w:val="28"/>
+          <w:szCs w:val="28"/>
+        </w:rPr>
+        <w:t>Student</w:t>
+      </w:r>
+      <w:proofErr w:type="spellEnd"/>
+      <w:r>
+        <w:rPr>
+          <w:rFonts w:ascii="Times New Roman" w:hAnsi="Times New Roman" w:cs="Times New Roman"/>
+          <w:bCs/>
+          <w:sz w:val="28"/>
+          <w:szCs w:val="28"/>
+        </w:rPr>
+        <w:t xml:space="preserve"> </w:t>
+      </w:r>
+      <w:r>
+        <w:rPr>
+          <w:rFonts w:ascii="Times New Roman" w:hAnsi="Times New Roman" w:cs="Times New Roman"/>
+          <w:bCs/>
+          <w:sz w:val="28"/>
+          <w:szCs w:val="28"/>
+        </w:rPr>
+        <w:t>-</w:t>
+      </w:r>
+      <w:r>
+        <w:rPr>
+          <w:rFonts w:ascii="Times New Roman" w:hAnsi="Times New Roman" w:cs="Times New Roman"/>
+          <w:bCs/>
+          <w:sz w:val="28"/>
+          <w:szCs w:val="28"/>
+        </w:rPr>
+        <w:t xml:space="preserve"> </w:t>
+      </w:r>
+      <w:proofErr w:type="spellStart"/>
+      <w:r>
+        <w:rPr>
+          <w:rFonts w:ascii="Times New Roman" w:hAnsi="Times New Roman" w:cs="Times New Roman"/>
+          <w:bCs/>
+          <w:sz w:val="28"/>
+          <w:szCs w:val="28"/>
+        </w:rPr>
+        <w:t>Exam</w:t>
+      </w:r>
+      <w:proofErr w:type="spellEnd"/>
+      <w:r>
+        <w:rPr>
+          <w:rFonts w:ascii="Times New Roman" w:hAnsi="Times New Roman" w:cs="Times New Roman"/>
+          <w:bCs/>
+          <w:sz w:val="28"/>
+          <w:szCs w:val="28"/>
+        </w:rPr>
+        <w:t xml:space="preserve"> (таблица </w:t>
+      </w:r>
+      <w:proofErr w:type="spellStart"/>
+      <w:r>
+        <w:rPr>
+          <w:rFonts w:ascii="Times New Roman" w:hAnsi="Times New Roman" w:cs="Times New Roman"/>
+          <w:bCs/>
+          <w:sz w:val="28"/>
+          <w:szCs w:val="28"/>
+        </w:rPr>
+        <w:t>Student_Exam</w:t>
+      </w:r>
+      <w:proofErr w:type="spellEnd"/>
+      <w:r>
+        <w:rPr>
+          <w:rFonts w:ascii="Times New Roman" w:hAnsi="Times New Roman" w:cs="Times New Roman"/>
+          <w:bCs/>
+          <w:sz w:val="28"/>
+          <w:szCs w:val="28"/>
+        </w:rPr>
+        <w:t xml:space="preserve">) и </w:t>
+      </w:r>
+      <w:proofErr w:type="spellStart"/>
+      <w:r>
+        <w:rPr>
+          <w:rFonts w:ascii="Times New Roman" w:hAnsi="Times New Roman" w:cs="Times New Roman"/>
+          <w:bCs/>
+          <w:sz w:val="28"/>
+          <w:szCs w:val="28"/>
+        </w:rPr>
+        <w:t>Teacher</w:t>
+      </w:r>
+      <w:proofErr w:type="spellEnd"/>
+      <w:r>
+        <w:rPr>
+          <w:rFonts w:ascii="Times New Roman" w:hAnsi="Times New Roman" w:cs="Times New Roman"/>
+          <w:bCs/>
+          <w:sz w:val="28"/>
+          <w:szCs w:val="28"/>
+        </w:rPr>
+        <w:t xml:space="preserve"> </w:t>
+      </w:r>
+      <w:r>
+        <w:rPr>
+          <w:rFonts w:ascii="Times New Roman" w:hAnsi="Times New Roman" w:cs="Times New Roman"/>
+          <w:bCs/>
+          <w:sz w:val="28"/>
+          <w:szCs w:val="28"/>
+        </w:rPr>
+        <w:t>-</w:t>
+      </w:r>
+      <w:proofErr w:type="spellStart"/>
+      <w:proofErr w:type="gramStart"/>
+      <w:r>
+        <w:rPr>
+          <w:rFonts w:ascii="Times New Roman" w:hAnsi="Times New Roman" w:cs="Times New Roman"/>
+          <w:bCs/>
+          <w:sz w:val="28"/>
+          <w:szCs w:val="28"/>
+        </w:rPr>
+        <w:t>Subject</w:t>
+      </w:r>
+      <w:proofErr w:type="spellEnd"/>
+      <w:r>
+        <w:rPr>
+          <w:rFonts w:ascii="Times New Roman" w:hAnsi="Times New Roman" w:cs="Times New Roman"/>
+          <w:bCs/>
+          <w:sz w:val="28"/>
+          <w:szCs w:val="28"/>
+        </w:rPr>
+        <w:t xml:space="preserve"> </w:t>
+      </w:r>
+      <w:r>
+        <w:rPr>
+          <w:rFonts w:ascii="Times New Roman" w:hAnsi="Times New Roman" w:cs="Times New Roman"/>
+          <w:bCs/>
+          <w:sz w:val="28"/>
+          <w:szCs w:val="28"/>
+        </w:rPr>
+        <w:t>,</w:t>
+      </w:r>
+      <w:proofErr w:type="gramEnd"/>
+      <w:r>
+        <w:rPr>
+          <w:rFonts w:ascii="Times New Roman" w:hAnsi="Times New Roman" w:cs="Times New Roman"/>
+          <w:bCs/>
+          <w:sz w:val="28"/>
+          <w:szCs w:val="28"/>
+        </w:rPr>
+        <w:t xml:space="preserve"> которые реализуют отношения «многие ко многим» без дублирования данных.</w:t>
+      </w:r>
+    </w:p>
+    <w:p>
+      <w:pPr>
+        <w:spacing w:after="0"/>
+        <w:ind w:firstLine="567"/>
+        <w:jc w:val="both"/>
+        <w:rPr>
+          <w:rFonts w:ascii="Times New Roman" w:hAnsi="Times New Roman" w:cs="Times New Roman"/>
+          <w:bCs/>
+          <w:sz w:val="28"/>
+          <w:szCs w:val="28"/>
+        </w:rPr>
+      </w:pPr>
+      <w:r>
+        <w:rPr>
+          <w:rFonts w:ascii="Times New Roman" w:hAnsi="Times New Roman" w:cs="Times New Roman"/>
+          <w:bCs/>
+          <w:sz w:val="28"/>
+          <w:szCs w:val="28"/>
+        </w:rPr>
+        <w:t xml:space="preserve"> </w:t>
+      </w:r>
+      <w:r>
+        <w:rPr>
+          <w:rFonts w:ascii="Times New Roman" w:hAnsi="Times New Roman" w:cs="Times New Roman"/>
+          <w:bCs/>
+          <w:sz w:val="28"/>
+          <w:szCs w:val="28"/>
+        </w:rPr>
+        <w:t xml:space="preserve">Таким образом, несмотря на формальное соответствие основным нормальным формам, в базе данных осознанно присутствуют </w:t>
+      </w:r>
+      <w:proofErr w:type="spellStart"/>
+      <w:r>
+        <w:rPr>
+          <w:rFonts w:ascii="Times New Roman" w:hAnsi="Times New Roman" w:cs="Times New Roman"/>
+          <w:bCs/>
+          <w:sz w:val="28"/>
+          <w:szCs w:val="28"/>
+        </w:rPr>
+        <w:t>денормализованные</w:t>
+      </w:r>
+      <w:proofErr w:type="spellEnd"/>
+      <w:r>
+        <w:rPr>
+          <w:rFonts w:ascii="Times New Roman" w:hAnsi="Times New Roman" w:cs="Times New Roman"/>
+          <w:bCs/>
+          <w:sz w:val="28"/>
+          <w:szCs w:val="28"/>
+        </w:rPr>
+        <w:t xml:space="preserve"> атрибуты и структуры. К ним относятся объединённые поля ФИО, составные по смыслу атрибуты дат, а также дублирующие связи в таблице оценок. Эти решения могут упрощать реализацию и повышать удобство работы с данными, однако увеличивают избыточность и потенциально могут приводить к аномалиям обновления.</w:t>
+      </w:r>
+    </w:p>
+    <w:p>
+      <w:pPr>
         <w:spacing w:before="360" w:after="240"/>
         <w:ind w:firstLine="567"/>
+        <w:jc w:val="both"/>
+        <w:rPr>
+          <w:rFonts w:ascii="Times New Roman" w:hAnsi="Times New Roman" w:cs="Times New Roman"/>
+          <w:bCs/>
+          <w:sz w:val="28"/>
+          <w:szCs w:val="28"/>
+        </w:rPr>
+      </w:pPr>
+    </w:p>
+    <w:p>
+      <w:pPr>
+        <w:spacing w:before="360" w:after="240"/>
+        <w:ind w:firstLine="567"/>
+        <w:jc w:val="both"/>
         <w:rPr>
           <w:rFonts w:ascii="Times New Roman" w:hAnsi="Times New Roman" w:cs="Times New Roman"/>
           <w:b/>
+          <w:bCs/>
           <w:sz w:val="28"/>
           <w:szCs w:val="28"/>
         </w:rPr>
@@ -11884,20 +12547,62 @@
         <w:rPr>
           <w:rFonts w:ascii="Times New Roman" w:hAnsi="Times New Roman" w:cs="Times New Roman"/>
           <w:b/>
-          <w:sz w:val="28"/>
-          <w:szCs w:val="28"/>
-        </w:rPr>
-        <w:tab/>
-        <w:t xml:space="preserve">8 Проверка логической схемы </w:t>
+          <w:bCs/>
+          <w:sz w:val="28"/>
+          <w:szCs w:val="28"/>
+        </w:rPr>
+        <w:lastRenderedPageBreak/>
+        <w:t>9</w:t>
       </w:r>
       <w:r>
         <w:rPr>
           <w:rFonts w:ascii="Times New Roman" w:hAnsi="Times New Roman" w:cs="Times New Roman"/>
           <w:b/>
-          <w:sz w:val="28"/>
-          <w:szCs w:val="28"/>
-        </w:rPr>
-        <w:t>базы данных</w:t>
+          <w:bCs/>
+          <w:sz w:val="28"/>
+          <w:szCs w:val="28"/>
+        </w:rPr>
+        <w:t xml:space="preserve"> Оцен</w:t>
+      </w:r>
+      <w:r>
+        <w:rPr>
+          <w:rFonts w:ascii="Times New Roman" w:hAnsi="Times New Roman" w:cs="Times New Roman"/>
+          <w:b/>
+          <w:bCs/>
+          <w:sz w:val="28"/>
+          <w:szCs w:val="28"/>
+        </w:rPr>
+        <w:t>ка</w:t>
+      </w:r>
+      <w:r>
+        <w:rPr>
+          <w:rFonts w:ascii="Times New Roman" w:hAnsi="Times New Roman" w:cs="Times New Roman"/>
+          <w:b/>
+          <w:bCs/>
+          <w:sz w:val="28"/>
+          <w:szCs w:val="28"/>
+        </w:rPr>
+        <w:t xml:space="preserve"> срок</w:t>
+      </w:r>
+      <w:r>
+        <w:rPr>
+          <w:rFonts w:ascii="Times New Roman" w:hAnsi="Times New Roman" w:cs="Times New Roman"/>
+          <w:b/>
+          <w:bCs/>
+          <w:sz w:val="28"/>
+          <w:szCs w:val="28"/>
+        </w:rPr>
+        <w:t>ов</w:t>
+      </w:r>
+      <w:r>
+        <w:rPr>
+          <w:rFonts w:ascii="Times New Roman" w:hAnsi="Times New Roman" w:cs="Times New Roman"/>
+          <w:b/>
+          <w:bCs/>
+          <w:sz w:val="28"/>
+          <w:szCs w:val="28"/>
+        </w:rPr>
+        <w:t xml:space="preserve"> проекта и требуемые ресурсы</w:t>
       </w:r>
     </w:p>
     <w:p>
@@ -11906,20 +12611,30 @@
         <w:ind w:firstLine="709"/>
         <w:jc w:val="both"/>
         <w:rPr>
-          <w:rFonts w:ascii="Times New Roman" w:hAnsi="Times New Roman" w:cs="Times New Roman"/>
-          <w:bCs/>
-          <w:sz w:val="28"/>
-          <w:szCs w:val="28"/>
-        </w:rPr>
-      </w:pPr>
-      <w:r>
-        <w:rPr>
-          <w:rFonts w:ascii="Times New Roman" w:hAnsi="Times New Roman" w:cs="Times New Roman"/>
-          <w:bCs/>
-          <w:sz w:val="28"/>
-          <w:szCs w:val="28"/>
-        </w:rPr>
-        <w:t>Все таблицы удовлетворяют требованиям первой нормальной формы. Атрибуты имеют атомарный характер, то есть каждое поле содержит одно неделимое значение. В таблицах отсутствуют повторяющиеся группы данных или списки значений. Уникальность записей обеспечивается использованием первичных ключей.</w:t>
+          <w:rFonts w:ascii="Times New Roman" w:hAnsi="Times New Roman"/>
+          <w:color w:val="000000" w:themeColor="text1"/>
+          <w:sz w:val="28"/>
+          <w:szCs w:val="28"/>
+        </w:rPr>
+      </w:pPr>
+      <w:r>
+        <w:rPr>
+          <w:rFonts w:ascii="Times New Roman" w:hAnsi="Times New Roman"/>
+          <w:color w:val="000000" w:themeColor="text1"/>
+          <w:sz w:val="28"/>
+          <w:szCs w:val="28"/>
+        </w:rPr>
+        <w:t>Исследование предметной области и проектирование (около 1–2 недель).</w:t>
+      </w:r>
+      <w:r>
+        <w:rPr>
+          <w:rFonts w:ascii="Times New Roman" w:hAnsi="Times New Roman"/>
+          <w:color w:val="000000" w:themeColor="text1"/>
+          <w:sz w:val="28"/>
+          <w:szCs w:val="28"/>
+        </w:rPr>
+        <w:br/>
+        <w:t>На начальной стадии выполняется анализ структуры учебного процесса и требований к системе. Определяются основные объекты предметной области, их взаимосвязи и ограничения целостности данных. В рамках этого этапа формируется концептуальная и логическая модель базы данных, разрабатываются диаграммы структуры системы и уточняются требования к хранимой информации.</w:t>
       </w:r>
     </w:p>
     <w:p>
@@ -11928,20 +12643,66 @@
         <w:ind w:firstLine="709"/>
         <w:jc w:val="both"/>
         <w:rPr>
-          <w:rFonts w:ascii="Times New Roman" w:hAnsi="Times New Roman" w:cs="Times New Roman"/>
-          <w:bCs/>
-          <w:sz w:val="28"/>
-          <w:szCs w:val="28"/>
-        </w:rPr>
-      </w:pPr>
-      <w:r>
-        <w:rPr>
-          <w:rFonts w:ascii="Times New Roman" w:hAnsi="Times New Roman" w:cs="Times New Roman"/>
-          <w:bCs/>
-          <w:sz w:val="28"/>
-          <w:szCs w:val="28"/>
-        </w:rPr>
-        <w:t>Схема находится во второй нормальной форме, поскольку она уже удовлетворяет требованиям 1НФ, а все неключевые атрибуты функционально зависят от полного первичного ключа. В большинстве таблиц используются простые первичные ключи, состоящие из одного поля, поэтому частичные зависимости отсутствуют. В таблицах связей составные ключи используются исключительно для представления связей между сущностями, и дополнительные атрибуты от части ключа не зависят.</w:t>
+          <w:rFonts w:ascii="Times New Roman" w:hAnsi="Times New Roman"/>
+          <w:color w:val="000000" w:themeColor="text1"/>
+          <w:sz w:val="28"/>
+          <w:szCs w:val="28"/>
+        </w:rPr>
+      </w:pPr>
+      <w:r>
+        <w:rPr>
+          <w:rFonts w:ascii="Times New Roman" w:hAnsi="Times New Roman"/>
+          <w:color w:val="000000" w:themeColor="text1"/>
+          <w:sz w:val="28"/>
+          <w:szCs w:val="28"/>
+        </w:rPr>
+        <w:t xml:space="preserve">Создание структуры базы данных (примерно </w:t>
+      </w:r>
+      <w:r>
+        <w:rPr>
+          <w:rFonts w:ascii="Times New Roman" w:hAnsi="Times New Roman"/>
+          <w:color w:val="000000" w:themeColor="text1"/>
+          <w:sz w:val="28"/>
+          <w:szCs w:val="28"/>
+        </w:rPr>
+        <w:t>1</w:t>
+      </w:r>
+      <w:r>
+        <w:rPr>
+          <w:rFonts w:ascii="Times New Roman" w:hAnsi="Times New Roman"/>
+          <w:color w:val="000000" w:themeColor="text1"/>
+          <w:sz w:val="28"/>
+          <w:szCs w:val="28"/>
+        </w:rPr>
+        <w:t>–</w:t>
+      </w:r>
+      <w:r>
+        <w:rPr>
+          <w:rFonts w:ascii="Times New Roman" w:hAnsi="Times New Roman"/>
+          <w:color w:val="000000" w:themeColor="text1"/>
+          <w:sz w:val="28"/>
+          <w:szCs w:val="28"/>
+        </w:rPr>
+        <w:t>2</w:t>
+      </w:r>
+      <w:r>
+        <w:rPr>
+          <w:rFonts w:ascii="Times New Roman" w:hAnsi="Times New Roman"/>
+          <w:color w:val="000000" w:themeColor="text1"/>
+          <w:sz w:val="28"/>
+          <w:szCs w:val="28"/>
+        </w:rPr>
+        <w:t xml:space="preserve"> недели).</w:t>
+      </w:r>
+      <w:r>
+        <w:rPr>
+          <w:rFonts w:ascii="Times New Roman" w:hAnsi="Times New Roman"/>
+          <w:color w:val="000000" w:themeColor="text1"/>
+          <w:sz w:val="28"/>
+          <w:szCs w:val="28"/>
+        </w:rPr>
+        <w:br/>
+        <w:t>Данный этап связан с непосредственной реализацией разработанной модели в выбранной системе управления базами данных. Выполняется создание таблиц, определение типов данных, настройка первичных и внешних ключей, а также формирование таблиц для реализации связей между сущностями. При необходимости добавляются индексы для повышения производительности и дополнительные ограничения, обеспечивающие корректность вводимых данных.</w:t>
       </w:r>
     </w:p>
     <w:p>
@@ -11950,30 +12711,66 @@
         <w:ind w:firstLine="709"/>
         <w:jc w:val="both"/>
         <w:rPr>
-          <w:rFonts w:ascii="Times New Roman" w:hAnsi="Times New Roman" w:cs="Times New Roman"/>
-          <w:bCs/>
-          <w:sz w:val="28"/>
-          <w:szCs w:val="28"/>
-        </w:rPr>
-      </w:pPr>
-      <w:r>
-        <w:rPr>
-          <w:rFonts w:ascii="Times New Roman" w:hAnsi="Times New Roman" w:cs="Times New Roman"/>
-          <w:bCs/>
-          <w:sz w:val="28"/>
-          <w:szCs w:val="28"/>
-        </w:rPr>
-        <w:t xml:space="preserve">Транзитивные зависимости между неключевыми атрибутами в схеме отсутствуют. Данные, описывающие различные аспекты предметной области, распределены по отдельным таблицам. Например, сведения о факультетах, кафедрах, преподавателях, предметах и специальностях хранятся независимо </w:t>
-      </w:r>
-      <w:r>
-        <w:rPr>
-          <w:rFonts w:ascii="Times New Roman" w:hAnsi="Times New Roman" w:cs="Times New Roman"/>
-          <w:bCs/>
-          <w:sz w:val="28"/>
-          <w:szCs w:val="28"/>
-        </w:rPr>
-        <w:lastRenderedPageBreak/>
-        <w:t>друг от друга и связываются через внешние ключи. Благодаря этому каждый атрибут зависит только от первичного ключа своей таблицы.</w:t>
+          <w:rFonts w:ascii="Times New Roman" w:hAnsi="Times New Roman"/>
+          <w:color w:val="000000" w:themeColor="text1"/>
+          <w:sz w:val="28"/>
+          <w:szCs w:val="28"/>
+        </w:rPr>
+      </w:pPr>
+      <w:r>
+        <w:rPr>
+          <w:rFonts w:ascii="Times New Roman" w:hAnsi="Times New Roman"/>
+          <w:color w:val="000000" w:themeColor="text1"/>
+          <w:sz w:val="28"/>
+          <w:szCs w:val="28"/>
+        </w:rPr>
+        <w:t xml:space="preserve">Проверка и тестирование (около </w:t>
+      </w:r>
+      <w:r>
+        <w:rPr>
+          <w:rFonts w:ascii="Times New Roman" w:hAnsi="Times New Roman"/>
+          <w:color w:val="000000" w:themeColor="text1"/>
+          <w:sz w:val="28"/>
+          <w:szCs w:val="28"/>
+        </w:rPr>
+        <w:t>2</w:t>
+      </w:r>
+      <w:r>
+        <w:rPr>
+          <w:rFonts w:ascii="Times New Roman" w:hAnsi="Times New Roman"/>
+          <w:color w:val="000000" w:themeColor="text1"/>
+          <w:sz w:val="28"/>
+          <w:szCs w:val="28"/>
+        </w:rPr>
+        <w:t>–</w:t>
+      </w:r>
+      <w:r>
+        <w:rPr>
+          <w:rFonts w:ascii="Times New Roman" w:hAnsi="Times New Roman"/>
+          <w:color w:val="000000" w:themeColor="text1"/>
+          <w:sz w:val="28"/>
+          <w:szCs w:val="28"/>
+        </w:rPr>
+        <w:t>3</w:t>
+      </w:r>
+      <w:r>
+        <w:rPr>
+          <w:rFonts w:ascii="Times New Roman" w:hAnsi="Times New Roman"/>
+          <w:color w:val="000000" w:themeColor="text1"/>
+          <w:sz w:val="28"/>
+          <w:szCs w:val="28"/>
+        </w:rPr>
+        <w:t xml:space="preserve"> недель).</w:t>
+      </w:r>
+      <w:r>
+        <w:rPr>
+          <w:rFonts w:ascii="Times New Roman" w:hAnsi="Times New Roman"/>
+          <w:color w:val="000000" w:themeColor="text1"/>
+          <w:sz w:val="28"/>
+          <w:szCs w:val="28"/>
+        </w:rPr>
+        <w:br/>
+        <w:t>После реализации структуры проводится тестирование работы базы данных. Проверяется корректность связей между таблицами, стабильность операций добавления, изменения и удаления данных, а также отсутствие логических противоречий. Кроме того, проводится проверка работы системы при увеличении объема данных, что позволяет оценить производительность и надежность хранения информации.</w:t>
       </w:r>
     </w:p>
     <w:p>
@@ -11982,32 +12779,31 @@
         <w:ind w:firstLine="709"/>
         <w:jc w:val="both"/>
         <w:rPr>
-          <w:rFonts w:ascii="Times New Roman" w:hAnsi="Times New Roman" w:cs="Times New Roman"/>
-          <w:bCs/>
-          <w:sz w:val="28"/>
-          <w:szCs w:val="28"/>
-        </w:rPr>
-      </w:pPr>
-      <w:r>
-        <w:rPr>
-          <w:rFonts w:ascii="Times New Roman" w:hAnsi="Times New Roman" w:cs="Times New Roman"/>
-          <w:bCs/>
-          <w:sz w:val="28"/>
-          <w:szCs w:val="28"/>
-        </w:rPr>
-        <w:t xml:space="preserve">Модель соответствует требованиям четвертой нормальной формы, так как в ней отсутствуют независимые многозначные зависимости внутри одной таблицы. Связи типа «многие ко многим» реализованы через отдельные промежуточные таблицы. Такое разбиение устраняет возможные многозначные зависимости и обеспечивает корректную структуру хранения </w:t>
-      </w:r>
-      <w:proofErr w:type="gramStart"/>
-      <w:r>
-        <w:rPr>
-          <w:rFonts w:ascii="Times New Roman" w:hAnsi="Times New Roman" w:cs="Times New Roman"/>
-          <w:bCs/>
-          <w:sz w:val="28"/>
-          <w:szCs w:val="28"/>
-        </w:rPr>
-        <w:t>данных..</w:t>
-      </w:r>
-      <w:proofErr w:type="gramEnd"/>
+          <w:rFonts w:ascii="Times New Roman" w:hAnsi="Times New Roman"/>
+          <w:color w:val="000000" w:themeColor="text1"/>
+          <w:sz w:val="28"/>
+          <w:szCs w:val="28"/>
+        </w:rPr>
+      </w:pPr>
+      <w:r>
+        <w:rPr>
+          <w:rFonts w:ascii="Times New Roman" w:hAnsi="Times New Roman"/>
+          <w:color w:val="000000" w:themeColor="text1"/>
+          <w:sz w:val="28"/>
+          <w:szCs w:val="28"/>
+        </w:rPr>
+        <w:t>Подготовка документации (приблизительно 1 неделя).</w:t>
+      </w:r>
+      <w:r>
+        <w:rPr>
+          <w:rFonts w:ascii="Times New Roman" w:hAnsi="Times New Roman"/>
+          <w:color w:val="000000" w:themeColor="text1"/>
+          <w:sz w:val="28"/>
+          <w:szCs w:val="28"/>
+        </w:rPr>
+        <w:br/>
+        <w:t>На завершающем этапе оформляется документация, содержащая описание структуры базы данных, назначение таблиц и атрибутов, а также описание связей между объектами системы. Дополнительно подготавливаются инструкции по работе с системой и рекомендации по её администрированию.</w:t>
+      </w:r>
     </w:p>
     <w:p>
       <w:pPr>
@@ -12015,113 +12811,57 @@
         <w:ind w:firstLine="709"/>
         <w:jc w:val="both"/>
         <w:rPr>
-          <w:rFonts w:ascii="Times New Roman" w:hAnsi="Times New Roman" w:cs="Times New Roman"/>
-          <w:bCs/>
-          <w:sz w:val="28"/>
-          <w:szCs w:val="28"/>
-        </w:rPr>
-      </w:pPr>
-      <w:r>
-        <w:rPr>
-          <w:rFonts w:ascii="Times New Roman" w:hAnsi="Times New Roman" w:cs="Times New Roman"/>
-          <w:bCs/>
-          <w:sz w:val="28"/>
-          <w:szCs w:val="28"/>
-        </w:rPr>
-        <w:t xml:space="preserve">В рассматриваемой базе данных </w:t>
-      </w:r>
-      <w:proofErr w:type="spellStart"/>
-      <w:r>
-        <w:rPr>
-          <w:rFonts w:ascii="Times New Roman" w:hAnsi="Times New Roman" w:cs="Times New Roman"/>
-          <w:bCs/>
-          <w:sz w:val="28"/>
-          <w:szCs w:val="28"/>
-        </w:rPr>
-        <w:t>денормализация</w:t>
-      </w:r>
-      <w:proofErr w:type="spellEnd"/>
-      <w:r>
-        <w:rPr>
-          <w:rFonts w:ascii="Times New Roman" w:hAnsi="Times New Roman" w:cs="Times New Roman"/>
-          <w:bCs/>
-          <w:sz w:val="28"/>
-          <w:szCs w:val="28"/>
-        </w:rPr>
-        <w:t xml:space="preserve"> не применялась. Все данные распределены по таблицам в соответствии с принципами нормализации, что минимизирует избыточность информации и снижает вероятность возникновения аномалий при обновлении, удалении или добавлении данных.</w:t>
-      </w:r>
-    </w:p>
-    <w:p>
-      <w:pPr>
-        <w:spacing w:before="360" w:after="240"/>
-        <w:ind w:firstLine="567"/>
-        <w:rPr>
-          <w:rFonts w:ascii="Times New Roman" w:hAnsi="Times New Roman" w:cs="Times New Roman"/>
-          <w:b/>
-          <w:bCs/>
-          <w:sz w:val="28"/>
-          <w:szCs w:val="28"/>
-        </w:rPr>
-      </w:pPr>
-      <w:r>
-        <w:rPr>
-          <w:rFonts w:ascii="Times New Roman" w:hAnsi="Times New Roman" w:cs="Times New Roman"/>
-          <w:b/>
-          <w:bCs/>
-          <w:sz w:val="28"/>
-          <w:szCs w:val="28"/>
-        </w:rPr>
-        <w:t>9</w:t>
-      </w:r>
-      <w:r>
-        <w:rPr>
-          <w:rFonts w:ascii="Times New Roman" w:hAnsi="Times New Roman" w:cs="Times New Roman"/>
-          <w:b/>
-          <w:bCs/>
-          <w:sz w:val="28"/>
-          <w:szCs w:val="28"/>
-        </w:rPr>
-        <w:t xml:space="preserve"> Оцен</w:t>
-      </w:r>
-      <w:r>
-        <w:rPr>
-          <w:rFonts w:ascii="Times New Roman" w:hAnsi="Times New Roman" w:cs="Times New Roman"/>
-          <w:b/>
-          <w:bCs/>
-          <w:sz w:val="28"/>
-          <w:szCs w:val="28"/>
-        </w:rPr>
-        <w:t>ка</w:t>
-      </w:r>
-      <w:r>
-        <w:rPr>
-          <w:rFonts w:ascii="Times New Roman" w:hAnsi="Times New Roman" w:cs="Times New Roman"/>
-          <w:b/>
-          <w:bCs/>
-          <w:sz w:val="28"/>
-          <w:szCs w:val="28"/>
-        </w:rPr>
-        <w:t xml:space="preserve"> срок</w:t>
-      </w:r>
-      <w:r>
-        <w:rPr>
-          <w:rFonts w:ascii="Times New Roman" w:hAnsi="Times New Roman" w:cs="Times New Roman"/>
-          <w:b/>
-          <w:bCs/>
-          <w:sz w:val="28"/>
-          <w:szCs w:val="28"/>
-        </w:rPr>
-        <w:t>ов</w:t>
-      </w:r>
-      <w:r>
-        <w:rPr>
-          <w:rFonts w:ascii="Times New Roman" w:hAnsi="Times New Roman" w:cs="Times New Roman"/>
-          <w:b/>
-          <w:bCs/>
-          <w:sz w:val="28"/>
-          <w:szCs w:val="28"/>
-        </w:rPr>
-        <w:t xml:space="preserve"> проекта и требуемые ресурсы</w:t>
+          <w:rFonts w:ascii="Times New Roman" w:hAnsi="Times New Roman"/>
+          <w:color w:val="000000" w:themeColor="text1"/>
+          <w:sz w:val="28"/>
+          <w:szCs w:val="28"/>
+        </w:rPr>
+      </w:pPr>
+      <w:r>
+        <w:rPr>
+          <w:rFonts w:ascii="Times New Roman" w:hAnsi="Times New Roman"/>
+          <w:color w:val="000000" w:themeColor="text1"/>
+          <w:sz w:val="28"/>
+          <w:szCs w:val="28"/>
+        </w:rPr>
+        <w:t>Внедрение и адаптация системы в университете (</w:t>
+      </w:r>
+      <w:r>
+        <w:rPr>
+          <w:rFonts w:ascii="Times New Roman" w:hAnsi="Times New Roman"/>
+          <w:color w:val="000000" w:themeColor="text1"/>
+          <w:sz w:val="28"/>
+          <w:szCs w:val="28"/>
+        </w:rPr>
+        <w:t>2-3</w:t>
+      </w:r>
+      <w:r>
+        <w:rPr>
+          <w:rFonts w:ascii="Times New Roman" w:hAnsi="Times New Roman"/>
+          <w:color w:val="000000" w:themeColor="text1"/>
+          <w:sz w:val="28"/>
+          <w:szCs w:val="28"/>
+        </w:rPr>
+        <w:t xml:space="preserve"> </w:t>
+      </w:r>
+      <w:r>
+        <w:rPr>
+          <w:rFonts w:ascii="Times New Roman" w:hAnsi="Times New Roman"/>
+          <w:color w:val="000000" w:themeColor="text1"/>
+          <w:sz w:val="28"/>
+          <w:szCs w:val="28"/>
+        </w:rPr>
+        <w:t>недели).</w:t>
+      </w:r>
+      <w:r>
+        <w:rPr>
+          <w:rFonts w:ascii="Times New Roman" w:hAnsi="Times New Roman"/>
+          <w:color w:val="000000" w:themeColor="text1"/>
+          <w:sz w:val="28"/>
+          <w:szCs w:val="28"/>
+        </w:rPr>
+        <w:br/>
+        <w:t>После завершения разработки требуется время на внедрение системы в образовательную среду. Этот этап включает подключение базы данных к информационной системе университета, проверку её работы в реальных условиях и начальное заполнение данными. Также проводится ознакомление пользователей с принципами работы системы: преподавателей обучают работе с экзаменами и оценками, а студентам демонстрируется возможность просмотра информации об экзаменах и результатах.</w:t>
       </w:r>
     </w:p>
     <w:p>
@@ -12143,7 +12883,7 @@
           <w:sz w:val="28"/>
           <w:szCs w:val="28"/>
         </w:rPr>
-        <w:t>Исследование предметной области и проектирование (около 1–2 недель).</w:t>
+        <w:t xml:space="preserve">С учетом всех этапов разработки, тестирования и внедрения ориентировочная продолжительность реализации проекта составляет примерно от </w:t>
       </w:r>
       <w:r>
         <w:rPr>
@@ -12152,8 +12892,34 @@
           <w:sz w:val="28"/>
           <w:szCs w:val="28"/>
         </w:rPr>
-        <w:br/>
-        <w:t>На начальной стадии выполняется анализ структуры учебного процесса и требований к системе. Определяются основные объекты предметной области, их взаимосвязи и ограничения целостности данных. В рамках этого этапа формируется концептуальная и логическая модель базы данных, разрабатываются диаграммы структуры системы и уточняются требования к хранимой информации.</w:t>
+        <w:t>7</w:t>
+      </w:r>
+      <w:r>
+        <w:rPr>
+          <w:rFonts w:ascii="Times New Roman" w:hAnsi="Times New Roman"/>
+          <w:color w:val="000000" w:themeColor="text1"/>
+          <w:sz w:val="28"/>
+          <w:szCs w:val="28"/>
+        </w:rPr>
+        <w:t xml:space="preserve"> до 1</w:t>
+      </w:r>
+      <w:r>
+        <w:rPr>
+          <w:rFonts w:ascii="Times New Roman" w:hAnsi="Times New Roman"/>
+          <w:color w:val="000000" w:themeColor="text1"/>
+          <w:sz w:val="28"/>
+          <w:szCs w:val="28"/>
+        </w:rPr>
+        <w:t>1</w:t>
+      </w:r>
+      <w:r>
+        <w:rPr>
+          <w:rFonts w:ascii="Times New Roman" w:hAnsi="Times New Roman"/>
+          <w:color w:val="000000" w:themeColor="text1"/>
+          <w:sz w:val="28"/>
+          <w:szCs w:val="28"/>
+        </w:rPr>
+        <w:t xml:space="preserve"> недель. Фактические сроки могут изменяться в зависимости от масштаба системы и объема дополнительных требований.</w:t>
       </w:r>
     </w:p>
     <w:p>
@@ -12175,7 +12941,7 @@
           <w:sz w:val="28"/>
           <w:szCs w:val="28"/>
         </w:rPr>
-        <w:t xml:space="preserve">Создание структуры базы данных (примерно </w:t>
+        <w:t>Необходимые ресурсы</w:t>
       </w:r>
       <w:r>
         <w:rPr>
@@ -12184,44 +12950,7 @@
           <w:sz w:val="28"/>
           <w:szCs w:val="28"/>
         </w:rPr>
-        <w:t>1</w:t>
-      </w:r>
-      <w:r>
-        <w:rPr>
-          <w:rFonts w:ascii="Times New Roman" w:hAnsi="Times New Roman"/>
-          <w:color w:val="000000" w:themeColor="text1"/>
-          <w:sz w:val="28"/>
-          <w:szCs w:val="28"/>
-        </w:rPr>
-        <w:t>–</w:t>
-      </w:r>
-      <w:r>
-        <w:rPr>
-          <w:rFonts w:ascii="Times New Roman" w:hAnsi="Times New Roman"/>
-          <w:color w:val="000000" w:themeColor="text1"/>
-          <w:sz w:val="28"/>
-          <w:szCs w:val="28"/>
-        </w:rPr>
-        <w:t>2</w:t>
-      </w:r>
-      <w:r>
-        <w:rPr>
-          <w:rFonts w:ascii="Times New Roman" w:hAnsi="Times New Roman"/>
-          <w:color w:val="000000" w:themeColor="text1"/>
-          <w:sz w:val="28"/>
-          <w:szCs w:val="28"/>
-        </w:rPr>
-        <w:t xml:space="preserve"> недели).</w:t>
-      </w:r>
-      <w:r>
-        <w:rPr>
-          <w:rFonts w:ascii="Times New Roman" w:hAnsi="Times New Roman"/>
-          <w:color w:val="000000" w:themeColor="text1"/>
-          <w:sz w:val="28"/>
-          <w:szCs w:val="28"/>
-        </w:rPr>
-        <w:br/>
-        <w:t>Данный этап связан с непосредственной реализацией разработанной модели в выбранной системе управления базами данных. Выполняется создание таблиц, определение типов данных, настройка первичных и внешних ключей, а также формирование таблиц для реализации связей между сущностями. При необходимости добавляются индексы для повышения производительности и дополнительные ограничения, обеспечивающие корректность вводимых данных.</w:t>
+        <w:t>:</w:t>
       </w:r>
     </w:p>
     <w:p>
@@ -12243,264 +12972,7 @@
           <w:sz w:val="28"/>
           <w:szCs w:val="28"/>
         </w:rPr>
-        <w:t xml:space="preserve">Проверка и тестирование (около </w:t>
-      </w:r>
-      <w:r>
-        <w:rPr>
-          <w:rFonts w:ascii="Times New Roman" w:hAnsi="Times New Roman"/>
-          <w:color w:val="000000" w:themeColor="text1"/>
-          <w:sz w:val="28"/>
-          <w:szCs w:val="28"/>
-        </w:rPr>
-        <w:t>2</w:t>
-      </w:r>
-      <w:r>
-        <w:rPr>
-          <w:rFonts w:ascii="Times New Roman" w:hAnsi="Times New Roman"/>
-          <w:color w:val="000000" w:themeColor="text1"/>
-          <w:sz w:val="28"/>
-          <w:szCs w:val="28"/>
-        </w:rPr>
-        <w:t>–</w:t>
-      </w:r>
-      <w:r>
-        <w:rPr>
-          <w:rFonts w:ascii="Times New Roman" w:hAnsi="Times New Roman"/>
-          <w:color w:val="000000" w:themeColor="text1"/>
-          <w:sz w:val="28"/>
-          <w:szCs w:val="28"/>
-        </w:rPr>
-        <w:t>3</w:t>
-      </w:r>
-      <w:r>
-        <w:rPr>
-          <w:rFonts w:ascii="Times New Roman" w:hAnsi="Times New Roman"/>
-          <w:color w:val="000000" w:themeColor="text1"/>
-          <w:sz w:val="28"/>
-          <w:szCs w:val="28"/>
-        </w:rPr>
-        <w:t xml:space="preserve"> недель).</w:t>
-      </w:r>
-      <w:r>
-        <w:rPr>
-          <w:rFonts w:ascii="Times New Roman" w:hAnsi="Times New Roman"/>
-          <w:color w:val="000000" w:themeColor="text1"/>
-          <w:sz w:val="28"/>
-          <w:szCs w:val="28"/>
-        </w:rPr>
-        <w:br/>
-        <w:t>После реализации структуры проводится тестирование работы базы данных. Проверяется корректность связей между таблицами, стабильность операций добавления, изменения и удаления данных, а также отсутствие логических противоречий. Кроме того, проводится проверка работы системы при увеличении объема данных, что позволяет оценить производительность и надежность хранения информации.</w:t>
-      </w:r>
-    </w:p>
-    <w:p>
-      <w:pPr>
-        <w:spacing w:after="0"/>
-        <w:ind w:firstLine="709"/>
-        <w:jc w:val="both"/>
-        <w:rPr>
-          <w:rFonts w:ascii="Times New Roman" w:hAnsi="Times New Roman"/>
-          <w:color w:val="000000" w:themeColor="text1"/>
-          <w:sz w:val="28"/>
-          <w:szCs w:val="28"/>
-        </w:rPr>
-      </w:pPr>
-      <w:r>
-        <w:rPr>
-          <w:rFonts w:ascii="Times New Roman" w:hAnsi="Times New Roman"/>
-          <w:color w:val="000000" w:themeColor="text1"/>
-          <w:sz w:val="28"/>
-          <w:szCs w:val="28"/>
-        </w:rPr>
-        <w:t>Подготовка документации (приблизительно 1 неделя).</w:t>
-      </w:r>
-      <w:r>
-        <w:rPr>
-          <w:rFonts w:ascii="Times New Roman" w:hAnsi="Times New Roman"/>
-          <w:color w:val="000000" w:themeColor="text1"/>
-          <w:sz w:val="28"/>
-          <w:szCs w:val="28"/>
-        </w:rPr>
-        <w:br/>
-        <w:t xml:space="preserve">На завершающем этапе оформляется документация, содержащая описание структуры базы данных, назначение таблиц и атрибутов, а также описание </w:t>
-      </w:r>
-      <w:r>
-        <w:rPr>
-          <w:rFonts w:ascii="Times New Roman" w:hAnsi="Times New Roman"/>
-          <w:color w:val="000000" w:themeColor="text1"/>
-          <w:sz w:val="28"/>
-          <w:szCs w:val="28"/>
-        </w:rPr>
         <w:lastRenderedPageBreak/>
-        <w:t>связей между объектами системы. Дополнительно подготавливаются инструкции по работе с системой и рекомендации по её администрированию.</w:t>
-      </w:r>
-    </w:p>
-    <w:p>
-      <w:pPr>
-        <w:spacing w:after="0"/>
-        <w:ind w:firstLine="709"/>
-        <w:jc w:val="both"/>
-        <w:rPr>
-          <w:rFonts w:ascii="Times New Roman" w:hAnsi="Times New Roman"/>
-          <w:color w:val="000000" w:themeColor="text1"/>
-          <w:sz w:val="28"/>
-          <w:szCs w:val="28"/>
-        </w:rPr>
-      </w:pPr>
-      <w:r>
-        <w:rPr>
-          <w:rFonts w:ascii="Times New Roman" w:hAnsi="Times New Roman"/>
-          <w:color w:val="000000" w:themeColor="text1"/>
-          <w:sz w:val="28"/>
-          <w:szCs w:val="28"/>
-        </w:rPr>
-        <w:t>Внедрение и адаптация системы в университете (</w:t>
-      </w:r>
-      <w:r>
-        <w:rPr>
-          <w:rFonts w:ascii="Times New Roman" w:hAnsi="Times New Roman"/>
-          <w:color w:val="000000" w:themeColor="text1"/>
-          <w:sz w:val="28"/>
-          <w:szCs w:val="28"/>
-        </w:rPr>
-        <w:t>2-3</w:t>
-      </w:r>
-      <w:r>
-        <w:rPr>
-          <w:rFonts w:ascii="Times New Roman" w:hAnsi="Times New Roman"/>
-          <w:color w:val="000000" w:themeColor="text1"/>
-          <w:sz w:val="28"/>
-          <w:szCs w:val="28"/>
-        </w:rPr>
-        <w:t xml:space="preserve"> </w:t>
-      </w:r>
-      <w:r>
-        <w:rPr>
-          <w:rFonts w:ascii="Times New Roman" w:hAnsi="Times New Roman"/>
-          <w:color w:val="000000" w:themeColor="text1"/>
-          <w:sz w:val="28"/>
-          <w:szCs w:val="28"/>
-        </w:rPr>
-        <w:t>недели).</w:t>
-      </w:r>
-      <w:r>
-        <w:rPr>
-          <w:rFonts w:ascii="Times New Roman" w:hAnsi="Times New Roman"/>
-          <w:color w:val="000000" w:themeColor="text1"/>
-          <w:sz w:val="28"/>
-          <w:szCs w:val="28"/>
-        </w:rPr>
-        <w:br/>
-        <w:t>После завершения разработки требуется время на внедрение системы в образовательную среду. Этот этап включает подключение базы данных к информационной системе университета, проверку её работы в реальных условиях и начальное заполнение данными. Также проводится ознакомление пользователей с принципами работы системы: преподавателей обучают работе с экзаменами и оценками, а студентам демонстрируется возможность просмотра информации об экзаменах и результатах.</w:t>
-      </w:r>
-    </w:p>
-    <w:p>
-      <w:pPr>
-        <w:spacing w:after="0"/>
-        <w:ind w:firstLine="709"/>
-        <w:jc w:val="both"/>
-        <w:rPr>
-          <w:rFonts w:ascii="Times New Roman" w:hAnsi="Times New Roman"/>
-          <w:color w:val="000000" w:themeColor="text1"/>
-          <w:sz w:val="28"/>
-          <w:szCs w:val="28"/>
-        </w:rPr>
-      </w:pPr>
-      <w:r>
-        <w:rPr>
-          <w:rFonts w:ascii="Times New Roman" w:hAnsi="Times New Roman"/>
-          <w:color w:val="000000" w:themeColor="text1"/>
-          <w:sz w:val="28"/>
-          <w:szCs w:val="28"/>
-        </w:rPr>
-        <w:t xml:space="preserve">С учетом всех этапов разработки, тестирования и внедрения ориентировочная продолжительность реализации проекта составляет примерно от </w:t>
-      </w:r>
-      <w:r>
-        <w:rPr>
-          <w:rFonts w:ascii="Times New Roman" w:hAnsi="Times New Roman"/>
-          <w:color w:val="000000" w:themeColor="text1"/>
-          <w:sz w:val="28"/>
-          <w:szCs w:val="28"/>
-        </w:rPr>
-        <w:t>7</w:t>
-      </w:r>
-      <w:r>
-        <w:rPr>
-          <w:rFonts w:ascii="Times New Roman" w:hAnsi="Times New Roman"/>
-          <w:color w:val="000000" w:themeColor="text1"/>
-          <w:sz w:val="28"/>
-          <w:szCs w:val="28"/>
-        </w:rPr>
-        <w:t xml:space="preserve"> до 1</w:t>
-      </w:r>
-      <w:r>
-        <w:rPr>
-          <w:rFonts w:ascii="Times New Roman" w:hAnsi="Times New Roman"/>
-          <w:color w:val="000000" w:themeColor="text1"/>
-          <w:sz w:val="28"/>
-          <w:szCs w:val="28"/>
-        </w:rPr>
-        <w:t>1</w:t>
-      </w:r>
-      <w:r>
-        <w:rPr>
-          <w:rFonts w:ascii="Times New Roman" w:hAnsi="Times New Roman"/>
-          <w:color w:val="000000" w:themeColor="text1"/>
-          <w:sz w:val="28"/>
-          <w:szCs w:val="28"/>
-        </w:rPr>
-        <w:t xml:space="preserve"> недель. Фактические сроки могут изменяться в зависимости от масштаба системы и объема дополнительных требований.</w:t>
-      </w:r>
-    </w:p>
-    <w:p>
-      <w:pPr>
-        <w:spacing w:after="0"/>
-        <w:ind w:firstLine="709"/>
-        <w:jc w:val="both"/>
-        <w:rPr>
-          <w:rFonts w:ascii="Times New Roman" w:hAnsi="Times New Roman"/>
-          <w:color w:val="000000" w:themeColor="text1"/>
-          <w:sz w:val="28"/>
-          <w:szCs w:val="28"/>
-        </w:rPr>
-      </w:pPr>
-      <w:r>
-        <w:rPr>
-          <w:rFonts w:ascii="Times New Roman" w:hAnsi="Times New Roman"/>
-          <w:color w:val="000000" w:themeColor="text1"/>
-          <w:sz w:val="28"/>
-          <w:szCs w:val="28"/>
-        </w:rPr>
-        <w:t>Необходимые ресурсы</w:t>
-      </w:r>
-      <w:r>
-        <w:rPr>
-          <w:rFonts w:ascii="Times New Roman" w:hAnsi="Times New Roman"/>
-          <w:color w:val="000000" w:themeColor="text1"/>
-          <w:sz w:val="28"/>
-          <w:szCs w:val="28"/>
-        </w:rPr>
-        <w:t>:</w:t>
-      </w:r>
-    </w:p>
-    <w:p>
-      <w:pPr>
-        <w:spacing w:after="0"/>
-        <w:ind w:firstLine="709"/>
-        <w:jc w:val="both"/>
-        <w:rPr>
-          <w:rFonts w:ascii="Times New Roman" w:hAnsi="Times New Roman"/>
-          <w:color w:val="000000" w:themeColor="text1"/>
-          <w:sz w:val="28"/>
-          <w:szCs w:val="28"/>
-        </w:rPr>
-      </w:pPr>
-      <w:r>
-        <w:rPr>
-          <w:rFonts w:ascii="Times New Roman" w:hAnsi="Times New Roman"/>
-          <w:color w:val="000000" w:themeColor="text1"/>
-          <w:sz w:val="28"/>
-          <w:szCs w:val="28"/>
-        </w:rPr>
         <w:t>Человеческие</w:t>
       </w:r>
       <w:r>
@@ -15420,7 +15892,7 @@
   <w:style w:type="paragraph" w:default="1" w:styleId="a">
     <w:name w:val="Normal"/>
     <w:qFormat/>
-    <w:rsid w:val="00040753"/>
+    <w:rsid w:val="002E40F8"/>
   </w:style>
   <w:style w:type="paragraph" w:styleId="1">
     <w:name w:val="heading 1"/>
@@ -15624,7 +16096,6 @@
   <w:style w:type="character" w:default="1" w:styleId="a0">
     <w:name w:val="Default Paragraph Font"/>
     <w:uiPriority w:val="1"/>
-    <w:semiHidden/>
     <w:unhideWhenUsed/>
   </w:style>
   <w:style w:type="table" w:default="1" w:styleId="a1">

--- a/БД/БД/1.docx
+++ b/БД/БД/1.docx
@@ -999,7 +999,6 @@
         </w:rPr>
         <w:t xml:space="preserve"> </w:t>
       </w:r>
-      <w:proofErr w:type="gramStart"/>
       <w:r>
         <w:rPr>
           <w:rFonts w:ascii="Times New Roman" w:hAnsi="Times New Roman" w:cs="Times New Roman"/>
@@ -1007,9 +1006,8 @@
           <w:szCs w:val="28"/>
           <w:lang w:val="be-BY"/>
         </w:rPr>
-        <w:t>Диаграммы</w:t>
-      </w:r>
-      <w:proofErr w:type="gramEnd"/>
+        <w:t>Диаграмм</w:t>
+      </w:r>
       <w:r>
         <w:rPr>
           <w:rFonts w:ascii="Times New Roman" w:hAnsi="Times New Roman" w:cs="Times New Roman"/>
@@ -1017,7 +1015,34 @@
           <w:szCs w:val="28"/>
           <w:lang w:val="be-BY"/>
         </w:rPr>
-        <w:t xml:space="preserve"> вариантов поведения для ролей представлены на рис. </w:t>
+        <w:t>а</w:t>
+      </w:r>
+      <w:r>
+        <w:rPr>
+          <w:rFonts w:ascii="Times New Roman" w:hAnsi="Times New Roman" w:cs="Times New Roman"/>
+          <w:sz w:val="28"/>
+          <w:szCs w:val="28"/>
+          <w:lang w:val="be-BY"/>
+        </w:rPr>
+        <w:t xml:space="preserve"> вариантов поведения для ролей представлен</w:t>
+      </w:r>
+      <w:r>
+        <w:rPr>
+          <w:rFonts w:ascii="Times New Roman" w:hAnsi="Times New Roman" w:cs="Times New Roman"/>
+          <w:sz w:val="28"/>
+          <w:szCs w:val="28"/>
+          <w:lang w:val="be-BY"/>
+        </w:rPr>
+        <w:t>а</w:t>
+      </w:r>
+      <w:r>
+        <w:rPr>
+          <w:rFonts w:ascii="Times New Roman" w:hAnsi="Times New Roman" w:cs="Times New Roman"/>
+          <w:sz w:val="28"/>
+          <w:szCs w:val="28"/>
+          <w:lang w:val="be-BY"/>
+        </w:rPr>
+        <w:t xml:space="preserve"> на рис. </w:t>
       </w:r>
       <w:r>
         <w:rPr>
@@ -1058,10 +1083,10 @@
           <w14:ligatures w14:val="none"/>
         </w:rPr>
         <w:drawing>
-          <wp:inline distT="0" distB="0" distL="0" distR="0" wp14:anchorId="6E484383" wp14:editId="3C77BAE5">
-            <wp:extent cx="5924550" cy="4883150"/>
+          <wp:inline distT="0" distB="0" distL="0" distR="0" wp14:anchorId="4263A0C6" wp14:editId="34ED60FB">
+            <wp:extent cx="5925185" cy="4881245"/>
             <wp:effectExtent l="0" t="0" r="0" b="0"/>
-            <wp:docPr id="7" name="Рисунок 7"/>
+            <wp:docPr id="1" name="Рисунок 1"/>
             <wp:cNvGraphicFramePr>
               <a:graphicFrameLocks xmlns:a="http://schemas.openxmlformats.org/drawingml/2006/main" noChangeAspect="1"/>
             </wp:cNvGraphicFramePr>
@@ -1069,7 +1094,7 @@
               <a:graphicData uri="http://schemas.openxmlformats.org/drawingml/2006/picture">
                 <pic:pic xmlns:pic="http://schemas.openxmlformats.org/drawingml/2006/picture">
                   <pic:nvPicPr>
-                    <pic:cNvPr id="0" name="Picture 5"/>
+                    <pic:cNvPr id="0" name="Picture 1"/>
                     <pic:cNvPicPr>
                       <a:picLocks noChangeAspect="1" noChangeArrowheads="1"/>
                     </pic:cNvPicPr>
@@ -1090,7 +1115,7 @@
                   <pic:spPr bwMode="auto">
                     <a:xfrm>
                       <a:off x="0" y="0"/>
-                      <a:ext cx="5924550" cy="4883150"/>
+                      <a:ext cx="5925185" cy="4881245"/>
                     </a:xfrm>
                     <a:prstGeom prst="rect">
                       <a:avLst/>
@@ -1174,7 +1199,117 @@
           <w14:ligatures w14:val="none"/>
         </w:rPr>
         <w:tab/>
-        <w:t>Приведённые выше UML-диаграммы отражают роли пользователей системы и варианты их взаимодействия с основными функциями приложения. Они позволяют наглядно представить ключевые сценарии работы пользователей и используются на этапе проектирования для уточнения и формализации функциональных требований к разрабатываемой системе.</w:t>
+        <w:t>Приведённ</w:t>
+      </w:r>
+      <w:r>
+        <w:rPr>
+          <w:rFonts w:ascii="Times New Roman" w:eastAsia="Times New Roman" w:hAnsi="Times New Roman" w:cs="Times New Roman"/>
+          <w:kern w:val="0"/>
+          <w:sz w:val="28"/>
+          <w:szCs w:val="28"/>
+          <w:lang w:eastAsia="ru-RU"/>
+          <w14:ligatures w14:val="none"/>
+        </w:rPr>
+        <w:t>ая</w:t>
+      </w:r>
+      <w:r>
+        <w:rPr>
+          <w:rFonts w:ascii="Times New Roman" w:eastAsia="Times New Roman" w:hAnsi="Times New Roman" w:cs="Times New Roman"/>
+          <w:kern w:val="0"/>
+          <w:sz w:val="28"/>
+          <w:szCs w:val="28"/>
+          <w:lang w:eastAsia="ru-RU"/>
+          <w14:ligatures w14:val="none"/>
+        </w:rPr>
+        <w:t xml:space="preserve"> выше UML-диаграмм</w:t>
+      </w:r>
+      <w:r>
+        <w:rPr>
+          <w:rFonts w:ascii="Times New Roman" w:eastAsia="Times New Roman" w:hAnsi="Times New Roman" w:cs="Times New Roman"/>
+          <w:kern w:val="0"/>
+          <w:sz w:val="28"/>
+          <w:szCs w:val="28"/>
+          <w:lang w:eastAsia="ru-RU"/>
+          <w14:ligatures w14:val="none"/>
+        </w:rPr>
+        <w:t>а</w:t>
+      </w:r>
+      <w:r>
+        <w:rPr>
+          <w:rFonts w:ascii="Times New Roman" w:eastAsia="Times New Roman" w:hAnsi="Times New Roman" w:cs="Times New Roman"/>
+          <w:kern w:val="0"/>
+          <w:sz w:val="28"/>
+          <w:szCs w:val="28"/>
+          <w:lang w:eastAsia="ru-RU"/>
+          <w14:ligatures w14:val="none"/>
+        </w:rPr>
+        <w:t xml:space="preserve"> отража</w:t>
+      </w:r>
+      <w:r>
+        <w:rPr>
+          <w:rFonts w:ascii="Times New Roman" w:eastAsia="Times New Roman" w:hAnsi="Times New Roman" w:cs="Times New Roman"/>
+          <w:kern w:val="0"/>
+          <w:sz w:val="28"/>
+          <w:szCs w:val="28"/>
+          <w:lang w:eastAsia="ru-RU"/>
+          <w14:ligatures w14:val="none"/>
+        </w:rPr>
+        <w:t>е</w:t>
+      </w:r>
+      <w:r>
+        <w:rPr>
+          <w:rFonts w:ascii="Times New Roman" w:eastAsia="Times New Roman" w:hAnsi="Times New Roman" w:cs="Times New Roman"/>
+          <w:kern w:val="0"/>
+          <w:sz w:val="28"/>
+          <w:szCs w:val="28"/>
+          <w:lang w:eastAsia="ru-RU"/>
+          <w14:ligatures w14:val="none"/>
+        </w:rPr>
+        <w:t>т роли пользователей системы и варианты их взаимодействия с основными функциями приложения. Он</w:t>
+      </w:r>
+      <w:r>
+        <w:rPr>
+          <w:rFonts w:ascii="Times New Roman" w:eastAsia="Times New Roman" w:hAnsi="Times New Roman" w:cs="Times New Roman"/>
+          <w:kern w:val="0"/>
+          <w:sz w:val="28"/>
+          <w:szCs w:val="28"/>
+          <w:lang w:eastAsia="ru-RU"/>
+          <w14:ligatures w14:val="none"/>
+        </w:rPr>
+        <w:t>а</w:t>
+      </w:r>
+      <w:r>
+        <w:rPr>
+          <w:rFonts w:ascii="Times New Roman" w:eastAsia="Times New Roman" w:hAnsi="Times New Roman" w:cs="Times New Roman"/>
+          <w:kern w:val="0"/>
+          <w:sz w:val="28"/>
+          <w:szCs w:val="28"/>
+          <w:lang w:eastAsia="ru-RU"/>
+          <w14:ligatures w14:val="none"/>
+        </w:rPr>
+        <w:t xml:space="preserve"> позволя</w:t>
+      </w:r>
+      <w:r>
+        <w:rPr>
+          <w:rFonts w:ascii="Times New Roman" w:eastAsia="Times New Roman" w:hAnsi="Times New Roman" w:cs="Times New Roman"/>
+          <w:kern w:val="0"/>
+          <w:sz w:val="28"/>
+          <w:szCs w:val="28"/>
+          <w:lang w:eastAsia="ru-RU"/>
+          <w14:ligatures w14:val="none"/>
+        </w:rPr>
+        <w:t>е</w:t>
+      </w:r>
+      <w:r>
+        <w:rPr>
+          <w:rFonts w:ascii="Times New Roman" w:eastAsia="Times New Roman" w:hAnsi="Times New Roman" w:cs="Times New Roman"/>
+          <w:kern w:val="0"/>
+          <w:sz w:val="28"/>
+          <w:szCs w:val="28"/>
+          <w:lang w:eastAsia="ru-RU"/>
+          <w14:ligatures w14:val="none"/>
+        </w:rPr>
+        <w:t>т наглядно представить ключевые сценарии работы пользователей и используются на этапе проектирования для уточнения и формализации функциональных требований к разрабатываемой системе.</w:t>
       </w:r>
       <w:r>
         <w:rPr>
@@ -1192,7 +1327,7 @@
     <w:p>
       <w:pPr>
         <w:spacing w:before="360" w:after="240"/>
-        <w:ind w:firstLine="567"/>
+        <w:ind w:firstLine="709"/>
         <w:jc w:val="both"/>
         <w:rPr>
           <w:rFonts w:ascii="Times New Roman" w:hAnsi="Times New Roman" w:cs="Times New Roman"/>
@@ -1421,26 +1556,36 @@
           <w:szCs w:val="28"/>
         </w:rPr>
         <w:t>.1 – Атрибуты сущностей</w:t>
+      </w:r>
+      <w:r>
+        <w:rPr>
+          <w:rFonts w:ascii="Times New Roman" w:hAnsi="Times New Roman" w:cs="Times New Roman"/>
+          <w:bCs/>
+          <w:sz w:val="28"/>
+          <w:szCs w:val="28"/>
+          <w:lang w:val="en-US"/>
+        </w:rPr>
+        <w:tab/>
       </w:r>
     </w:p>
     <w:tbl>
       <w:tblPr>
         <w:tblStyle w:val="ad"/>
-        <w:tblW w:w="10206" w:type="dxa"/>
-        <w:tblInd w:w="-572" w:type="dxa"/>
+        <w:tblW w:w="9351" w:type="dxa"/>
+        <w:tblInd w:w="-5" w:type="dxa"/>
         <w:tblLayout w:type="fixed"/>
         <w:tblLook w:val="04A0" w:firstRow="1" w:lastRow="0" w:firstColumn="1" w:lastColumn="0" w:noHBand="0" w:noVBand="1"/>
       </w:tblPr>
       <w:tblGrid>
-        <w:gridCol w:w="1392"/>
-        <w:gridCol w:w="5684"/>
-        <w:gridCol w:w="1146"/>
-        <w:gridCol w:w="1984"/>
+        <w:gridCol w:w="2127"/>
+        <w:gridCol w:w="3685"/>
+        <w:gridCol w:w="1559"/>
+        <w:gridCol w:w="1980"/>
       </w:tblGrid>
       <w:tr>
         <w:tc>
           <w:tcPr>
-            <w:tcW w:w="1392" w:type="dxa"/>
+            <w:tcW w:w="2127" w:type="dxa"/>
             <w:tcBorders>
               <w:top w:val="single" w:sz="4" w:space="0" w:color="auto"/>
               <w:left w:val="single" w:sz="4" w:space="0" w:color="auto"/>
@@ -1451,6 +1596,7 @@
           </w:tcPr>
           <w:p>
             <w:pPr>
+              <w:ind w:left="-192" w:firstLine="192"/>
               <w:jc w:val="center"/>
               <w:rPr>
                 <w:rFonts w:ascii="Times New Roman" w:hAnsi="Times New Roman"/>
@@ -1470,7 +1616,7 @@
         </w:tc>
         <w:tc>
           <w:tcPr>
-            <w:tcW w:w="5684" w:type="dxa"/>
+            <w:tcW w:w="3685" w:type="dxa"/>
             <w:tcBorders>
               <w:top w:val="single" w:sz="4" w:space="0" w:color="auto"/>
               <w:left w:val="single" w:sz="4" w:space="0" w:color="auto"/>
@@ -1500,7 +1646,7 @@
         </w:tc>
         <w:tc>
           <w:tcPr>
-            <w:tcW w:w="1146" w:type="dxa"/>
+            <w:tcW w:w="1559" w:type="dxa"/>
             <w:tcBorders>
               <w:top w:val="single" w:sz="4" w:space="0" w:color="auto"/>
               <w:left w:val="single" w:sz="4" w:space="0" w:color="auto"/>
@@ -1530,7 +1676,7 @@
         </w:tc>
         <w:tc>
           <w:tcPr>
-            <w:tcW w:w="1984" w:type="dxa"/>
+            <w:tcW w:w="1980" w:type="dxa"/>
             <w:tcBorders>
               <w:top w:val="single" w:sz="4" w:space="0" w:color="auto"/>
               <w:left w:val="single" w:sz="4" w:space="0" w:color="auto"/>
@@ -1562,7 +1708,7 @@
       <w:tr>
         <w:tc>
           <w:tcPr>
-            <w:tcW w:w="1392" w:type="dxa"/>
+            <w:tcW w:w="2127" w:type="dxa"/>
             <w:tcBorders>
               <w:top w:val="single" w:sz="4" w:space="0" w:color="auto"/>
               <w:left w:val="single" w:sz="4" w:space="0" w:color="auto"/>
@@ -1592,7 +1738,7 @@
         </w:tc>
         <w:tc>
           <w:tcPr>
-            <w:tcW w:w="5684" w:type="dxa"/>
+            <w:tcW w:w="3685" w:type="dxa"/>
             <w:tcBorders>
               <w:top w:val="single" w:sz="4" w:space="0" w:color="auto"/>
               <w:left w:val="single" w:sz="4" w:space="0" w:color="auto"/>
@@ -1776,7 +1922,7 @@
         </w:tc>
         <w:tc>
           <w:tcPr>
-            <w:tcW w:w="1146" w:type="dxa"/>
+            <w:tcW w:w="1559" w:type="dxa"/>
             <w:tcBorders>
               <w:top w:val="single" w:sz="4" w:space="0" w:color="auto"/>
               <w:left w:val="single" w:sz="4" w:space="0" w:color="auto"/>
@@ -1833,7 +1979,7 @@
         </w:tc>
         <w:tc>
           <w:tcPr>
-            <w:tcW w:w="1984" w:type="dxa"/>
+            <w:tcW w:w="1980" w:type="dxa"/>
             <w:tcBorders>
               <w:top w:val="single" w:sz="4" w:space="0" w:color="auto"/>
               <w:left w:val="single" w:sz="4" w:space="0" w:color="auto"/>
@@ -1865,7 +2011,7 @@
       <w:tr>
         <w:tc>
           <w:tcPr>
-            <w:tcW w:w="1392" w:type="dxa"/>
+            <w:tcW w:w="2127" w:type="dxa"/>
             <w:tcBorders>
               <w:top w:val="single" w:sz="4" w:space="0" w:color="auto"/>
               <w:left w:val="single" w:sz="4" w:space="0" w:color="auto"/>
@@ -1894,7 +2040,7 @@
         </w:tc>
         <w:tc>
           <w:tcPr>
-            <w:tcW w:w="5684" w:type="dxa"/>
+            <w:tcW w:w="3685" w:type="dxa"/>
             <w:tcBorders>
               <w:top w:val="single" w:sz="4" w:space="0" w:color="auto"/>
               <w:left w:val="single" w:sz="4" w:space="0" w:color="auto"/>
@@ -2071,7 +2217,7 @@
         </w:tc>
         <w:tc>
           <w:tcPr>
-            <w:tcW w:w="1146" w:type="dxa"/>
+            <w:tcW w:w="1559" w:type="dxa"/>
             <w:tcBorders>
               <w:top w:val="single" w:sz="4" w:space="0" w:color="auto"/>
               <w:left w:val="single" w:sz="4" w:space="0" w:color="auto"/>
@@ -2102,7 +2248,7 @@
         </w:tc>
         <w:tc>
           <w:tcPr>
-            <w:tcW w:w="1984" w:type="dxa"/>
+            <w:tcW w:w="1980" w:type="dxa"/>
             <w:tcBorders>
               <w:top w:val="single" w:sz="4" w:space="0" w:color="auto"/>
               <w:left w:val="single" w:sz="4" w:space="0" w:color="auto"/>
@@ -2133,7 +2279,7 @@
       <w:tr>
         <w:tc>
           <w:tcPr>
-            <w:tcW w:w="1392" w:type="dxa"/>
+            <w:tcW w:w="2127" w:type="dxa"/>
             <w:tcBorders>
               <w:top w:val="single" w:sz="4" w:space="0" w:color="auto"/>
               <w:left w:val="single" w:sz="4" w:space="0" w:color="auto"/>
@@ -2162,7 +2308,7 @@
         </w:tc>
         <w:tc>
           <w:tcPr>
-            <w:tcW w:w="5684" w:type="dxa"/>
+            <w:tcW w:w="3685" w:type="dxa"/>
             <w:tcBorders>
               <w:top w:val="single" w:sz="4" w:space="0" w:color="auto"/>
               <w:left w:val="single" w:sz="4" w:space="0" w:color="auto"/>
@@ -2350,7 +2496,7 @@
         </w:tc>
         <w:tc>
           <w:tcPr>
-            <w:tcW w:w="1146" w:type="dxa"/>
+            <w:tcW w:w="1559" w:type="dxa"/>
             <w:tcBorders>
               <w:top w:val="single" w:sz="4" w:space="0" w:color="auto"/>
               <w:left w:val="single" w:sz="4" w:space="0" w:color="auto"/>
@@ -2403,7 +2549,7 @@
         </w:tc>
         <w:tc>
           <w:tcPr>
-            <w:tcW w:w="1984" w:type="dxa"/>
+            <w:tcW w:w="1980" w:type="dxa"/>
             <w:tcBorders>
               <w:top w:val="single" w:sz="4" w:space="0" w:color="auto"/>
               <w:left w:val="single" w:sz="4" w:space="0" w:color="auto"/>
@@ -2434,7 +2580,7 @@
       <w:tr>
         <w:tc>
           <w:tcPr>
-            <w:tcW w:w="1392" w:type="dxa"/>
+            <w:tcW w:w="2127" w:type="dxa"/>
             <w:tcBorders>
               <w:top w:val="single" w:sz="4" w:space="0" w:color="auto"/>
               <w:left w:val="single" w:sz="4" w:space="0" w:color="auto"/>
@@ -2464,7 +2610,7 @@
         </w:tc>
         <w:tc>
           <w:tcPr>
-            <w:tcW w:w="5684" w:type="dxa"/>
+            <w:tcW w:w="3685" w:type="dxa"/>
             <w:tcBorders>
               <w:top w:val="single" w:sz="4" w:space="0" w:color="auto"/>
               <w:left w:val="single" w:sz="4" w:space="0" w:color="auto"/>
@@ -2566,7 +2712,7 @@
         </w:tc>
         <w:tc>
           <w:tcPr>
-            <w:tcW w:w="1146" w:type="dxa"/>
+            <w:tcW w:w="1559" w:type="dxa"/>
             <w:tcBorders>
               <w:top w:val="single" w:sz="4" w:space="0" w:color="auto"/>
               <w:left w:val="single" w:sz="4" w:space="0" w:color="auto"/>
@@ -2610,7 +2756,7 @@
         </w:tc>
         <w:tc>
           <w:tcPr>
-            <w:tcW w:w="1984" w:type="dxa"/>
+            <w:tcW w:w="1980" w:type="dxa"/>
             <w:tcBorders>
               <w:top w:val="single" w:sz="4" w:space="0" w:color="auto"/>
               <w:left w:val="single" w:sz="4" w:space="0" w:color="auto"/>
@@ -2641,7 +2787,7 @@
       <w:tr>
         <w:tc>
           <w:tcPr>
-            <w:tcW w:w="1392" w:type="dxa"/>
+            <w:tcW w:w="2127" w:type="dxa"/>
             <w:tcBorders>
               <w:top w:val="single" w:sz="4" w:space="0" w:color="auto"/>
               <w:left w:val="single" w:sz="4" w:space="0" w:color="auto"/>
@@ -2671,7 +2817,7 @@
         </w:tc>
         <w:tc>
           <w:tcPr>
-            <w:tcW w:w="5684" w:type="dxa"/>
+            <w:tcW w:w="3685" w:type="dxa"/>
             <w:tcBorders>
               <w:top w:val="single" w:sz="4" w:space="0" w:color="auto"/>
               <w:left w:val="single" w:sz="4" w:space="0" w:color="auto"/>
@@ -2800,7 +2946,7 @@
         </w:tc>
         <w:tc>
           <w:tcPr>
-            <w:tcW w:w="1146" w:type="dxa"/>
+            <w:tcW w:w="1559" w:type="dxa"/>
             <w:tcBorders>
               <w:top w:val="single" w:sz="4" w:space="0" w:color="auto"/>
               <w:left w:val="single" w:sz="4" w:space="0" w:color="auto"/>
@@ -2831,7 +2977,7 @@
         </w:tc>
         <w:tc>
           <w:tcPr>
-            <w:tcW w:w="1984" w:type="dxa"/>
+            <w:tcW w:w="1980" w:type="dxa"/>
             <w:tcBorders>
               <w:top w:val="single" w:sz="4" w:space="0" w:color="auto"/>
               <w:left w:val="single" w:sz="4" w:space="0" w:color="auto"/>
@@ -2855,334 +3001,6 @@
                 <w:szCs w:val="28"/>
               </w:rPr>
               <w:t>Информация о кафедре</w:t>
-            </w:r>
-          </w:p>
-        </w:tc>
-      </w:tr>
-      <w:tr>
-        <w:tc>
-          <w:tcPr>
-            <w:tcW w:w="1392" w:type="dxa"/>
-            <w:tcBorders>
-              <w:top w:val="single" w:sz="4" w:space="0" w:color="auto"/>
-              <w:left w:val="single" w:sz="4" w:space="0" w:color="auto"/>
-              <w:bottom w:val="single" w:sz="4" w:space="0" w:color="auto"/>
-              <w:right w:val="single" w:sz="4" w:space="0" w:color="auto"/>
-            </w:tcBorders>
-            <w:hideMark/>
-          </w:tcPr>
-          <w:p>
-            <w:pPr>
-              <w:rPr>
-                <w:rFonts w:ascii="Times New Roman" w:hAnsi="Times New Roman"/>
-                <w:sz w:val="28"/>
-                <w:szCs w:val="28"/>
-                <w:lang w:val="en-US"/>
-              </w:rPr>
-            </w:pPr>
-            <w:r>
-              <w:rPr>
-                <w:rFonts w:ascii="Times New Roman" w:hAnsi="Times New Roman"/>
-                <w:sz w:val="28"/>
-                <w:szCs w:val="28"/>
-              </w:rPr>
-              <w:t>Предмет</w:t>
-            </w:r>
-          </w:p>
-        </w:tc>
-        <w:tc>
-          <w:tcPr>
-            <w:tcW w:w="5684" w:type="dxa"/>
-            <w:tcBorders>
-              <w:top w:val="single" w:sz="4" w:space="0" w:color="auto"/>
-              <w:left w:val="single" w:sz="4" w:space="0" w:color="auto"/>
-              <w:bottom w:val="single" w:sz="4" w:space="0" w:color="auto"/>
-              <w:right w:val="single" w:sz="4" w:space="0" w:color="auto"/>
-            </w:tcBorders>
-            <w:hideMark/>
-          </w:tcPr>
-          <w:p>
-            <w:pPr>
-              <w:rPr>
-                <w:rFonts w:ascii="Times New Roman" w:hAnsi="Times New Roman"/>
-                <w:sz w:val="28"/>
-                <w:szCs w:val="28"/>
-                <w:lang w:val="en-US"/>
-              </w:rPr>
-            </w:pPr>
-            <w:proofErr w:type="spellStart"/>
-            <w:r>
-              <w:rPr>
-                <w:rFonts w:ascii="Times New Roman" w:hAnsi="Times New Roman"/>
-                <w:sz w:val="28"/>
-                <w:szCs w:val="28"/>
-                <w:lang w:val="en-US"/>
-              </w:rPr>
-              <w:t>Subject_</w:t>
-            </w:r>
-            <w:proofErr w:type="gramStart"/>
-            <w:r>
-              <w:rPr>
-                <w:rFonts w:ascii="Times New Roman" w:hAnsi="Times New Roman"/>
-                <w:sz w:val="28"/>
-                <w:szCs w:val="28"/>
-                <w:lang w:val="en-US"/>
-              </w:rPr>
-              <w:t>id</w:t>
-            </w:r>
-            <w:proofErr w:type="spellEnd"/>
-            <w:r>
-              <w:rPr>
-                <w:rFonts w:ascii="Times New Roman" w:hAnsi="Times New Roman"/>
-                <w:sz w:val="28"/>
-                <w:szCs w:val="28"/>
-                <w:lang w:val="en-US"/>
-              </w:rPr>
-              <w:t>(</w:t>
-            </w:r>
-            <w:proofErr w:type="gramEnd"/>
-            <w:r>
-              <w:rPr>
-                <w:rFonts w:ascii="Times New Roman" w:hAnsi="Times New Roman"/>
-                <w:sz w:val="28"/>
-                <w:szCs w:val="28"/>
-                <w:lang w:val="en-US"/>
-              </w:rPr>
-              <w:t>PK),subject(UNIQUE),</w:t>
-            </w:r>
-            <w:proofErr w:type="spellStart"/>
-            <w:r>
-              <w:rPr>
-                <w:rFonts w:ascii="Times New Roman" w:hAnsi="Times New Roman"/>
-                <w:sz w:val="28"/>
-                <w:szCs w:val="28"/>
-                <w:lang w:val="en-US"/>
-              </w:rPr>
-              <w:t>pulpit_id</w:t>
-            </w:r>
-            <w:proofErr w:type="spellEnd"/>
-            <w:r>
-              <w:rPr>
-                <w:rFonts w:ascii="Times New Roman" w:hAnsi="Times New Roman"/>
-                <w:sz w:val="28"/>
-                <w:szCs w:val="28"/>
-                <w:lang w:val="en-US"/>
-              </w:rPr>
-              <w:t>(FK)</w:t>
-            </w:r>
-          </w:p>
-        </w:tc>
-        <w:tc>
-          <w:tcPr>
-            <w:tcW w:w="1146" w:type="dxa"/>
-            <w:tcBorders>
-              <w:top w:val="single" w:sz="4" w:space="0" w:color="auto"/>
-              <w:left w:val="single" w:sz="4" w:space="0" w:color="auto"/>
-              <w:bottom w:val="single" w:sz="4" w:space="0" w:color="auto"/>
-              <w:right w:val="single" w:sz="4" w:space="0" w:color="auto"/>
-            </w:tcBorders>
-            <w:hideMark/>
-          </w:tcPr>
-          <w:p>
-            <w:pPr>
-              <w:rPr>
-                <w:rFonts w:ascii="Times New Roman" w:hAnsi="Times New Roman"/>
-                <w:sz w:val="28"/>
-                <w:szCs w:val="28"/>
-                <w:lang w:val="en-US"/>
-              </w:rPr>
-            </w:pPr>
-            <w:r>
-              <w:rPr>
-                <w:rFonts w:ascii="Times New Roman" w:hAnsi="Times New Roman"/>
-                <w:sz w:val="28"/>
-                <w:szCs w:val="28"/>
-                <w:lang w:val="en-US"/>
-              </w:rPr>
-              <w:t xml:space="preserve">Integer, </w:t>
-            </w:r>
-            <w:r>
-              <w:rPr>
-                <w:rFonts w:ascii="Times New Roman" w:hAnsi="Times New Roman"/>
-                <w:sz w:val="28"/>
-                <w:szCs w:val="28"/>
-                <w:lang w:val="en-US"/>
-              </w:rPr>
-              <w:t>String</w:t>
-            </w:r>
-          </w:p>
-        </w:tc>
-        <w:tc>
-          <w:tcPr>
-            <w:tcW w:w="1984" w:type="dxa"/>
-            <w:tcBorders>
-              <w:top w:val="single" w:sz="4" w:space="0" w:color="auto"/>
-              <w:left w:val="single" w:sz="4" w:space="0" w:color="auto"/>
-              <w:bottom w:val="single" w:sz="4" w:space="0" w:color="auto"/>
-              <w:right w:val="single" w:sz="4" w:space="0" w:color="auto"/>
-            </w:tcBorders>
-            <w:hideMark/>
-          </w:tcPr>
-          <w:p>
-            <w:pPr>
-              <w:rPr>
-                <w:rFonts w:ascii="Times New Roman" w:hAnsi="Times New Roman"/>
-                <w:sz w:val="28"/>
-                <w:szCs w:val="28"/>
-                <w:lang w:val="en-US"/>
-              </w:rPr>
-            </w:pPr>
-            <w:r>
-              <w:rPr>
-                <w:rFonts w:ascii="Times New Roman" w:hAnsi="Times New Roman"/>
-                <w:sz w:val="28"/>
-                <w:szCs w:val="28"/>
-              </w:rPr>
-              <w:t>Список предметов</w:t>
-            </w:r>
-          </w:p>
-        </w:tc>
-      </w:tr>
-      <w:tr>
-        <w:tc>
-          <w:tcPr>
-            <w:tcW w:w="1392" w:type="dxa"/>
-            <w:tcBorders>
-              <w:top w:val="single" w:sz="4" w:space="0" w:color="auto"/>
-              <w:left w:val="single" w:sz="4" w:space="0" w:color="auto"/>
-              <w:bottom w:val="single" w:sz="4" w:space="0" w:color="auto"/>
-              <w:right w:val="single" w:sz="4" w:space="0" w:color="auto"/>
-            </w:tcBorders>
-            <w:hideMark/>
-          </w:tcPr>
-          <w:p>
-            <w:pPr>
-              <w:rPr>
-                <w:rFonts w:ascii="Times New Roman" w:hAnsi="Times New Roman"/>
-                <w:sz w:val="28"/>
-                <w:szCs w:val="28"/>
-                <w:lang w:val="en-US"/>
-              </w:rPr>
-            </w:pPr>
-            <w:r>
-              <w:rPr>
-                <w:rFonts w:ascii="Times New Roman" w:hAnsi="Times New Roman"/>
-                <w:sz w:val="28"/>
-                <w:szCs w:val="28"/>
-              </w:rPr>
-              <w:lastRenderedPageBreak/>
-              <w:t>Специальность</w:t>
-            </w:r>
-          </w:p>
-        </w:tc>
-        <w:tc>
-          <w:tcPr>
-            <w:tcW w:w="5684" w:type="dxa"/>
-            <w:tcBorders>
-              <w:top w:val="single" w:sz="4" w:space="0" w:color="auto"/>
-              <w:left w:val="single" w:sz="4" w:space="0" w:color="auto"/>
-              <w:bottom w:val="single" w:sz="4" w:space="0" w:color="auto"/>
-              <w:right w:val="single" w:sz="4" w:space="0" w:color="auto"/>
-            </w:tcBorders>
-            <w:hideMark/>
-          </w:tcPr>
-          <w:p>
-            <w:pPr>
-              <w:rPr>
-                <w:rFonts w:ascii="Times New Roman" w:hAnsi="Times New Roman"/>
-                <w:sz w:val="28"/>
-                <w:szCs w:val="28"/>
-                <w:lang w:val="en-US"/>
-              </w:rPr>
-            </w:pPr>
-            <w:r>
-              <w:rPr>
-                <w:rFonts w:ascii="Times New Roman" w:hAnsi="Times New Roman"/>
-                <w:sz w:val="28"/>
-                <w:szCs w:val="28"/>
-                <w:lang w:val="en-US"/>
-              </w:rPr>
-              <w:t>Specialty_</w:t>
-            </w:r>
-            <w:proofErr w:type="gramStart"/>
-            <w:r>
-              <w:rPr>
-                <w:rFonts w:ascii="Times New Roman" w:hAnsi="Times New Roman"/>
-                <w:sz w:val="28"/>
-                <w:szCs w:val="28"/>
-                <w:lang w:val="en-US"/>
-              </w:rPr>
-              <w:t>id(</w:t>
-            </w:r>
-            <w:proofErr w:type="gramEnd"/>
-            <w:r>
-              <w:rPr>
-                <w:rFonts w:ascii="Times New Roman" w:hAnsi="Times New Roman"/>
-                <w:sz w:val="28"/>
-                <w:szCs w:val="28"/>
-                <w:lang w:val="en-US"/>
-              </w:rPr>
-              <w:t>PK),specialty(UNIQUE),years_of_study,degree,pulpit_id(FK)</w:t>
-            </w:r>
-          </w:p>
-        </w:tc>
-        <w:tc>
-          <w:tcPr>
-            <w:tcW w:w="1146" w:type="dxa"/>
-            <w:tcBorders>
-              <w:top w:val="single" w:sz="4" w:space="0" w:color="auto"/>
-              <w:left w:val="single" w:sz="4" w:space="0" w:color="auto"/>
-              <w:bottom w:val="single" w:sz="4" w:space="0" w:color="auto"/>
-              <w:right w:val="single" w:sz="4" w:space="0" w:color="auto"/>
-            </w:tcBorders>
-            <w:hideMark/>
-          </w:tcPr>
-          <w:p>
-            <w:pPr>
-              <w:rPr>
-                <w:rFonts w:ascii="Times New Roman" w:hAnsi="Times New Roman"/>
-                <w:sz w:val="28"/>
-                <w:szCs w:val="28"/>
-                <w:lang w:val="en-US"/>
-              </w:rPr>
-            </w:pPr>
-            <w:r>
-              <w:rPr>
-                <w:rFonts w:ascii="Times New Roman" w:hAnsi="Times New Roman"/>
-                <w:sz w:val="28"/>
-                <w:szCs w:val="28"/>
-                <w:lang w:val="en-US"/>
-              </w:rPr>
-              <w:t>Integer, String</w:t>
-            </w:r>
-          </w:p>
-        </w:tc>
-        <w:tc>
-          <w:tcPr>
-            <w:tcW w:w="1984" w:type="dxa"/>
-            <w:tcBorders>
-              <w:top w:val="single" w:sz="4" w:space="0" w:color="auto"/>
-              <w:left w:val="single" w:sz="4" w:space="0" w:color="auto"/>
-              <w:bottom w:val="single" w:sz="4" w:space="0" w:color="auto"/>
-              <w:right w:val="single" w:sz="4" w:space="0" w:color="auto"/>
-            </w:tcBorders>
-            <w:hideMark/>
-          </w:tcPr>
-          <w:p>
-            <w:pPr>
-              <w:rPr>
-                <w:rFonts w:ascii="Times New Roman" w:hAnsi="Times New Roman"/>
-                <w:sz w:val="28"/>
-                <w:szCs w:val="28"/>
-              </w:rPr>
-            </w:pPr>
-            <w:r>
-              <w:rPr>
-                <w:rFonts w:ascii="Times New Roman" w:hAnsi="Times New Roman"/>
-                <w:sz w:val="28"/>
-                <w:szCs w:val="28"/>
-              </w:rPr>
-              <w:t>Данные о специальности</w:t>
             </w:r>
           </w:p>
         </w:tc>
@@ -3190,6 +3008,390 @@
     </w:tbl>
     <w:p>
       <w:pPr>
+        <w:spacing w:before="240" w:after="0" w:line="240" w:lineRule="auto"/>
+        <w:rPr>
+          <w:rFonts w:ascii="Times New Roman" w:hAnsi="Times New Roman" w:cs="Times New Roman"/>
+          <w:sz w:val="28"/>
+          <w:szCs w:val="28"/>
+        </w:rPr>
+      </w:pPr>
+      <w:r>
+        <w:rPr>
+          <w:rFonts w:ascii="Times New Roman" w:hAnsi="Times New Roman" w:cs="Times New Roman"/>
+          <w:sz w:val="28"/>
+          <w:szCs w:val="28"/>
+        </w:rPr>
+        <w:lastRenderedPageBreak/>
+        <w:t>Продолжение т</w:t>
+      </w:r>
+      <w:r>
+        <w:rPr>
+          <w:rFonts w:ascii="Times New Roman" w:hAnsi="Times New Roman" w:cs="Times New Roman"/>
+          <w:sz w:val="28"/>
+          <w:szCs w:val="28"/>
+        </w:rPr>
+        <w:t>аблиц</w:t>
+      </w:r>
+      <w:r>
+        <w:rPr>
+          <w:rFonts w:ascii="Times New Roman" w:hAnsi="Times New Roman" w:cs="Times New Roman"/>
+          <w:sz w:val="28"/>
+          <w:szCs w:val="28"/>
+        </w:rPr>
+        <w:t>ы</w:t>
+      </w:r>
+      <w:r>
+        <w:rPr>
+          <w:rFonts w:ascii="Times New Roman" w:hAnsi="Times New Roman" w:cs="Times New Roman"/>
+          <w:sz w:val="28"/>
+          <w:szCs w:val="28"/>
+        </w:rPr>
+        <w:t xml:space="preserve"> </w:t>
+      </w:r>
+      <w:r>
+        <w:rPr>
+          <w:rFonts w:ascii="Times New Roman" w:hAnsi="Times New Roman" w:cs="Times New Roman"/>
+          <w:sz w:val="28"/>
+          <w:szCs w:val="28"/>
+        </w:rPr>
+        <w:t>4.1</w:t>
+      </w:r>
+    </w:p>
+    <w:tbl>
+      <w:tblPr>
+        <w:tblStyle w:val="ad"/>
+        <w:tblW w:w="9351" w:type="dxa"/>
+        <w:tblInd w:w="-5" w:type="dxa"/>
+        <w:tblLayout w:type="fixed"/>
+        <w:tblLook w:val="04A0" w:firstRow="1" w:lastRow="0" w:firstColumn="1" w:lastColumn="0" w:noHBand="0" w:noVBand="1"/>
+      </w:tblPr>
+      <w:tblGrid>
+        <w:gridCol w:w="2127"/>
+        <w:gridCol w:w="3685"/>
+        <w:gridCol w:w="1559"/>
+        <w:gridCol w:w="1980"/>
+      </w:tblGrid>
+      <w:tr>
+        <w:tc>
+          <w:tcPr>
+            <w:tcW w:w="2127" w:type="dxa"/>
+            <w:tcBorders>
+              <w:top w:val="single" w:sz="4" w:space="0" w:color="auto"/>
+              <w:left w:val="single" w:sz="4" w:space="0" w:color="auto"/>
+              <w:bottom w:val="single" w:sz="4" w:space="0" w:color="auto"/>
+              <w:right w:val="single" w:sz="4" w:space="0" w:color="auto"/>
+            </w:tcBorders>
+            <w:hideMark/>
+          </w:tcPr>
+          <w:p>
+            <w:pPr>
+              <w:rPr>
+                <w:rFonts w:ascii="Times New Roman" w:hAnsi="Times New Roman"/>
+                <w:sz w:val="28"/>
+                <w:szCs w:val="28"/>
+                <w:lang w:val="en-US"/>
+              </w:rPr>
+            </w:pPr>
+            <w:r>
+              <w:rPr>
+                <w:rFonts w:ascii="Times New Roman" w:hAnsi="Times New Roman"/>
+                <w:sz w:val="28"/>
+                <w:szCs w:val="28"/>
+              </w:rPr>
+              <w:t>Предмет</w:t>
+            </w:r>
+          </w:p>
+        </w:tc>
+        <w:tc>
+          <w:tcPr>
+            <w:tcW w:w="3685" w:type="dxa"/>
+            <w:tcBorders>
+              <w:top w:val="single" w:sz="4" w:space="0" w:color="auto"/>
+              <w:left w:val="single" w:sz="4" w:space="0" w:color="auto"/>
+              <w:bottom w:val="single" w:sz="4" w:space="0" w:color="auto"/>
+              <w:right w:val="single" w:sz="4" w:space="0" w:color="auto"/>
+            </w:tcBorders>
+            <w:hideMark/>
+          </w:tcPr>
+          <w:p>
+            <w:pPr>
+              <w:rPr>
+                <w:rFonts w:ascii="Times New Roman" w:hAnsi="Times New Roman"/>
+                <w:sz w:val="28"/>
+                <w:szCs w:val="28"/>
+                <w:lang w:val="en-US"/>
+              </w:rPr>
+            </w:pPr>
+            <w:proofErr w:type="spellStart"/>
+            <w:r>
+              <w:rPr>
+                <w:rFonts w:ascii="Times New Roman" w:hAnsi="Times New Roman"/>
+                <w:sz w:val="28"/>
+                <w:szCs w:val="28"/>
+                <w:lang w:val="en-US"/>
+              </w:rPr>
+              <w:t>Subject_</w:t>
+            </w:r>
+            <w:proofErr w:type="gramStart"/>
+            <w:r>
+              <w:rPr>
+                <w:rFonts w:ascii="Times New Roman" w:hAnsi="Times New Roman"/>
+                <w:sz w:val="28"/>
+                <w:szCs w:val="28"/>
+                <w:lang w:val="en-US"/>
+              </w:rPr>
+              <w:t>id</w:t>
+            </w:r>
+            <w:proofErr w:type="spellEnd"/>
+            <w:r>
+              <w:rPr>
+                <w:rFonts w:ascii="Times New Roman" w:hAnsi="Times New Roman"/>
+                <w:sz w:val="28"/>
+                <w:szCs w:val="28"/>
+                <w:lang w:val="en-US"/>
+              </w:rPr>
+              <w:t>(</w:t>
+            </w:r>
+            <w:proofErr w:type="gramEnd"/>
+            <w:r>
+              <w:rPr>
+                <w:rFonts w:ascii="Times New Roman" w:hAnsi="Times New Roman"/>
+                <w:sz w:val="28"/>
+                <w:szCs w:val="28"/>
+                <w:lang w:val="en-US"/>
+              </w:rPr>
+              <w:t>PK),subject(UNIQUE),</w:t>
+            </w:r>
+            <w:proofErr w:type="spellStart"/>
+            <w:r>
+              <w:rPr>
+                <w:rFonts w:ascii="Times New Roman" w:hAnsi="Times New Roman"/>
+                <w:sz w:val="28"/>
+                <w:szCs w:val="28"/>
+                <w:lang w:val="en-US"/>
+              </w:rPr>
+              <w:t>pulpit_id</w:t>
+            </w:r>
+            <w:proofErr w:type="spellEnd"/>
+            <w:r>
+              <w:rPr>
+                <w:rFonts w:ascii="Times New Roman" w:hAnsi="Times New Roman"/>
+                <w:sz w:val="28"/>
+                <w:szCs w:val="28"/>
+                <w:lang w:val="en-US"/>
+              </w:rPr>
+              <w:t>(FK)</w:t>
+            </w:r>
+          </w:p>
+        </w:tc>
+        <w:tc>
+          <w:tcPr>
+            <w:tcW w:w="1559" w:type="dxa"/>
+            <w:tcBorders>
+              <w:top w:val="single" w:sz="4" w:space="0" w:color="auto"/>
+              <w:left w:val="single" w:sz="4" w:space="0" w:color="auto"/>
+              <w:bottom w:val="single" w:sz="4" w:space="0" w:color="auto"/>
+              <w:right w:val="single" w:sz="4" w:space="0" w:color="auto"/>
+            </w:tcBorders>
+            <w:hideMark/>
+          </w:tcPr>
+          <w:p>
+            <w:pPr>
+              <w:rPr>
+                <w:rFonts w:ascii="Times New Roman" w:hAnsi="Times New Roman"/>
+                <w:sz w:val="28"/>
+                <w:szCs w:val="28"/>
+                <w:lang w:val="en-US"/>
+              </w:rPr>
+            </w:pPr>
+            <w:r>
+              <w:rPr>
+                <w:rFonts w:ascii="Times New Roman" w:hAnsi="Times New Roman"/>
+                <w:sz w:val="28"/>
+                <w:szCs w:val="28"/>
+                <w:lang w:val="en-US"/>
+              </w:rPr>
+              <w:t>Integer, String</w:t>
+            </w:r>
+          </w:p>
+        </w:tc>
+        <w:tc>
+          <w:tcPr>
+            <w:tcW w:w="1980" w:type="dxa"/>
+            <w:tcBorders>
+              <w:top w:val="single" w:sz="4" w:space="0" w:color="auto"/>
+              <w:left w:val="single" w:sz="4" w:space="0" w:color="auto"/>
+              <w:bottom w:val="single" w:sz="4" w:space="0" w:color="auto"/>
+              <w:right w:val="single" w:sz="4" w:space="0" w:color="auto"/>
+            </w:tcBorders>
+            <w:hideMark/>
+          </w:tcPr>
+          <w:p>
+            <w:pPr>
+              <w:rPr>
+                <w:rFonts w:ascii="Times New Roman" w:hAnsi="Times New Roman"/>
+                <w:sz w:val="28"/>
+                <w:szCs w:val="28"/>
+                <w:lang w:val="en-US"/>
+              </w:rPr>
+            </w:pPr>
+            <w:r>
+              <w:rPr>
+                <w:rFonts w:ascii="Times New Roman" w:hAnsi="Times New Roman"/>
+                <w:sz w:val="28"/>
+                <w:szCs w:val="28"/>
+              </w:rPr>
+              <w:t>Список предметов</w:t>
+            </w:r>
+          </w:p>
+        </w:tc>
+      </w:tr>
+      <w:tr>
+        <w:tc>
+          <w:tcPr>
+            <w:tcW w:w="2127" w:type="dxa"/>
+            <w:tcBorders>
+              <w:top w:val="single" w:sz="4" w:space="0" w:color="auto"/>
+              <w:left w:val="single" w:sz="4" w:space="0" w:color="auto"/>
+              <w:bottom w:val="single" w:sz="4" w:space="0" w:color="auto"/>
+              <w:right w:val="single" w:sz="4" w:space="0" w:color="auto"/>
+            </w:tcBorders>
+            <w:hideMark/>
+          </w:tcPr>
+          <w:p>
+            <w:pPr>
+              <w:rPr>
+                <w:rFonts w:ascii="Times New Roman" w:hAnsi="Times New Roman"/>
+                <w:sz w:val="28"/>
+                <w:szCs w:val="28"/>
+                <w:lang w:val="en-US"/>
+              </w:rPr>
+            </w:pPr>
+            <w:r>
+              <w:rPr>
+                <w:rFonts w:ascii="Times New Roman" w:hAnsi="Times New Roman"/>
+                <w:sz w:val="28"/>
+                <w:szCs w:val="28"/>
+              </w:rPr>
+              <w:t>Специальность</w:t>
+            </w:r>
+          </w:p>
+        </w:tc>
+        <w:tc>
+          <w:tcPr>
+            <w:tcW w:w="3685" w:type="dxa"/>
+            <w:tcBorders>
+              <w:top w:val="single" w:sz="4" w:space="0" w:color="auto"/>
+              <w:left w:val="single" w:sz="4" w:space="0" w:color="auto"/>
+              <w:bottom w:val="single" w:sz="4" w:space="0" w:color="auto"/>
+              <w:right w:val="single" w:sz="4" w:space="0" w:color="auto"/>
+            </w:tcBorders>
+            <w:hideMark/>
+          </w:tcPr>
+          <w:p>
+            <w:pPr>
+              <w:rPr>
+                <w:rFonts w:ascii="Times New Roman" w:hAnsi="Times New Roman"/>
+                <w:sz w:val="28"/>
+                <w:szCs w:val="28"/>
+                <w:lang w:val="en-US"/>
+              </w:rPr>
+            </w:pPr>
+            <w:r>
+              <w:rPr>
+                <w:rFonts w:ascii="Times New Roman" w:hAnsi="Times New Roman"/>
+                <w:sz w:val="28"/>
+                <w:szCs w:val="28"/>
+                <w:lang w:val="en-US"/>
+              </w:rPr>
+              <w:t>Specialty_</w:t>
+            </w:r>
+            <w:proofErr w:type="gramStart"/>
+            <w:r>
+              <w:rPr>
+                <w:rFonts w:ascii="Times New Roman" w:hAnsi="Times New Roman"/>
+                <w:sz w:val="28"/>
+                <w:szCs w:val="28"/>
+                <w:lang w:val="en-US"/>
+              </w:rPr>
+              <w:t>id(</w:t>
+            </w:r>
+            <w:proofErr w:type="gramEnd"/>
+            <w:r>
+              <w:rPr>
+                <w:rFonts w:ascii="Times New Roman" w:hAnsi="Times New Roman"/>
+                <w:sz w:val="28"/>
+                <w:szCs w:val="28"/>
+                <w:lang w:val="en-US"/>
+              </w:rPr>
+              <w:t>PK),specialty(UNIQUE),years_of_study,degree,pulpit_id(FK)</w:t>
+            </w:r>
+          </w:p>
+        </w:tc>
+        <w:tc>
+          <w:tcPr>
+            <w:tcW w:w="1559" w:type="dxa"/>
+            <w:tcBorders>
+              <w:top w:val="single" w:sz="4" w:space="0" w:color="auto"/>
+              <w:left w:val="single" w:sz="4" w:space="0" w:color="auto"/>
+              <w:bottom w:val="single" w:sz="4" w:space="0" w:color="auto"/>
+              <w:right w:val="single" w:sz="4" w:space="0" w:color="auto"/>
+            </w:tcBorders>
+            <w:hideMark/>
+          </w:tcPr>
+          <w:p>
+            <w:pPr>
+              <w:rPr>
+                <w:rFonts w:ascii="Times New Roman" w:hAnsi="Times New Roman"/>
+                <w:sz w:val="28"/>
+                <w:szCs w:val="28"/>
+                <w:lang w:val="en-US"/>
+              </w:rPr>
+            </w:pPr>
+            <w:r>
+              <w:rPr>
+                <w:rFonts w:ascii="Times New Roman" w:hAnsi="Times New Roman"/>
+                <w:sz w:val="28"/>
+                <w:szCs w:val="28"/>
+                <w:lang w:val="en-US"/>
+              </w:rPr>
+              <w:t>Integer, String</w:t>
+            </w:r>
+          </w:p>
+        </w:tc>
+        <w:tc>
+          <w:tcPr>
+            <w:tcW w:w="1980" w:type="dxa"/>
+            <w:tcBorders>
+              <w:top w:val="single" w:sz="4" w:space="0" w:color="auto"/>
+              <w:left w:val="single" w:sz="4" w:space="0" w:color="auto"/>
+              <w:bottom w:val="single" w:sz="4" w:space="0" w:color="auto"/>
+              <w:right w:val="single" w:sz="4" w:space="0" w:color="auto"/>
+            </w:tcBorders>
+            <w:hideMark/>
+          </w:tcPr>
+          <w:p>
+            <w:pPr>
+              <w:rPr>
+                <w:rFonts w:ascii="Times New Roman" w:hAnsi="Times New Roman"/>
+                <w:sz w:val="28"/>
+                <w:szCs w:val="28"/>
+              </w:rPr>
+            </w:pPr>
+            <w:r>
+              <w:rPr>
+                <w:rFonts w:ascii="Times New Roman" w:hAnsi="Times New Roman"/>
+                <w:sz w:val="28"/>
+                <w:szCs w:val="28"/>
+              </w:rPr>
+              <w:t>Данные о специальности</w:t>
+            </w:r>
+          </w:p>
+        </w:tc>
+      </w:tr>
+    </w:tbl>
+    <w:p>
+      <w:pPr>
         <w:spacing w:before="240"/>
         <w:ind w:firstLine="720"/>
         <w:jc w:val="both"/>
@@ -3221,13 +3423,37 @@
           <w:sz w:val="28"/>
           <w:szCs w:val="28"/>
         </w:rPr>
-        <w:t xml:space="preserve">.1 содержит полное описание всех атрибутов сущностей с указанием ключевых полей, уникальных ограничений и внешних ключей. </w:t>
+        <w:t>.1 содержит полное описание всех атрибутов сущностей с указанием ключевых полей, уникальных ограничений и внешних ключей</w:t>
+      </w:r>
+      <w:r>
+        <w:rPr>
+          <w:rFonts w:ascii="Times New Roman" w:hAnsi="Times New Roman" w:cs="Times New Roman"/>
+          <w:sz w:val="28"/>
+          <w:szCs w:val="28"/>
+        </w:rPr>
+        <w:t xml:space="preserve">, что позволяет наглядно проследить и проанализировать </w:t>
+      </w:r>
+      <w:r>
+        <w:rPr>
+          <w:rFonts w:ascii="Times New Roman" w:hAnsi="Times New Roman" w:cs="Times New Roman"/>
+          <w:sz w:val="28"/>
+          <w:szCs w:val="28"/>
+        </w:rPr>
+        <w:t>необходимые для использования типы данных, количество таблиц, необходимость дополнительных структур и прочие данные, которые могут повлиять на выбор СУБД.</w:t>
+      </w:r>
+      <w:r>
+        <w:rPr>
+          <w:rFonts w:ascii="Times New Roman" w:hAnsi="Times New Roman" w:cs="Times New Roman"/>
+          <w:sz w:val="28"/>
+          <w:szCs w:val="28"/>
+        </w:rPr>
+        <w:t xml:space="preserve"> </w:t>
       </w:r>
     </w:p>
     <w:p>
       <w:pPr>
         <w:spacing w:before="240"/>
-        <w:ind w:firstLine="720"/>
+        <w:ind w:firstLine="709"/>
         <w:jc w:val="both"/>
         <w:rPr>
           <w:rFonts w:ascii="Times New Roman" w:hAnsi="Times New Roman" w:cs="Times New Roman"/>
@@ -3459,11 +3685,13 @@
     <w:p>
       <w:pPr>
         <w:spacing w:before="360" w:after="240"/>
+        <w:ind w:firstLine="709"/>
         <w:rPr>
           <w:rFonts w:ascii="Times New Roman" w:hAnsi="Times New Roman" w:cs="Times New Roman"/>
           <w:b/>
           <w:sz w:val="28"/>
           <w:szCs w:val="28"/>
+          <w:lang w:val="be-BY"/>
         </w:rPr>
       </w:pPr>
       <w:r>
@@ -3473,6 +3701,7 @@
           <w:sz w:val="28"/>
           <w:szCs w:val="28"/>
         </w:rPr>
+        <w:lastRenderedPageBreak/>
         <w:tab/>
       </w:r>
       <w:r>
@@ -3526,38 +3755,29 @@
       <w:r>
         <w:rPr>
           <w:rFonts w:ascii="Times New Roman" w:hAnsi="Times New Roman" w:cs="Times New Roman"/>
+          <w:b/>
+          <w:sz w:val="28"/>
+          <w:szCs w:val="28"/>
+        </w:rPr>
+        <w:t>П</w:t>
+      </w:r>
+      <w:r>
+        <w:rPr>
+          <w:rFonts w:ascii="Times New Roman" w:eastAsia="Calibri" w:hAnsi="Times New Roman" w:cs="Times New Roman"/>
           <w:bCs/>
           <w:sz w:val="28"/>
           <w:szCs w:val="28"/>
         </w:rPr>
-        <w:t xml:space="preserve">Структура </w:t>
-      </w:r>
-      <w:r>
-        <w:rPr>
-          <w:rFonts w:ascii="Times New Roman" w:hAnsi="Times New Roman" w:cs="Times New Roman"/>
+        <w:t>ереч</w:t>
+      </w:r>
+      <w:r>
+        <w:rPr>
+          <w:rFonts w:ascii="Times New Roman" w:eastAsia="Calibri" w:hAnsi="Times New Roman" w:cs="Times New Roman"/>
           <w:bCs/>
           <w:sz w:val="28"/>
           <w:szCs w:val="28"/>
         </w:rPr>
-        <w:t>п</w:t>
-      </w:r>
-      <w:r>
-        <w:rPr>
-          <w:rFonts w:ascii="Times New Roman" w:eastAsia="Calibri" w:hAnsi="Times New Roman" w:cs="Times New Roman"/>
-          <w:bCs/>
-          <w:sz w:val="28"/>
-          <w:szCs w:val="28"/>
-        </w:rPr>
-        <w:t>еречн</w:t>
-      </w:r>
-      <w:r>
-        <w:rPr>
-          <w:rFonts w:ascii="Times New Roman" w:eastAsia="Calibri" w:hAnsi="Times New Roman" w:cs="Times New Roman"/>
-          <w:bCs/>
-          <w:sz w:val="28"/>
-          <w:szCs w:val="28"/>
-        </w:rPr>
-        <w:t>я</w:t>
+        <w:t>ень</w:t>
       </w:r>
       <w:r>
         <w:rPr>
@@ -3573,7 +3793,23 @@
           <w:sz w:val="28"/>
           <w:szCs w:val="28"/>
         </w:rPr>
-        <w:t>студентов представлен</w:t>
+        <w:t>студентов</w:t>
+      </w:r>
+      <w:r>
+        <w:rPr>
+          <w:rFonts w:ascii="Times New Roman" w:eastAsia="Calibri" w:hAnsi="Times New Roman" w:cs="Times New Roman"/>
+          <w:sz w:val="28"/>
+          <w:szCs w:val="28"/>
+        </w:rPr>
+        <w:t xml:space="preserve"> в системе с необходимыми полями</w:t>
+      </w:r>
+      <w:r>
+        <w:rPr>
+          <w:rFonts w:ascii="Times New Roman" w:eastAsia="Calibri" w:hAnsi="Times New Roman" w:cs="Times New Roman"/>
+          <w:sz w:val="28"/>
+          <w:szCs w:val="28"/>
+        </w:rPr>
+        <w:t xml:space="preserve"> представлен</w:t>
       </w:r>
       <w:r>
         <w:rPr>
@@ -3833,7 +4069,6 @@
                 <w:szCs w:val="28"/>
                 <w:lang w:val="en-US"/>
               </w:rPr>
-              <w:lastRenderedPageBreak/>
               <w:t>Student_id</w:t>
             </w:r>
             <w:proofErr w:type="spellEnd"/>
@@ -6232,6 +6467,40 @@
           </w:p>
         </w:tc>
       </w:tr>
+    </w:tbl>
+    <w:p>
+      <w:pPr>
+        <w:spacing w:before="240" w:after="0" w:line="240" w:lineRule="auto"/>
+        <w:rPr>
+          <w:rFonts w:ascii="Times New Roman" w:eastAsia="Calibri" w:hAnsi="Times New Roman" w:cs="Times New Roman"/>
+          <w:sz w:val="28"/>
+          <w:szCs w:val="28"/>
+        </w:rPr>
+      </w:pPr>
+      <w:r>
+        <w:rPr>
+          <w:rFonts w:ascii="Times New Roman" w:eastAsia="Calibri" w:hAnsi="Times New Roman" w:cs="Times New Roman"/>
+          <w:sz w:val="28"/>
+          <w:szCs w:val="28"/>
+        </w:rPr>
+        <w:lastRenderedPageBreak/>
+        <w:t>Продолжение таблицы 6.3</w:t>
+      </w:r>
+    </w:p>
+    <w:tbl>
+      <w:tblPr>
+        <w:tblStyle w:val="ad"/>
+        <w:tblW w:w="0" w:type="auto"/>
+        <w:tblInd w:w="0" w:type="dxa"/>
+        <w:tblLayout w:type="fixed"/>
+        <w:tblLook w:val="04A0" w:firstRow="1" w:lastRow="0" w:firstColumn="1" w:lastColumn="0" w:noHBand="0" w:noVBand="1"/>
+      </w:tblPr>
+      <w:tblGrid>
+        <w:gridCol w:w="1838"/>
+        <w:gridCol w:w="1701"/>
+        <w:gridCol w:w="3544"/>
+        <w:gridCol w:w="2262"/>
+      </w:tblGrid>
       <w:tr>
         <w:tc>
           <w:tcPr>
@@ -6560,7 +6829,6 @@
                 <w:sz w:val="28"/>
                 <w:szCs w:val="28"/>
               </w:rPr>
-              <w:lastRenderedPageBreak/>
               <w:t>Поле</w:t>
             </w:r>
           </w:p>
@@ -8481,7 +8749,43 @@
           </w:p>
         </w:tc>
       </w:tr>
+    </w:tbl>
+    <w:p>
+      <w:pPr>
+        <w:spacing w:before="240" w:line="240" w:lineRule="auto"/>
+        <w:rPr>
+          <w:rFonts w:ascii="Times New Roman" w:eastAsia="Calibri" w:hAnsi="Times New Roman" w:cs="Times New Roman"/>
+          <w:sz w:val="28"/>
+          <w:szCs w:val="28"/>
+        </w:rPr>
+      </w:pPr>
+      <w:r>
+        <w:rPr>
+          <w:rFonts w:ascii="Times New Roman" w:eastAsia="Calibri" w:hAnsi="Times New Roman" w:cs="Times New Roman"/>
+          <w:sz w:val="28"/>
+          <w:szCs w:val="28"/>
+        </w:rPr>
+        <w:lastRenderedPageBreak/>
+        <w:t>Продолжение таблицы 6.6</w:t>
+      </w:r>
+    </w:p>
+    <w:tbl>
+      <w:tblPr>
+        <w:tblStyle w:val="ad"/>
+        <w:tblW w:w="0" w:type="auto"/>
+        <w:tblInd w:w="0" w:type="dxa"/>
+        <w:tblLook w:val="04A0" w:firstRow="1" w:lastRow="0" w:firstColumn="1" w:lastColumn="0" w:noHBand="0" w:noVBand="1"/>
+      </w:tblPr>
+      <w:tblGrid>
+        <w:gridCol w:w="2336"/>
+        <w:gridCol w:w="2336"/>
+        <w:gridCol w:w="2336"/>
+        <w:gridCol w:w="2337"/>
+      </w:tblGrid>
       <w:tr>
+        <w:trPr>
+          <w:trHeight w:val="1215"/>
+        </w:trPr>
         <w:tc>
           <w:tcPr>
             <w:tcW w:w="2336" w:type="dxa"/>
@@ -8782,7 +9086,6 @@
           <w:sz w:val="28"/>
           <w:szCs w:val="28"/>
         </w:rPr>
-        <w:lastRenderedPageBreak/>
         <w:t xml:space="preserve">Таблица </w:t>
       </w:r>
       <w:r>
@@ -9397,6 +9700,9 @@
         </w:tc>
       </w:tr>
       <w:tr>
+        <w:trPr>
+          <w:trHeight w:val="1040"/>
+        </w:trPr>
         <w:tc>
           <w:tcPr>
             <w:tcW w:w="2250" w:type="dxa"/>
@@ -9506,7 +9812,7 @@
                 <w:szCs w:val="28"/>
                 <w:lang w:val="en-US"/>
               </w:rPr>
-              <w:t>NULLL,UNIQUE</w:t>
+              <w:t>NULL,UNIQUE</w:t>
             </w:r>
             <w:proofErr w:type="gramEnd"/>
           </w:p>
@@ -9544,6 +9850,7 @@
     <w:p>
       <w:pPr>
         <w:spacing w:before="240" w:after="0" w:line="240" w:lineRule="auto"/>
+        <w:jc w:val="both"/>
         <w:rPr>
           <w:rFonts w:ascii="Times New Roman" w:eastAsia="Calibri" w:hAnsi="Times New Roman" w:cs="Times New Roman"/>
           <w:sz w:val="28"/>
@@ -9596,7 +9903,7 @@
           <w:sz w:val="28"/>
           <w:szCs w:val="28"/>
         </w:rPr>
-        <w:t>.</w:t>
+        <w:t>, а также указаны все необходимые ограничения и описания функциональности полей.</w:t>
       </w:r>
     </w:p>
     <w:p>
@@ -10114,6 +10421,9 @@
         </w:tc>
       </w:tr>
       <w:tr>
+        <w:trPr>
+          <w:trHeight w:val="867"/>
+        </w:trPr>
         <w:tc>
           <w:tcPr>
             <w:tcW w:w="2250" w:type="dxa"/>
@@ -10268,6 +10578,9 @@
         </w:tc>
       </w:tr>
       <w:tr>
+        <w:trPr>
+          <w:trHeight w:val="709"/>
+        </w:trPr>
         <w:tc>
           <w:tcPr>
             <w:tcW w:w="2250" w:type="dxa"/>
@@ -10375,7 +10688,7 @@
                 <w:szCs w:val="28"/>
                 <w:lang w:val="en-US"/>
               </w:rPr>
-              <w:t>NULLL,UNIQUE</w:t>
+              <w:t>NULL,UNIQUE</w:t>
             </w:r>
             <w:proofErr w:type="gramEnd"/>
           </w:p>
@@ -10413,6 +10726,7 @@
     <w:p>
       <w:pPr>
         <w:spacing w:before="240" w:after="0" w:line="240" w:lineRule="auto"/>
+        <w:jc w:val="both"/>
         <w:rPr>
           <w:rFonts w:ascii="Times New Roman" w:eastAsia="Calibri" w:hAnsi="Times New Roman" w:cs="Times New Roman"/>
           <w:sz w:val="28"/>
@@ -10426,15 +10740,193 @@
           <w:szCs w:val="28"/>
         </w:rPr>
         <w:tab/>
-        <w:t xml:space="preserve">Две дополнительные таблицы, созданные для реализации корректной связи многие-ко-многим </w:t>
-      </w:r>
-      <w:r>
-        <w:rPr>
-          <w:rFonts w:ascii="Times New Roman" w:eastAsia="Calibri" w:hAnsi="Times New Roman" w:cs="Times New Roman"/>
-          <w:sz w:val="28"/>
-          <w:szCs w:val="28"/>
-        </w:rPr>
-        <w:t>представлены на таблицах 6.8 и 6.9 соответственно.</w:t>
+      </w:r>
+      <w:r>
+        <w:rPr>
+          <w:rFonts w:ascii="Times New Roman" w:eastAsia="Calibri" w:hAnsi="Times New Roman" w:cs="Times New Roman"/>
+          <w:sz w:val="28"/>
+          <w:szCs w:val="28"/>
+        </w:rPr>
+        <w:t>Д</w:t>
+      </w:r>
+      <w:r>
+        <w:rPr>
+          <w:rFonts w:ascii="Times New Roman" w:eastAsia="Calibri" w:hAnsi="Times New Roman" w:cs="Times New Roman"/>
+          <w:sz w:val="28"/>
+          <w:szCs w:val="28"/>
+        </w:rPr>
+        <w:t>ополнительн</w:t>
+      </w:r>
+      <w:r>
+        <w:rPr>
+          <w:rFonts w:ascii="Times New Roman" w:eastAsia="Calibri" w:hAnsi="Times New Roman" w:cs="Times New Roman"/>
+          <w:sz w:val="28"/>
+          <w:szCs w:val="28"/>
+        </w:rPr>
+        <w:t>ая</w:t>
+      </w:r>
+      <w:r>
+        <w:rPr>
+          <w:rFonts w:ascii="Times New Roman" w:eastAsia="Calibri" w:hAnsi="Times New Roman" w:cs="Times New Roman"/>
+          <w:sz w:val="28"/>
+          <w:szCs w:val="28"/>
+        </w:rPr>
+        <w:t xml:space="preserve"> таблиц</w:t>
+      </w:r>
+      <w:r>
+        <w:rPr>
+          <w:rFonts w:ascii="Times New Roman" w:eastAsia="Calibri" w:hAnsi="Times New Roman" w:cs="Times New Roman"/>
+          <w:sz w:val="28"/>
+          <w:szCs w:val="28"/>
+        </w:rPr>
+        <w:t>а</w:t>
+      </w:r>
+      <w:r>
+        <w:rPr>
+          <w:rFonts w:ascii="Times New Roman" w:eastAsia="Calibri" w:hAnsi="Times New Roman" w:cs="Times New Roman"/>
+          <w:sz w:val="28"/>
+          <w:szCs w:val="28"/>
+        </w:rPr>
+        <w:t>, созданн</w:t>
+      </w:r>
+      <w:r>
+        <w:rPr>
+          <w:rFonts w:ascii="Times New Roman" w:eastAsia="Calibri" w:hAnsi="Times New Roman" w:cs="Times New Roman"/>
+          <w:sz w:val="28"/>
+          <w:szCs w:val="28"/>
+        </w:rPr>
+        <w:t>ая</w:t>
+      </w:r>
+      <w:r>
+        <w:rPr>
+          <w:rFonts w:ascii="Times New Roman" w:eastAsia="Calibri" w:hAnsi="Times New Roman" w:cs="Times New Roman"/>
+          <w:sz w:val="28"/>
+          <w:szCs w:val="28"/>
+        </w:rPr>
+        <w:t xml:space="preserve"> для реализации корректной связи</w:t>
+      </w:r>
+      <w:r>
+        <w:rPr>
+          <w:rFonts w:ascii="Times New Roman" w:eastAsia="Calibri" w:hAnsi="Times New Roman" w:cs="Times New Roman"/>
+          <w:sz w:val="28"/>
+          <w:szCs w:val="28"/>
+        </w:rPr>
+        <w:t xml:space="preserve"> </w:t>
+      </w:r>
+      <w:r>
+        <w:rPr>
+          <w:rFonts w:ascii="Times New Roman" w:eastAsia="Calibri" w:hAnsi="Times New Roman" w:cs="Times New Roman"/>
+          <w:sz w:val="28"/>
+          <w:szCs w:val="28"/>
+        </w:rPr>
+        <w:t>с</w:t>
+      </w:r>
+      <w:r>
+        <w:rPr>
+          <w:rFonts w:ascii="Times New Roman" w:eastAsia="Calibri" w:hAnsi="Times New Roman" w:cs="Times New Roman"/>
+          <w:sz w:val="28"/>
+          <w:szCs w:val="28"/>
+        </w:rPr>
+        <w:t xml:space="preserve"> многие-ко-многим </w:t>
+      </w:r>
+      <w:r>
+        <w:rPr>
+          <w:rFonts w:ascii="Times New Roman" w:eastAsia="Calibri" w:hAnsi="Times New Roman" w:cs="Times New Roman"/>
+          <w:sz w:val="28"/>
+          <w:szCs w:val="28"/>
+        </w:rPr>
+        <w:t>между таблицами Предметы и Преподаватели</w:t>
+      </w:r>
+      <w:r>
+        <w:rPr>
+          <w:rFonts w:ascii="Times New Roman" w:eastAsia="Calibri" w:hAnsi="Times New Roman" w:cs="Times New Roman"/>
+          <w:sz w:val="28"/>
+          <w:szCs w:val="28"/>
+        </w:rPr>
+        <w:t xml:space="preserve"> и </w:t>
+      </w:r>
+      <w:r>
+        <w:rPr>
+          <w:rFonts w:ascii="Times New Roman" w:eastAsia="Calibri" w:hAnsi="Times New Roman" w:cs="Times New Roman"/>
+          <w:sz w:val="28"/>
+          <w:szCs w:val="28"/>
+        </w:rPr>
+        <w:lastRenderedPageBreak/>
+        <w:t xml:space="preserve">реализующая составной </w:t>
+      </w:r>
+      <w:r>
+        <w:rPr>
+          <w:rFonts w:ascii="Times New Roman" w:eastAsia="Calibri" w:hAnsi="Times New Roman" w:cs="Times New Roman"/>
+          <w:sz w:val="28"/>
+          <w:szCs w:val="28"/>
+          <w:lang w:val="en-US"/>
+        </w:rPr>
+        <w:t>PRIMARY</w:t>
+      </w:r>
+      <w:r>
+        <w:rPr>
+          <w:rFonts w:ascii="Times New Roman" w:eastAsia="Calibri" w:hAnsi="Times New Roman" w:cs="Times New Roman"/>
+          <w:sz w:val="28"/>
+          <w:szCs w:val="28"/>
+        </w:rPr>
+        <w:t xml:space="preserve"> </w:t>
+      </w:r>
+      <w:r>
+        <w:rPr>
+          <w:rFonts w:ascii="Times New Roman" w:eastAsia="Calibri" w:hAnsi="Times New Roman" w:cs="Times New Roman"/>
+          <w:sz w:val="28"/>
+          <w:szCs w:val="28"/>
+          <w:lang w:val="en-US"/>
+        </w:rPr>
+        <w:t>KEY</w:t>
+      </w:r>
+      <w:r>
+        <w:rPr>
+          <w:rFonts w:ascii="Times New Roman" w:eastAsia="Calibri" w:hAnsi="Times New Roman" w:cs="Times New Roman"/>
+          <w:sz w:val="28"/>
+          <w:szCs w:val="28"/>
+        </w:rPr>
+        <w:t xml:space="preserve"> </w:t>
+      </w:r>
+      <w:r>
+        <w:rPr>
+          <w:rFonts w:ascii="Times New Roman" w:eastAsia="Calibri" w:hAnsi="Times New Roman" w:cs="Times New Roman"/>
+          <w:sz w:val="28"/>
+          <w:szCs w:val="28"/>
+        </w:rPr>
+        <w:t>представлен</w:t>
+      </w:r>
+      <w:r>
+        <w:rPr>
+          <w:rFonts w:ascii="Times New Roman" w:eastAsia="Calibri" w:hAnsi="Times New Roman" w:cs="Times New Roman"/>
+          <w:sz w:val="28"/>
+          <w:szCs w:val="28"/>
+        </w:rPr>
+        <w:t>а</w:t>
+      </w:r>
+      <w:r>
+        <w:rPr>
+          <w:rFonts w:ascii="Times New Roman" w:eastAsia="Calibri" w:hAnsi="Times New Roman" w:cs="Times New Roman"/>
+          <w:sz w:val="28"/>
+          <w:szCs w:val="28"/>
+        </w:rPr>
+        <w:t xml:space="preserve"> на таблиц</w:t>
+      </w:r>
+      <w:r>
+        <w:rPr>
+          <w:rFonts w:ascii="Times New Roman" w:eastAsia="Calibri" w:hAnsi="Times New Roman" w:cs="Times New Roman"/>
+          <w:sz w:val="28"/>
+          <w:szCs w:val="28"/>
+        </w:rPr>
+        <w:t>е</w:t>
+      </w:r>
+      <w:r>
+        <w:rPr>
+          <w:rFonts w:ascii="Times New Roman" w:eastAsia="Calibri" w:hAnsi="Times New Roman" w:cs="Times New Roman"/>
+          <w:sz w:val="28"/>
+          <w:szCs w:val="28"/>
+        </w:rPr>
+        <w:t xml:space="preserve"> 6.8 соответственно.</w:t>
       </w:r>
     </w:p>
     <w:p>
@@ -10484,7 +10976,15 @@
           <w:sz w:val="28"/>
           <w:szCs w:val="28"/>
         </w:rPr>
-        <w:t xml:space="preserve"> – </w:t>
+        <w:t xml:space="preserve"> –</w:t>
+      </w:r>
+      <w:r>
+        <w:rPr>
+          <w:rFonts w:ascii="Times New Roman" w:eastAsia="Calibri" w:hAnsi="Times New Roman" w:cs="Times New Roman"/>
+          <w:sz w:val="28"/>
+          <w:szCs w:val="28"/>
+        </w:rPr>
+        <w:t xml:space="preserve"> </w:t>
       </w:r>
       <w:proofErr w:type="spellStart"/>
       <w:r>
@@ -10493,7 +10993,24 @@
           <w:sz w:val="28"/>
           <w:szCs w:val="28"/>
         </w:rPr>
-        <w:t>Студенты_Экзамены</w:t>
+        <w:t>Предметы</w:t>
+      </w:r>
+      <w:r>
+        <w:rPr>
+          <w:rFonts w:ascii="Times New Roman" w:eastAsia="Calibri" w:hAnsi="Times New Roman" w:cs="Times New Roman"/>
+          <w:sz w:val="28"/>
+          <w:szCs w:val="28"/>
+        </w:rPr>
+        <w:t>_</w:t>
+      </w:r>
+      <w:proofErr w:type="gramStart"/>
+      <w:r>
+        <w:rPr>
+          <w:rFonts w:ascii="Times New Roman" w:eastAsia="Calibri" w:hAnsi="Times New Roman" w:cs="Times New Roman"/>
+          <w:sz w:val="28"/>
+          <w:szCs w:val="28"/>
+        </w:rPr>
+        <w:t>Преподаватели</w:t>
       </w:r>
       <w:proofErr w:type="spellEnd"/>
       <w:r>
@@ -10502,8 +11019,9 @@
           <w:sz w:val="28"/>
           <w:szCs w:val="28"/>
         </w:rPr>
-        <w:t xml:space="preserve"> (</w:t>
-      </w:r>
+        <w:t>(</w:t>
+      </w:r>
+      <w:proofErr w:type="gramEnd"/>
       <w:r>
         <w:rPr>
           <w:rFonts w:ascii="Times New Roman" w:eastAsia="Calibri" w:hAnsi="Times New Roman" w:cs="Times New Roman"/>
@@ -10511,7 +11029,16 @@
           <w:szCs w:val="28"/>
           <w:lang w:val="en-US"/>
         </w:rPr>
-        <w:t>Student</w:t>
+        <w:t>S</w:t>
+      </w:r>
+      <w:r>
+        <w:rPr>
+          <w:rFonts w:ascii="Times New Roman" w:eastAsia="Calibri" w:hAnsi="Times New Roman" w:cs="Times New Roman"/>
+          <w:sz w:val="28"/>
+          <w:szCs w:val="28"/>
+          <w:lang w:val="en-US"/>
+        </w:rPr>
+        <w:t>ubject</w:t>
       </w:r>
       <w:r>
         <w:rPr>
@@ -10528,7 +11055,7 @@
           <w:szCs w:val="28"/>
           <w:lang w:val="en-US"/>
         </w:rPr>
-        <w:t>Exam</w:t>
+        <w:t>Teacher</w:t>
       </w:r>
       <w:r>
         <w:rPr>
@@ -10703,16 +11230,7 @@
                 <w:szCs w:val="28"/>
                 <w:lang w:val="en-US"/>
               </w:rPr>
-              <w:t>Student</w:t>
-            </w:r>
-            <w:r>
-              <w:rPr>
-                <w:rFonts w:ascii="Times New Roman" w:hAnsi="Times New Roman"/>
-                <w:sz w:val="28"/>
-                <w:szCs w:val="28"/>
-                <w:lang w:val="en-US"/>
-              </w:rPr>
-              <w:t>_id</w:t>
+              <w:t>Teacher_id</w:t>
             </w:r>
             <w:proofErr w:type="spellEnd"/>
           </w:p>
@@ -10772,15 +11290,7 @@
                 <w:sz w:val="28"/>
                 <w:szCs w:val="28"/>
               </w:rPr>
-              <w:t>P</w:t>
-            </w:r>
-            <w:r>
-              <w:rPr>
-                <w:rFonts w:ascii="Times New Roman" w:hAnsi="Times New Roman"/>
-                <w:sz w:val="28"/>
-                <w:szCs w:val="28"/>
-              </w:rPr>
-              <w:t>K</w:t>
+              <w:t>PK,</w:t>
             </w:r>
           </w:p>
         </w:tc>
@@ -10818,7 +11328,7 @@
                 <w:sz w:val="28"/>
                 <w:szCs w:val="28"/>
               </w:rPr>
-              <w:t>студента</w:t>
+              <w:t>преподавателя</w:t>
             </w:r>
           </w:p>
         </w:tc>
@@ -10852,16 +11362,7 @@
                 <w:szCs w:val="28"/>
                 <w:lang w:val="en-US"/>
               </w:rPr>
-              <w:t>Exam</w:t>
-            </w:r>
-            <w:r>
-              <w:rPr>
-                <w:rFonts w:ascii="Times New Roman" w:hAnsi="Times New Roman"/>
-                <w:sz w:val="28"/>
-                <w:szCs w:val="28"/>
-                <w:lang w:val="en-US"/>
-              </w:rPr>
-              <w:t>_id</w:t>
+              <w:t>Subject_id</w:t>
             </w:r>
             <w:proofErr w:type="spellEnd"/>
           </w:p>
@@ -10924,16 +11425,7 @@
                 <w:szCs w:val="28"/>
                 <w:lang w:val="en-US"/>
               </w:rPr>
-              <w:t>P</w:t>
-            </w:r>
-            <w:r>
-              <w:rPr>
-                <w:rFonts w:ascii="Times New Roman" w:hAnsi="Times New Roman"/>
-                <w:sz w:val="28"/>
-                <w:szCs w:val="28"/>
-                <w:lang w:val="en-US"/>
-              </w:rPr>
-              <w:t>K</w:t>
+              <w:t>PK</w:t>
             </w:r>
           </w:p>
         </w:tc>
@@ -10963,23 +11455,7 @@
                 <w:sz w:val="28"/>
                 <w:szCs w:val="28"/>
               </w:rPr>
-              <w:t>Уникальный</w:t>
-            </w:r>
-            <w:r>
-              <w:rPr>
-                <w:rFonts w:ascii="Times New Roman" w:hAnsi="Times New Roman"/>
-                <w:sz w:val="28"/>
-                <w:szCs w:val="28"/>
-              </w:rPr>
-              <w:t xml:space="preserve"> </w:t>
-            </w:r>
-            <w:r>
-              <w:rPr>
-                <w:rFonts w:ascii="Times New Roman" w:hAnsi="Times New Roman"/>
-                <w:sz w:val="28"/>
-                <w:szCs w:val="28"/>
-              </w:rPr>
-              <w:t>идентификатор экзамена</w:t>
+              <w:t>Уникальный идентификатор предмета</w:t>
             </w:r>
           </w:p>
         </w:tc>
@@ -10987,486 +11463,6 @@
     </w:tbl>
     <w:p>
       <w:pPr>
-        <w:spacing w:before="240" w:after="0" w:line="240" w:lineRule="auto"/>
-        <w:rPr>
-          <w:rFonts w:ascii="Times New Roman" w:eastAsia="Calibri" w:hAnsi="Times New Roman" w:cs="Times New Roman"/>
-          <w:sz w:val="28"/>
-          <w:szCs w:val="28"/>
-        </w:rPr>
-      </w:pPr>
-      <w:r>
-        <w:rPr>
-          <w:rFonts w:ascii="Times New Roman" w:eastAsia="Calibri" w:hAnsi="Times New Roman" w:cs="Times New Roman"/>
-          <w:sz w:val="28"/>
-          <w:szCs w:val="28"/>
-        </w:rPr>
-        <w:t xml:space="preserve">Таблица </w:t>
-      </w:r>
-      <w:r>
-        <w:rPr>
-          <w:rFonts w:ascii="Times New Roman" w:eastAsia="Calibri" w:hAnsi="Times New Roman" w:cs="Times New Roman"/>
-          <w:sz w:val="28"/>
-          <w:szCs w:val="28"/>
-          <w:lang w:val="en-US"/>
-        </w:rPr>
-        <w:t>6</w:t>
-      </w:r>
-      <w:r>
-        <w:rPr>
-          <w:rFonts w:ascii="Times New Roman" w:eastAsia="Calibri" w:hAnsi="Times New Roman" w:cs="Times New Roman"/>
-          <w:sz w:val="28"/>
-          <w:szCs w:val="28"/>
-        </w:rPr>
-        <w:t>.</w:t>
-      </w:r>
-      <w:r>
-        <w:rPr>
-          <w:rFonts w:ascii="Times New Roman" w:eastAsia="Calibri" w:hAnsi="Times New Roman" w:cs="Times New Roman"/>
-          <w:sz w:val="28"/>
-          <w:szCs w:val="28"/>
-        </w:rPr>
-        <w:t>9</w:t>
-      </w:r>
-      <w:r>
-        <w:rPr>
-          <w:rFonts w:ascii="Times New Roman" w:eastAsia="Calibri" w:hAnsi="Times New Roman" w:cs="Times New Roman"/>
-          <w:sz w:val="28"/>
-          <w:szCs w:val="28"/>
-        </w:rPr>
-        <w:t xml:space="preserve"> – </w:t>
-      </w:r>
-      <w:r>
-        <w:rPr>
-          <w:rFonts w:ascii="Times New Roman" w:eastAsia="Calibri" w:hAnsi="Times New Roman" w:cs="Times New Roman"/>
-          <w:sz w:val="28"/>
-          <w:szCs w:val="28"/>
-        </w:rPr>
-        <w:t>Факультеты</w:t>
-      </w:r>
-      <w:r>
-        <w:rPr>
-          <w:rFonts w:ascii="Times New Roman" w:eastAsia="Calibri" w:hAnsi="Times New Roman" w:cs="Times New Roman"/>
-          <w:sz w:val="28"/>
-          <w:szCs w:val="28"/>
-        </w:rPr>
-        <w:t xml:space="preserve"> (</w:t>
-      </w:r>
-      <w:r>
-        <w:rPr>
-          <w:rFonts w:ascii="Times New Roman" w:eastAsia="Calibri" w:hAnsi="Times New Roman" w:cs="Times New Roman"/>
-          <w:sz w:val="28"/>
-          <w:szCs w:val="28"/>
-          <w:lang w:val="en-US"/>
-        </w:rPr>
-        <w:t>Faculty</w:t>
-      </w:r>
-      <w:r>
-        <w:rPr>
-          <w:rFonts w:ascii="Times New Roman" w:eastAsia="Calibri" w:hAnsi="Times New Roman" w:cs="Times New Roman"/>
-          <w:sz w:val="28"/>
-          <w:szCs w:val="28"/>
-        </w:rPr>
-        <w:t>)</w:t>
-      </w:r>
-    </w:p>
-    <w:tbl>
-      <w:tblPr>
-        <w:tblStyle w:val="ad"/>
-        <w:tblW w:w="0" w:type="auto"/>
-        <w:tblInd w:w="0" w:type="dxa"/>
-        <w:tblLook w:val="04A0" w:firstRow="1" w:lastRow="0" w:firstColumn="1" w:lastColumn="0" w:noHBand="0" w:noVBand="1"/>
-      </w:tblPr>
-      <w:tblGrid>
-        <w:gridCol w:w="2250"/>
-        <w:gridCol w:w="2292"/>
-        <w:gridCol w:w="2277"/>
-        <w:gridCol w:w="2526"/>
-      </w:tblGrid>
-      <w:tr>
-        <w:tc>
-          <w:tcPr>
-            <w:tcW w:w="2250" w:type="dxa"/>
-            <w:tcBorders>
-              <w:top w:val="single" w:sz="4" w:space="0" w:color="auto"/>
-              <w:left w:val="single" w:sz="4" w:space="0" w:color="auto"/>
-              <w:bottom w:val="single" w:sz="4" w:space="0" w:color="auto"/>
-              <w:right w:val="single" w:sz="4" w:space="0" w:color="auto"/>
-            </w:tcBorders>
-            <w:hideMark/>
-          </w:tcPr>
-          <w:p>
-            <w:pPr>
-              <w:jc w:val="center"/>
-              <w:rPr>
-                <w:rFonts w:ascii="Times New Roman" w:hAnsi="Times New Roman"/>
-                <w:sz w:val="28"/>
-                <w:szCs w:val="28"/>
-              </w:rPr>
-            </w:pPr>
-            <w:r>
-              <w:rPr>
-                <w:rFonts w:ascii="Times New Roman" w:hAnsi="Times New Roman"/>
-                <w:sz w:val="28"/>
-                <w:szCs w:val="28"/>
-              </w:rPr>
-              <w:t>Поле</w:t>
-            </w:r>
-          </w:p>
-        </w:tc>
-        <w:tc>
-          <w:tcPr>
-            <w:tcW w:w="2292" w:type="dxa"/>
-            <w:tcBorders>
-              <w:top w:val="single" w:sz="4" w:space="0" w:color="auto"/>
-              <w:left w:val="single" w:sz="4" w:space="0" w:color="auto"/>
-              <w:bottom w:val="single" w:sz="4" w:space="0" w:color="auto"/>
-              <w:right w:val="single" w:sz="4" w:space="0" w:color="auto"/>
-            </w:tcBorders>
-            <w:hideMark/>
-          </w:tcPr>
-          <w:p>
-            <w:pPr>
-              <w:jc w:val="center"/>
-              <w:rPr>
-                <w:rFonts w:ascii="Times New Roman" w:hAnsi="Times New Roman"/>
-                <w:sz w:val="28"/>
-                <w:szCs w:val="28"/>
-              </w:rPr>
-            </w:pPr>
-            <w:r>
-              <w:rPr>
-                <w:rFonts w:ascii="Times New Roman" w:hAnsi="Times New Roman"/>
-                <w:sz w:val="28"/>
-                <w:szCs w:val="28"/>
-              </w:rPr>
-              <w:t>Тип данных</w:t>
-            </w:r>
-          </w:p>
-        </w:tc>
-        <w:tc>
-          <w:tcPr>
-            <w:tcW w:w="2277" w:type="dxa"/>
-            <w:tcBorders>
-              <w:top w:val="single" w:sz="4" w:space="0" w:color="auto"/>
-              <w:left w:val="single" w:sz="4" w:space="0" w:color="auto"/>
-              <w:bottom w:val="single" w:sz="4" w:space="0" w:color="auto"/>
-              <w:right w:val="single" w:sz="4" w:space="0" w:color="auto"/>
-            </w:tcBorders>
-            <w:hideMark/>
-          </w:tcPr>
-          <w:p>
-            <w:pPr>
-              <w:jc w:val="center"/>
-              <w:rPr>
-                <w:rFonts w:ascii="Times New Roman" w:hAnsi="Times New Roman"/>
-                <w:sz w:val="28"/>
-                <w:szCs w:val="28"/>
-              </w:rPr>
-            </w:pPr>
-            <w:r>
-              <w:rPr>
-                <w:rFonts w:ascii="Times New Roman" w:hAnsi="Times New Roman"/>
-                <w:sz w:val="28"/>
-                <w:szCs w:val="28"/>
-              </w:rPr>
-              <w:t>Ограничение целостности</w:t>
-            </w:r>
-          </w:p>
-        </w:tc>
-        <w:tc>
-          <w:tcPr>
-            <w:tcW w:w="2526" w:type="dxa"/>
-            <w:tcBorders>
-              <w:top w:val="single" w:sz="4" w:space="0" w:color="auto"/>
-              <w:left w:val="single" w:sz="4" w:space="0" w:color="auto"/>
-              <w:bottom w:val="single" w:sz="4" w:space="0" w:color="auto"/>
-              <w:right w:val="single" w:sz="4" w:space="0" w:color="auto"/>
-            </w:tcBorders>
-            <w:hideMark/>
-          </w:tcPr>
-          <w:p>
-            <w:pPr>
-              <w:jc w:val="center"/>
-              <w:rPr>
-                <w:rFonts w:ascii="Times New Roman" w:hAnsi="Times New Roman"/>
-                <w:sz w:val="28"/>
-                <w:szCs w:val="28"/>
-              </w:rPr>
-            </w:pPr>
-            <w:r>
-              <w:rPr>
-                <w:rFonts w:ascii="Times New Roman" w:hAnsi="Times New Roman"/>
-                <w:sz w:val="28"/>
-                <w:szCs w:val="28"/>
-              </w:rPr>
-              <w:t>Описание</w:t>
-            </w:r>
-          </w:p>
-        </w:tc>
-      </w:tr>
-      <w:tr>
-        <w:tc>
-          <w:tcPr>
-            <w:tcW w:w="2250" w:type="dxa"/>
-            <w:tcBorders>
-              <w:top w:val="single" w:sz="4" w:space="0" w:color="auto"/>
-              <w:left w:val="single" w:sz="4" w:space="0" w:color="auto"/>
-              <w:bottom w:val="single" w:sz="4" w:space="0" w:color="auto"/>
-              <w:right w:val="single" w:sz="4" w:space="0" w:color="auto"/>
-            </w:tcBorders>
-            <w:hideMark/>
-          </w:tcPr>
-          <w:p>
-            <w:pPr>
-              <w:rPr>
-                <w:rFonts w:ascii="Times New Roman" w:hAnsi="Times New Roman"/>
-                <w:sz w:val="28"/>
-                <w:szCs w:val="28"/>
-                <w:lang w:val="en-US"/>
-              </w:rPr>
-            </w:pPr>
-            <w:proofErr w:type="spellStart"/>
-            <w:r>
-              <w:rPr>
-                <w:rFonts w:ascii="Times New Roman" w:hAnsi="Times New Roman"/>
-                <w:sz w:val="28"/>
-                <w:szCs w:val="28"/>
-                <w:lang w:val="en-US"/>
-              </w:rPr>
-              <w:lastRenderedPageBreak/>
-              <w:t>Teacher_id</w:t>
-            </w:r>
-            <w:proofErr w:type="spellEnd"/>
-          </w:p>
-        </w:tc>
-        <w:tc>
-          <w:tcPr>
-            <w:tcW w:w="2292" w:type="dxa"/>
-            <w:tcBorders>
-              <w:top w:val="single" w:sz="4" w:space="0" w:color="auto"/>
-              <w:left w:val="single" w:sz="4" w:space="0" w:color="auto"/>
-              <w:bottom w:val="single" w:sz="4" w:space="0" w:color="auto"/>
-              <w:right w:val="single" w:sz="4" w:space="0" w:color="auto"/>
-            </w:tcBorders>
-            <w:hideMark/>
-          </w:tcPr>
-          <w:p>
-            <w:pPr>
-              <w:rPr>
-                <w:rFonts w:ascii="Times New Roman" w:hAnsi="Times New Roman"/>
-                <w:sz w:val="28"/>
-                <w:szCs w:val="28"/>
-              </w:rPr>
-            </w:pPr>
-            <w:r>
-              <w:rPr>
-                <w:rFonts w:ascii="Times New Roman" w:hAnsi="Times New Roman"/>
-                <w:sz w:val="28"/>
-                <w:szCs w:val="28"/>
-              </w:rPr>
-              <w:t>INT</w:t>
-            </w:r>
-          </w:p>
-        </w:tc>
-        <w:tc>
-          <w:tcPr>
-            <w:tcW w:w="2277" w:type="dxa"/>
-            <w:tcBorders>
-              <w:top w:val="single" w:sz="4" w:space="0" w:color="auto"/>
-              <w:left w:val="single" w:sz="4" w:space="0" w:color="auto"/>
-              <w:bottom w:val="single" w:sz="4" w:space="0" w:color="auto"/>
-              <w:right w:val="single" w:sz="4" w:space="0" w:color="auto"/>
-            </w:tcBorders>
-            <w:hideMark/>
-          </w:tcPr>
-          <w:p>
-            <w:pPr>
-              <w:rPr>
-                <w:rFonts w:ascii="Times New Roman" w:hAnsi="Times New Roman"/>
-                <w:sz w:val="28"/>
-                <w:szCs w:val="28"/>
-                <w:lang w:val="en-US"/>
-              </w:rPr>
-            </w:pPr>
-            <w:r>
-              <w:rPr>
-                <w:rFonts w:ascii="Times New Roman" w:hAnsi="Times New Roman"/>
-                <w:sz w:val="28"/>
-                <w:szCs w:val="28"/>
-              </w:rPr>
-              <w:t>PK,</w:t>
-            </w:r>
-          </w:p>
-        </w:tc>
-        <w:tc>
-          <w:tcPr>
-            <w:tcW w:w="2526" w:type="dxa"/>
-            <w:tcBorders>
-              <w:top w:val="single" w:sz="4" w:space="0" w:color="auto"/>
-              <w:left w:val="single" w:sz="4" w:space="0" w:color="auto"/>
-              <w:bottom w:val="single" w:sz="4" w:space="0" w:color="auto"/>
-              <w:right w:val="single" w:sz="4" w:space="0" w:color="auto"/>
-            </w:tcBorders>
-            <w:hideMark/>
-          </w:tcPr>
-          <w:p>
-            <w:pPr>
-              <w:rPr>
-                <w:rFonts w:ascii="Times New Roman" w:hAnsi="Times New Roman"/>
-                <w:sz w:val="28"/>
-                <w:szCs w:val="28"/>
-                <w:lang w:val="en-US"/>
-              </w:rPr>
-            </w:pPr>
-            <w:r>
-              <w:rPr>
-                <w:rFonts w:ascii="Times New Roman" w:hAnsi="Times New Roman"/>
-                <w:sz w:val="28"/>
-                <w:szCs w:val="28"/>
-              </w:rPr>
-              <w:t xml:space="preserve">Уникальный идентификатор </w:t>
-            </w:r>
-            <w:r>
-              <w:rPr>
-                <w:rFonts w:ascii="Times New Roman" w:hAnsi="Times New Roman"/>
-                <w:sz w:val="28"/>
-                <w:szCs w:val="28"/>
-              </w:rPr>
-              <w:t>преподавателя</w:t>
-            </w:r>
-          </w:p>
-        </w:tc>
-      </w:tr>
-      <w:tr>
-        <w:tc>
-          <w:tcPr>
-            <w:tcW w:w="2250" w:type="dxa"/>
-            <w:tcBorders>
-              <w:top w:val="single" w:sz="4" w:space="0" w:color="auto"/>
-              <w:left w:val="single" w:sz="4" w:space="0" w:color="auto"/>
-              <w:bottom w:val="single" w:sz="4" w:space="0" w:color="auto"/>
-              <w:right w:val="single" w:sz="4" w:space="0" w:color="auto"/>
-            </w:tcBorders>
-            <w:hideMark/>
-          </w:tcPr>
-          <w:p>
-            <w:pPr>
-              <w:rPr>
-                <w:rFonts w:ascii="Times New Roman" w:hAnsi="Times New Roman"/>
-                <w:sz w:val="28"/>
-                <w:szCs w:val="28"/>
-                <w:lang w:val="en-US"/>
-              </w:rPr>
-            </w:pPr>
-            <w:proofErr w:type="spellStart"/>
-            <w:r>
-              <w:rPr>
-                <w:rFonts w:ascii="Times New Roman" w:hAnsi="Times New Roman"/>
-                <w:sz w:val="28"/>
-                <w:szCs w:val="28"/>
-                <w:lang w:val="en-US"/>
-              </w:rPr>
-              <w:t>Subject_id</w:t>
-            </w:r>
-            <w:proofErr w:type="spellEnd"/>
-          </w:p>
-        </w:tc>
-        <w:tc>
-          <w:tcPr>
-            <w:tcW w:w="2292" w:type="dxa"/>
-            <w:tcBorders>
-              <w:top w:val="single" w:sz="4" w:space="0" w:color="auto"/>
-              <w:left w:val="single" w:sz="4" w:space="0" w:color="auto"/>
-              <w:bottom w:val="single" w:sz="4" w:space="0" w:color="auto"/>
-              <w:right w:val="single" w:sz="4" w:space="0" w:color="auto"/>
-            </w:tcBorders>
-            <w:hideMark/>
-          </w:tcPr>
-          <w:p>
-            <w:pPr>
-              <w:rPr>
-                <w:rFonts w:ascii="Times New Roman" w:hAnsi="Times New Roman"/>
-                <w:sz w:val="28"/>
-                <w:szCs w:val="28"/>
-                <w:lang w:val="en-US"/>
-              </w:rPr>
-            </w:pPr>
-            <w:r>
-              <w:rPr>
-                <w:rFonts w:ascii="Times New Roman" w:hAnsi="Times New Roman"/>
-                <w:sz w:val="28"/>
-                <w:szCs w:val="28"/>
-                <w:lang w:val="en-US"/>
-              </w:rPr>
-              <w:t>INT</w:t>
-            </w:r>
-          </w:p>
-        </w:tc>
-        <w:tc>
-          <w:tcPr>
-            <w:tcW w:w="2277" w:type="dxa"/>
-            <w:tcBorders>
-              <w:top w:val="single" w:sz="4" w:space="0" w:color="auto"/>
-              <w:left w:val="single" w:sz="4" w:space="0" w:color="auto"/>
-              <w:bottom w:val="single" w:sz="4" w:space="0" w:color="auto"/>
-              <w:right w:val="single" w:sz="4" w:space="0" w:color="auto"/>
-            </w:tcBorders>
-            <w:hideMark/>
-          </w:tcPr>
-          <w:p>
-            <w:pPr>
-              <w:rPr>
-                <w:rFonts w:ascii="Times New Roman" w:hAnsi="Times New Roman"/>
-                <w:sz w:val="28"/>
-                <w:szCs w:val="28"/>
-                <w:lang w:val="en-US"/>
-              </w:rPr>
-            </w:pPr>
-            <w:r>
-              <w:rPr>
-                <w:rFonts w:ascii="Times New Roman" w:hAnsi="Times New Roman"/>
-                <w:sz w:val="28"/>
-                <w:szCs w:val="28"/>
-                <w:lang w:val="en-US"/>
-              </w:rPr>
-              <w:t>PK</w:t>
-            </w:r>
-          </w:p>
-        </w:tc>
-        <w:tc>
-          <w:tcPr>
-            <w:tcW w:w="2526" w:type="dxa"/>
-            <w:tcBorders>
-              <w:top w:val="single" w:sz="4" w:space="0" w:color="auto"/>
-              <w:left w:val="single" w:sz="4" w:space="0" w:color="auto"/>
-              <w:bottom w:val="single" w:sz="4" w:space="0" w:color="auto"/>
-              <w:right w:val="single" w:sz="4" w:space="0" w:color="auto"/>
-            </w:tcBorders>
-            <w:hideMark/>
-          </w:tcPr>
-          <w:p>
-            <w:pPr>
-              <w:rPr>
-                <w:rFonts w:ascii="Times New Roman" w:hAnsi="Times New Roman"/>
-                <w:sz w:val="28"/>
-                <w:szCs w:val="28"/>
-                <w:lang w:val="en-US"/>
-              </w:rPr>
-            </w:pPr>
-            <w:r>
-              <w:rPr>
-                <w:rFonts w:ascii="Times New Roman" w:hAnsi="Times New Roman"/>
-                <w:sz w:val="28"/>
-                <w:szCs w:val="28"/>
-              </w:rPr>
-              <w:t>Уникальный идентификатор предмета</w:t>
-            </w:r>
-          </w:p>
-        </w:tc>
-      </w:tr>
-    </w:tbl>
-    <w:p>
-      <w:pPr>
         <w:spacing w:before="240"/>
         <w:ind w:firstLine="720"/>
         <w:jc w:val="both"/>
@@ -11488,7 +11484,7 @@
     <w:p>
       <w:pPr>
         <w:spacing w:before="360" w:after="240"/>
-        <w:ind w:firstLine="567"/>
+        <w:ind w:firstLine="709"/>
         <w:rPr>
           <w:rFonts w:ascii="Times New Roman" w:hAnsi="Times New Roman" w:cs="Times New Roman"/>
           <w:b/>
@@ -11548,30 +11544,6 @@
     </w:p>
     <w:p>
       <w:pPr>
-        <w:spacing w:after="240"/>
-        <w:jc w:val="center"/>
-        <w:rPr>
-          <w:rFonts w:ascii="Times New Roman" w:hAnsi="Times New Roman" w:cs="Times New Roman"/>
-          <w:sz w:val="28"/>
-          <w:szCs w:val="28"/>
-          <w:lang w:val="en-US"/>
-        </w:rPr>
-      </w:pPr>
-    </w:p>
-    <w:p>
-      <w:pPr>
-        <w:spacing w:after="240"/>
-        <w:jc w:val="center"/>
-        <w:rPr>
-          <w:rFonts w:ascii="Times New Roman" w:hAnsi="Times New Roman" w:cs="Times New Roman"/>
-          <w:sz w:val="28"/>
-          <w:szCs w:val="28"/>
-          <w:lang w:val="en-US"/>
-        </w:rPr>
-      </w:pPr>
-    </w:p>
-    <w:p>
-      <w:pPr>
         <w:spacing w:before="240"/>
         <w:jc w:val="center"/>
         <w:rPr>
@@ -11588,10 +11560,10 @@
           <w:szCs w:val="28"/>
         </w:rPr>
         <w:drawing>
-          <wp:inline distT="0" distB="0" distL="0" distR="0" wp14:anchorId="32DA1F90" wp14:editId="0E371990">
-            <wp:extent cx="5376731" cy="4686300"/>
-            <wp:effectExtent l="0" t="0" r="0" b="0"/>
-            <wp:docPr id="11" name="Рисунок 11"/>
+          <wp:inline distT="0" distB="0" distL="0" distR="0" wp14:anchorId="09A64330" wp14:editId="44C1CC57">
+            <wp:extent cx="4339123" cy="3784600"/>
+            <wp:effectExtent l="0" t="0" r="4445" b="6350"/>
+            <wp:docPr id="5" name="Рисунок 5"/>
             <wp:cNvGraphicFramePr>
               <a:graphicFrameLocks xmlns:a="http://schemas.openxmlformats.org/drawingml/2006/main" noChangeAspect="1"/>
             </wp:cNvGraphicFramePr>
@@ -11599,7 +11571,7 @@
               <a:graphicData uri="http://schemas.openxmlformats.org/drawingml/2006/picture">
                 <pic:pic xmlns:pic="http://schemas.openxmlformats.org/drawingml/2006/picture">
                   <pic:nvPicPr>
-                    <pic:cNvPr id="0" name="Picture 11"/>
+                    <pic:cNvPr id="0" name="Picture 4"/>
                     <pic:cNvPicPr>
                       <a:picLocks noChangeAspect="1" noChangeArrowheads="1"/>
                     </pic:cNvPicPr>
@@ -11620,7 +11592,7 @@
                   <pic:spPr bwMode="auto">
                     <a:xfrm>
                       <a:off x="0" y="0"/>
-                      <a:ext cx="5377544" cy="4687009"/>
+                      <a:ext cx="4378178" cy="3818663"/>
                     </a:xfrm>
                     <a:prstGeom prst="rect">
                       <a:avLst/>
@@ -11636,19 +11608,50 @@
           </wp:inline>
         </w:drawing>
       </w:r>
-      <w:r>
-        <w:rPr>
-          <w:rFonts w:ascii="Times New Roman" w:hAnsi="Times New Roman" w:cs="Times New Roman"/>
-          <w:sz w:val="28"/>
-          <w:szCs w:val="28"/>
-        </w:rPr>
-        <w:t>Рисунок 7.1— Логическая схема базы данных</w:t>
-      </w:r>
     </w:p>
     <w:p>
       <w:pPr>
+        <w:spacing w:before="240"/>
+        <w:jc w:val="center"/>
+        <w:rPr>
+          <w:rFonts w:ascii="Times New Roman" w:hAnsi="Times New Roman" w:cs="Times New Roman"/>
+          <w:sz w:val="28"/>
+          <w:szCs w:val="28"/>
+        </w:rPr>
+      </w:pPr>
+      <w:r>
+        <w:rPr>
+          <w:rFonts w:ascii="Times New Roman" w:hAnsi="Times New Roman" w:cs="Times New Roman"/>
+          <w:sz w:val="28"/>
+          <w:szCs w:val="28"/>
+        </w:rPr>
+        <w:t>Рисунок 7.1— Логическая схема базы данных</w:t>
+      </w:r>
+    </w:p>
+    <w:p>
+      <w:pPr>
+        <w:spacing w:line="240" w:lineRule="auto"/>
+        <w:ind w:firstLine="720"/>
+        <w:jc w:val="both"/>
+        <w:rPr>
+          <w:rFonts w:ascii="Times New Roman" w:hAnsi="Times New Roman" w:cs="Times New Roman"/>
+          <w:sz w:val="28"/>
+          <w:szCs w:val="28"/>
+        </w:rPr>
+      </w:pPr>
+      <w:r>
+        <w:rPr>
+          <w:rFonts w:ascii="Times New Roman" w:hAnsi="Times New Roman" w:cs="Times New Roman"/>
+          <w:sz w:val="28"/>
+          <w:szCs w:val="28"/>
+        </w:rPr>
+        <w:t>Логическая схема БД отображает окончательную структуру таблиц с установленными связями между сущностями.</w:t>
+      </w:r>
+    </w:p>
+    <w:p>
+      <w:pPr>
         <w:spacing w:before="360" w:after="240"/>
-        <w:ind w:firstLine="567"/>
+        <w:ind w:firstLine="709"/>
         <w:rPr>
           <w:rFonts w:ascii="Times New Roman" w:hAnsi="Times New Roman" w:cs="Times New Roman"/>
           <w:b/>
@@ -11681,9 +11684,6 @@
         <w:spacing w:before="360" w:after="0"/>
         <w:ind w:firstLine="567"/>
         <w:jc w:val="both"/>
-        <w:rPr>
-          <w:lang w:val="en-US"/>
-        </w:rPr>
       </w:pPr>
       <w:r>
         <w:rPr>
@@ -11874,9 +11874,27 @@
           <w:bCs/>
           <w:sz w:val="28"/>
           <w:szCs w:val="28"/>
+        </w:rPr>
+      </w:pPr>
+      <w:r>
+        <w:rPr>
+          <w:rFonts w:ascii="Times New Roman" w:hAnsi="Times New Roman" w:cs="Times New Roman"/>
+          <w:bCs/>
+          <w:sz w:val="28"/>
+          <w:szCs w:val="28"/>
+        </w:rPr>
+        <w:t>Схема соответствует второй нормальной форме, так как большинство таблиц используют простые первичные ключи, и неключевые атрибуты полностью функционально зависят от них. Например</w:t>
+      </w:r>
+      <w:r>
+        <w:rPr>
+          <w:rFonts w:ascii="Times New Roman" w:hAnsi="Times New Roman" w:cs="Times New Roman"/>
+          <w:bCs/>
+          <w:sz w:val="28"/>
+          <w:szCs w:val="28"/>
           <w:lang w:val="en-US"/>
         </w:rPr>
-      </w:pPr>
+        <w:t xml:space="preserve">, </w:t>
+      </w:r>
       <w:r>
         <w:rPr>
           <w:rFonts w:ascii="Times New Roman" w:hAnsi="Times New Roman" w:cs="Times New Roman"/>
@@ -11884,7 +11902,7 @@
           <w:sz w:val="28"/>
           <w:szCs w:val="28"/>
         </w:rPr>
-        <w:t>Схема соответствует второй нормальной форме, так как большинство таблиц используют простые первичные ключи, и неключевые атрибуты полностью функционально зависят от них. Например</w:t>
+        <w:t>в</w:t>
       </w:r>
       <w:r>
         <w:rPr>
@@ -11894,17 +11912,80 @@
           <w:szCs w:val="28"/>
           <w:lang w:val="en-US"/>
         </w:rPr>
+        <w:t xml:space="preserve"> </w:t>
+      </w:r>
+      <w:r>
+        <w:rPr>
+          <w:rFonts w:ascii="Times New Roman" w:hAnsi="Times New Roman" w:cs="Times New Roman"/>
+          <w:bCs/>
+          <w:sz w:val="28"/>
+          <w:szCs w:val="28"/>
+        </w:rPr>
+        <w:t>таблице</w:t>
+      </w:r>
+      <w:r>
+        <w:rPr>
+          <w:rFonts w:ascii="Times New Roman" w:hAnsi="Times New Roman" w:cs="Times New Roman"/>
+          <w:bCs/>
+          <w:sz w:val="28"/>
+          <w:szCs w:val="28"/>
+          <w:lang w:val="en-US"/>
+        </w:rPr>
+        <w:t xml:space="preserve"> Exams </w:t>
+      </w:r>
+      <w:r>
+        <w:rPr>
+          <w:rFonts w:ascii="Times New Roman" w:hAnsi="Times New Roman" w:cs="Times New Roman"/>
+          <w:bCs/>
+          <w:sz w:val="28"/>
+          <w:szCs w:val="28"/>
+        </w:rPr>
+        <w:t>атрибуты</w:t>
+      </w:r>
+      <w:r>
+        <w:rPr>
+          <w:rFonts w:ascii="Times New Roman" w:hAnsi="Times New Roman" w:cs="Times New Roman"/>
+          <w:bCs/>
+          <w:sz w:val="28"/>
+          <w:szCs w:val="28"/>
+          <w:lang w:val="en-US"/>
+        </w:rPr>
+        <w:t xml:space="preserve"> </w:t>
+      </w:r>
+      <w:proofErr w:type="spellStart"/>
+      <w:r>
+        <w:rPr>
+          <w:rFonts w:ascii="Times New Roman" w:hAnsi="Times New Roman" w:cs="Times New Roman"/>
+          <w:bCs/>
+          <w:sz w:val="28"/>
+          <w:szCs w:val="28"/>
+          <w:lang w:val="en-US"/>
+        </w:rPr>
+        <w:t>Exam_date</w:t>
+      </w:r>
+      <w:proofErr w:type="spellEnd"/>
+      <w:r>
+        <w:rPr>
+          <w:rFonts w:ascii="Times New Roman" w:hAnsi="Times New Roman" w:cs="Times New Roman"/>
+          <w:bCs/>
+          <w:sz w:val="28"/>
+          <w:szCs w:val="28"/>
+          <w:lang w:val="en-US"/>
+        </w:rPr>
         <w:t xml:space="preserve">, </w:t>
       </w:r>
+      <w:proofErr w:type="spellStart"/>
       <w:r>
         <w:rPr>
           <w:rFonts w:ascii="Times New Roman" w:hAnsi="Times New Roman" w:cs="Times New Roman"/>
           <w:bCs/>
           <w:sz w:val="28"/>
           <w:szCs w:val="28"/>
-        </w:rPr>
-        <w:t>в</w:t>
-      </w:r>
+          <w:lang w:val="en-US"/>
+        </w:rPr>
+        <w:t>Exam_auditorium</w:t>
+      </w:r>
+      <w:proofErr w:type="spellEnd"/>
       <w:r>
         <w:rPr>
           <w:rFonts w:ascii="Times New Roman" w:hAnsi="Times New Roman" w:cs="Times New Roman"/>
@@ -11913,6 +11994,50 @@
           <w:szCs w:val="28"/>
           <w:lang w:val="en-US"/>
         </w:rPr>
+        <w:t xml:space="preserve">, </w:t>
+      </w:r>
+      <w:proofErr w:type="spellStart"/>
+      <w:r>
+        <w:rPr>
+          <w:rFonts w:ascii="Times New Roman" w:hAnsi="Times New Roman" w:cs="Times New Roman"/>
+          <w:bCs/>
+          <w:sz w:val="28"/>
+          <w:szCs w:val="28"/>
+          <w:lang w:val="en-US"/>
+        </w:rPr>
+        <w:t>Teacher_id</w:t>
+      </w:r>
+      <w:proofErr w:type="spellEnd"/>
+      <w:r>
+        <w:rPr>
+          <w:rFonts w:ascii="Times New Roman" w:hAnsi="Times New Roman" w:cs="Times New Roman"/>
+          <w:bCs/>
+          <w:sz w:val="28"/>
+          <w:szCs w:val="28"/>
+          <w:lang w:val="en-US"/>
+        </w:rPr>
+        <w:t xml:space="preserve">, </w:t>
+      </w:r>
+      <w:proofErr w:type="spellStart"/>
+      <w:r>
+        <w:rPr>
+          <w:rFonts w:ascii="Times New Roman" w:hAnsi="Times New Roman" w:cs="Times New Roman"/>
+          <w:bCs/>
+          <w:sz w:val="28"/>
+          <w:szCs w:val="28"/>
+          <w:lang w:val="en-US"/>
+        </w:rPr>
+        <w:t>Subject_id</w:t>
+      </w:r>
+      <w:proofErr w:type="spellEnd"/>
+      <w:r>
+        <w:rPr>
+          <w:rFonts w:ascii="Times New Roman" w:hAnsi="Times New Roman" w:cs="Times New Roman"/>
+          <w:bCs/>
+          <w:sz w:val="28"/>
+          <w:szCs w:val="28"/>
+          <w:lang w:val="en-US"/>
+        </w:rPr>
         <w:t xml:space="preserve"> </w:t>
       </w:r>
       <w:r>
@@ -11922,7 +12047,7 @@
           <w:sz w:val="28"/>
           <w:szCs w:val="28"/>
         </w:rPr>
-        <w:t>таблице</w:t>
+        <w:t>зависят</w:t>
       </w:r>
       <w:r>
         <w:rPr>
@@ -11932,7 +12057,7 @@
           <w:szCs w:val="28"/>
           <w:lang w:val="en-US"/>
         </w:rPr>
-        <w:t xml:space="preserve"> Exams </w:t>
+        <w:t xml:space="preserve"> </w:t>
       </w:r>
       <w:r>
         <w:rPr>
@@ -11941,7 +12066,7 @@
           <w:sz w:val="28"/>
           <w:szCs w:val="28"/>
         </w:rPr>
-        <w:t>атрибуты</w:t>
+        <w:t>от</w:t>
       </w:r>
       <w:r>
         <w:rPr>
@@ -11962,7 +12087,7 @@
           <w:szCs w:val="28"/>
           <w:lang w:val="en-US"/>
         </w:rPr>
-        <w:t>Exam_date</w:t>
+        <w:t>Exam_id</w:t>
       </w:r>
       <w:proofErr w:type="spellEnd"/>
       <w:r>
@@ -11973,7 +12098,16 @@
           <w:szCs w:val="28"/>
           <w:lang w:val="en-US"/>
         </w:rPr>
-        <w:t xml:space="preserve">, </w:t>
+        <w:t xml:space="preserve">. </w:t>
+      </w:r>
+      <w:r>
+        <w:rPr>
+          <w:rFonts w:ascii="Times New Roman" w:hAnsi="Times New Roman" w:cs="Times New Roman"/>
+          <w:bCs/>
+          <w:sz w:val="28"/>
+          <w:szCs w:val="28"/>
+        </w:rPr>
+        <w:t xml:space="preserve">В таблице </w:t>
       </w:r>
       <w:proofErr w:type="spellStart"/>
       <w:r>
@@ -11982,9 +12116,8 @@
           <w:bCs/>
           <w:sz w:val="28"/>
           <w:szCs w:val="28"/>
-          <w:lang w:val="en-US"/>
-        </w:rPr>
-        <w:t>Exam_auditorium</w:t>
+        </w:rPr>
+        <w:t>Grades</w:t>
       </w:r>
       <w:proofErr w:type="spellEnd"/>
       <w:r>
@@ -11993,9 +12126,8 @@
           <w:bCs/>
           <w:sz w:val="28"/>
           <w:szCs w:val="28"/>
-          <w:lang w:val="en-US"/>
-        </w:rPr>
-        <w:t xml:space="preserve">, </w:t>
+        </w:rPr>
+        <w:t xml:space="preserve"> значение </w:t>
       </w:r>
       <w:proofErr w:type="spellStart"/>
       <w:r>
@@ -12004,9 +12136,8 @@
           <w:bCs/>
           <w:sz w:val="28"/>
           <w:szCs w:val="28"/>
-          <w:lang w:val="en-US"/>
-        </w:rPr>
-        <w:t>Teacher_id</w:t>
+        </w:rPr>
+        <w:t>Grade</w:t>
       </w:r>
       <w:proofErr w:type="spellEnd"/>
       <w:r>
@@ -12015,9 +12146,8 @@
           <w:bCs/>
           <w:sz w:val="28"/>
           <w:szCs w:val="28"/>
-          <w:lang w:val="en-US"/>
-        </w:rPr>
-        <w:t xml:space="preserve">, </w:t>
+        </w:rPr>
+        <w:t xml:space="preserve"> определяется комбинацией сущностей через ключ </w:t>
       </w:r>
       <w:proofErr w:type="spellStart"/>
       <w:r>
@@ -12026,9 +12156,8 @@
           <w:bCs/>
           <w:sz w:val="28"/>
           <w:szCs w:val="28"/>
-          <w:lang w:val="en-US"/>
-        </w:rPr>
-        <w:t>Subject_id</w:t>
+        </w:rPr>
+        <w:t>Grade_id</w:t>
       </w:r>
       <w:proofErr w:type="spellEnd"/>
       <w:r>
@@ -12037,9 +12166,8 @@
           <w:bCs/>
           <w:sz w:val="28"/>
           <w:szCs w:val="28"/>
-          <w:lang w:val="en-US"/>
-        </w:rPr>
-        <w:t xml:space="preserve"> </w:t>
+        </w:rPr>
+        <w:t>. Таблиц</w:t>
       </w:r>
       <w:r>
         <w:rPr>
@@ -12048,18 +12176,19 @@
           <w:sz w:val="28"/>
           <w:szCs w:val="28"/>
         </w:rPr>
-        <w:t>зависят</w:t>
-      </w:r>
+        <w:t xml:space="preserve">а </w:t>
+      </w:r>
+      <w:proofErr w:type="spellStart"/>
       <w:r>
         <w:rPr>
           <w:rFonts w:ascii="Times New Roman" w:hAnsi="Times New Roman" w:cs="Times New Roman"/>
           <w:bCs/>
           <w:sz w:val="28"/>
           <w:szCs w:val="28"/>
-          <w:lang w:val="en-US"/>
-        </w:rPr>
-        <w:t xml:space="preserve"> </w:t>
-      </w:r>
+        </w:rPr>
+        <w:t>Teacher_Subject</w:t>
+      </w:r>
+      <w:proofErr w:type="spellEnd"/>
       <w:r>
         <w:rPr>
           <w:rFonts w:ascii="Times New Roman" w:hAnsi="Times New Roman" w:cs="Times New Roman"/>
@@ -12067,7 +12196,7 @@
           <w:sz w:val="28"/>
           <w:szCs w:val="28"/>
         </w:rPr>
-        <w:t>от</w:t>
+        <w:t xml:space="preserve"> корректно реализ</w:t>
       </w:r>
       <w:r>
         <w:rPr>
@@ -12075,31 +12204,26 @@
           <w:bCs/>
           <w:sz w:val="28"/>
           <w:szCs w:val="28"/>
-          <w:lang w:val="en-US"/>
-        </w:rPr>
-        <w:t xml:space="preserve"> </w:t>
-      </w:r>
-      <w:proofErr w:type="spellStart"/>
+        </w:rPr>
+        <w:t>уе</w:t>
+      </w:r>
       <w:r>
         <w:rPr>
           <w:rFonts w:ascii="Times New Roman" w:hAnsi="Times New Roman" w:cs="Times New Roman"/>
           <w:bCs/>
           <w:sz w:val="28"/>
           <w:szCs w:val="28"/>
-          <w:lang w:val="en-US"/>
-        </w:rPr>
-        <w:t>Exam_id</w:t>
-      </w:r>
-      <w:proofErr w:type="spellEnd"/>
+        </w:rPr>
+        <w:t>т связ</w:t>
+      </w:r>
       <w:r>
         <w:rPr>
           <w:rFonts w:ascii="Times New Roman" w:hAnsi="Times New Roman" w:cs="Times New Roman"/>
           <w:bCs/>
           <w:sz w:val="28"/>
           <w:szCs w:val="28"/>
-          <w:lang w:val="en-US"/>
-        </w:rPr>
-        <w:t xml:space="preserve">. </w:t>
+        </w:rPr>
+        <w:t>ь</w:t>
       </w:r>
       <w:r>
         <w:rPr>
@@ -12108,107 +12232,7 @@
           <w:sz w:val="28"/>
           <w:szCs w:val="28"/>
         </w:rPr>
-        <w:t xml:space="preserve">В таблице </w:t>
-      </w:r>
-      <w:proofErr w:type="spellStart"/>
-      <w:r>
-        <w:rPr>
-          <w:rFonts w:ascii="Times New Roman" w:hAnsi="Times New Roman" w:cs="Times New Roman"/>
-          <w:bCs/>
-          <w:sz w:val="28"/>
-          <w:szCs w:val="28"/>
-        </w:rPr>
-        <w:t>Grades</w:t>
-      </w:r>
-      <w:proofErr w:type="spellEnd"/>
-      <w:r>
-        <w:rPr>
-          <w:rFonts w:ascii="Times New Roman" w:hAnsi="Times New Roman" w:cs="Times New Roman"/>
-          <w:bCs/>
-          <w:sz w:val="28"/>
-          <w:szCs w:val="28"/>
-        </w:rPr>
-        <w:t xml:space="preserve"> значение </w:t>
-      </w:r>
-      <w:proofErr w:type="spellStart"/>
-      <w:r>
-        <w:rPr>
-          <w:rFonts w:ascii="Times New Roman" w:hAnsi="Times New Roman" w:cs="Times New Roman"/>
-          <w:bCs/>
-          <w:sz w:val="28"/>
-          <w:szCs w:val="28"/>
-        </w:rPr>
-        <w:t>Grade</w:t>
-      </w:r>
-      <w:proofErr w:type="spellEnd"/>
-      <w:r>
-        <w:rPr>
-          <w:rFonts w:ascii="Times New Roman" w:hAnsi="Times New Roman" w:cs="Times New Roman"/>
-          <w:bCs/>
-          <w:sz w:val="28"/>
-          <w:szCs w:val="28"/>
-        </w:rPr>
-        <w:t xml:space="preserve"> определяется комбинацией сущностей через ключ </w:t>
-      </w:r>
-      <w:proofErr w:type="spellStart"/>
-      <w:r>
-        <w:rPr>
-          <w:rFonts w:ascii="Times New Roman" w:hAnsi="Times New Roman" w:cs="Times New Roman"/>
-          <w:bCs/>
-          <w:sz w:val="28"/>
-          <w:szCs w:val="28"/>
-        </w:rPr>
-        <w:t>Grade_id</w:t>
-      </w:r>
-      <w:proofErr w:type="spellEnd"/>
-      <w:r>
-        <w:rPr>
-          <w:rFonts w:ascii="Times New Roman" w:hAnsi="Times New Roman" w:cs="Times New Roman"/>
-          <w:bCs/>
-          <w:sz w:val="28"/>
-          <w:szCs w:val="28"/>
-        </w:rPr>
-        <w:t xml:space="preserve">. Таблицы связей </w:t>
-      </w:r>
-      <w:proofErr w:type="spellStart"/>
-      <w:r>
-        <w:rPr>
-          <w:rFonts w:ascii="Times New Roman" w:hAnsi="Times New Roman" w:cs="Times New Roman"/>
-          <w:bCs/>
-          <w:sz w:val="28"/>
-          <w:szCs w:val="28"/>
-        </w:rPr>
-        <w:t>Student_Exam</w:t>
-      </w:r>
-      <w:proofErr w:type="spellEnd"/>
-      <w:r>
-        <w:rPr>
-          <w:rFonts w:ascii="Times New Roman" w:hAnsi="Times New Roman" w:cs="Times New Roman"/>
-          <w:bCs/>
-          <w:sz w:val="28"/>
-          <w:szCs w:val="28"/>
-        </w:rPr>
-        <w:t xml:space="preserve"> и </w:t>
-      </w:r>
-      <w:proofErr w:type="spellStart"/>
-      <w:r>
-        <w:rPr>
-          <w:rFonts w:ascii="Times New Roman" w:hAnsi="Times New Roman" w:cs="Times New Roman"/>
-          <w:bCs/>
-          <w:sz w:val="28"/>
-          <w:szCs w:val="28"/>
-        </w:rPr>
-        <w:t>Teacher_Subject</w:t>
-      </w:r>
-      <w:proofErr w:type="spellEnd"/>
-      <w:r>
-        <w:rPr>
-          <w:rFonts w:ascii="Times New Roman" w:hAnsi="Times New Roman" w:cs="Times New Roman"/>
-          <w:bCs/>
-          <w:sz w:val="28"/>
-          <w:szCs w:val="28"/>
-        </w:rPr>
-        <w:t xml:space="preserve"> корректно реализуют связи «многие ко многим» через составные ключи. </w:t>
+        <w:t xml:space="preserve"> «многие ко многим» через составные ключи. </w:t>
       </w:r>
     </w:p>
     <w:p>
@@ -12221,7 +12245,6 @@
           <w:bCs/>
           <w:sz w:val="28"/>
           <w:szCs w:val="28"/>
-          <w:lang w:val="en-US"/>
         </w:rPr>
       </w:pPr>
       <w:r>
@@ -12249,16 +12272,7 @@
           <w:sz w:val="28"/>
           <w:szCs w:val="28"/>
         </w:rPr>
-        <w:t>соблюдены, поскольку транзитивные зависимости между неключевыми атрибутами сведены к минимуму за счёт разнесения сущностей по отдельным таблицам. Например, информация о факультетах, кафедрах, преподавателях и специальностях хранится раздельно и связывается через внешние ключи. Это соответствует связям «один ко многим»</w:t>
-      </w:r>
-      <w:r>
-        <w:rPr>
-          <w:rFonts w:ascii="Times New Roman" w:hAnsi="Times New Roman" w:cs="Times New Roman"/>
-          <w:bCs/>
-          <w:sz w:val="28"/>
-          <w:szCs w:val="28"/>
-        </w:rPr>
-        <w:t xml:space="preserve">. </w:t>
+        <w:t xml:space="preserve">соблюдены, поскольку транзитивные зависимости между неключевыми атрибутами сведены к минимуму за счёт разнесения сущностей по отдельным таблицам. Например, информация о факультетах, кафедрах, преподавателях и специальностях хранится раздельно и связывается через внешние ключи. Это соответствует связям «один ко многим». </w:t>
       </w:r>
     </w:p>
     <w:p>
@@ -12280,7 +12294,7 @@
           <w:sz w:val="28"/>
           <w:szCs w:val="28"/>
         </w:rPr>
-        <w:t>С точки зрения 4НФ</w:t>
+        <w:t>С точки зрения 4НФ, структура</w:t>
       </w:r>
       <w:r>
         <w:rPr>
@@ -12289,7 +12303,7 @@
           <w:sz w:val="28"/>
           <w:szCs w:val="28"/>
         </w:rPr>
-        <w:t xml:space="preserve">, </w:t>
+        <w:t xml:space="preserve"> </w:t>
       </w:r>
       <w:r>
         <w:rPr>
@@ -12298,8 +12312,9 @@
           <w:sz w:val="28"/>
           <w:szCs w:val="28"/>
         </w:rPr>
-        <w:t>структура</w:t>
-      </w:r>
+        <w:t xml:space="preserve">корректна: независимые многозначные зависимости устранены путём введения промежуточных таблиц. Это особенно видно на примере связей </w:t>
+      </w:r>
+      <w:proofErr w:type="spellStart"/>
       <w:r>
         <w:rPr>
           <w:rFonts w:ascii="Times New Roman" w:hAnsi="Times New Roman" w:cs="Times New Roman"/>
@@ -12307,6 +12322,43 @@
           <w:sz w:val="28"/>
           <w:szCs w:val="28"/>
         </w:rPr>
+        <w:t>Student</w:t>
+      </w:r>
+      <w:r>
+        <w:rPr>
+          <w:rFonts w:ascii="Times New Roman" w:hAnsi="Times New Roman" w:cs="Times New Roman"/>
+          <w:bCs/>
+          <w:sz w:val="28"/>
+          <w:szCs w:val="28"/>
+        </w:rPr>
+        <w:t>-</w:t>
+      </w:r>
+      <w:r>
+        <w:rPr>
+          <w:rFonts w:ascii="Times New Roman" w:hAnsi="Times New Roman" w:cs="Times New Roman"/>
+          <w:bCs/>
+          <w:sz w:val="28"/>
+          <w:szCs w:val="28"/>
+        </w:rPr>
+        <w:t>Exam</w:t>
+      </w:r>
+      <w:proofErr w:type="spellEnd"/>
+      <w:r>
+        <w:rPr>
+          <w:rFonts w:ascii="Times New Roman" w:hAnsi="Times New Roman" w:cs="Times New Roman"/>
+          <w:bCs/>
+          <w:sz w:val="28"/>
+          <w:szCs w:val="28"/>
+        </w:rPr>
+        <w:t xml:space="preserve"> (таблица</w:t>
+      </w:r>
+      <w:r>
+        <w:rPr>
+          <w:rFonts w:ascii="Times New Roman" w:hAnsi="Times New Roman" w:cs="Times New Roman"/>
+          <w:bCs/>
+          <w:sz w:val="28"/>
+          <w:szCs w:val="28"/>
+        </w:rPr>
         <w:t xml:space="preserve"> </w:t>
       </w:r>
       <w:r>
@@ -12315,8 +12367,27 @@
           <w:bCs/>
           <w:sz w:val="28"/>
           <w:szCs w:val="28"/>
-        </w:rPr>
-        <w:t xml:space="preserve">корректна: независимые многозначные зависимости устранены путём введения промежуточных таблиц. Это особенно видно на примере связей </w:t>
+          <w:lang w:val="en-US"/>
+        </w:rPr>
+        <w:t>Grades</w:t>
+      </w:r>
+      <w:r>
+        <w:rPr>
+          <w:rFonts w:ascii="Times New Roman" w:hAnsi="Times New Roman" w:cs="Times New Roman"/>
+          <w:bCs/>
+          <w:sz w:val="28"/>
+          <w:szCs w:val="28"/>
+        </w:rPr>
+        <w:t>)</w:t>
+      </w:r>
+      <w:r>
+        <w:rPr>
+          <w:rFonts w:ascii="Times New Roman" w:hAnsi="Times New Roman" w:cs="Times New Roman"/>
+          <w:bCs/>
+          <w:sz w:val="28"/>
+          <w:szCs w:val="28"/>
+        </w:rPr>
+        <w:t xml:space="preserve"> и </w:t>
       </w:r>
       <w:proofErr w:type="spellStart"/>
       <w:r>
@@ -12326,7 +12397,7 @@
           <w:sz w:val="28"/>
           <w:szCs w:val="28"/>
         </w:rPr>
-        <w:t>Student</w:t>
+        <w:t>Teacher</w:t>
       </w:r>
       <w:proofErr w:type="spellEnd"/>
       <w:r>
@@ -12336,85 +12407,7 @@
           <w:sz w:val="28"/>
           <w:szCs w:val="28"/>
         </w:rPr>
-        <w:t xml:space="preserve"> </w:t>
-      </w:r>
-      <w:r>
-        <w:rPr>
-          <w:rFonts w:ascii="Times New Roman" w:hAnsi="Times New Roman" w:cs="Times New Roman"/>
-          <w:bCs/>
-          <w:sz w:val="28"/>
-          <w:szCs w:val="28"/>
-        </w:rPr>
-        <w:t>-</w:t>
-      </w:r>
-      <w:r>
-        <w:rPr>
-          <w:rFonts w:ascii="Times New Roman" w:hAnsi="Times New Roman" w:cs="Times New Roman"/>
-          <w:bCs/>
-          <w:sz w:val="28"/>
-          <w:szCs w:val="28"/>
-        </w:rPr>
-        <w:t xml:space="preserve"> </w:t>
-      </w:r>
-      <w:proofErr w:type="spellStart"/>
-      <w:r>
-        <w:rPr>
-          <w:rFonts w:ascii="Times New Roman" w:hAnsi="Times New Roman" w:cs="Times New Roman"/>
-          <w:bCs/>
-          <w:sz w:val="28"/>
-          <w:szCs w:val="28"/>
-        </w:rPr>
-        <w:t>Exam</w:t>
-      </w:r>
-      <w:proofErr w:type="spellEnd"/>
-      <w:r>
-        <w:rPr>
-          <w:rFonts w:ascii="Times New Roman" w:hAnsi="Times New Roman" w:cs="Times New Roman"/>
-          <w:bCs/>
-          <w:sz w:val="28"/>
-          <w:szCs w:val="28"/>
-        </w:rPr>
-        <w:t xml:space="preserve"> (таблица </w:t>
-      </w:r>
-      <w:proofErr w:type="spellStart"/>
-      <w:r>
-        <w:rPr>
-          <w:rFonts w:ascii="Times New Roman" w:hAnsi="Times New Roman" w:cs="Times New Roman"/>
-          <w:bCs/>
-          <w:sz w:val="28"/>
-          <w:szCs w:val="28"/>
-        </w:rPr>
-        <w:t>Student_Exam</w:t>
-      </w:r>
-      <w:proofErr w:type="spellEnd"/>
-      <w:r>
-        <w:rPr>
-          <w:rFonts w:ascii="Times New Roman" w:hAnsi="Times New Roman" w:cs="Times New Roman"/>
-          <w:bCs/>
-          <w:sz w:val="28"/>
-          <w:szCs w:val="28"/>
-        </w:rPr>
-        <w:t xml:space="preserve">) и </w:t>
-      </w:r>
-      <w:proofErr w:type="spellStart"/>
-      <w:r>
-        <w:rPr>
-          <w:rFonts w:ascii="Times New Roman" w:hAnsi="Times New Roman" w:cs="Times New Roman"/>
-          <w:bCs/>
-          <w:sz w:val="28"/>
-          <w:szCs w:val="28"/>
-        </w:rPr>
-        <w:t>Teacher</w:t>
-      </w:r>
-      <w:proofErr w:type="spellEnd"/>
-      <w:r>
-        <w:rPr>
-          <w:rFonts w:ascii="Times New Roman" w:hAnsi="Times New Roman" w:cs="Times New Roman"/>
-          <w:bCs/>
-          <w:sz w:val="28"/>
-          <w:szCs w:val="28"/>
-        </w:rPr>
-        <w:t xml:space="preserve"> </w:t>
+        <w:tab/>
       </w:r>
       <w:r>
         <w:rPr>
@@ -12520,20 +12513,7 @@
     <w:p>
       <w:pPr>
         <w:spacing w:before="360" w:after="240"/>
-        <w:ind w:firstLine="567"/>
-        <w:jc w:val="both"/>
-        <w:rPr>
-          <w:rFonts w:ascii="Times New Roman" w:hAnsi="Times New Roman" w:cs="Times New Roman"/>
-          <w:bCs/>
-          <w:sz w:val="28"/>
-          <w:szCs w:val="28"/>
-        </w:rPr>
-      </w:pPr>
-    </w:p>
-    <w:p>
-      <w:pPr>
-        <w:spacing w:before="360" w:after="240"/>
-        <w:ind w:firstLine="567"/>
+        <w:ind w:firstLine="709"/>
         <w:jc w:val="both"/>
         <w:rPr>
           <w:rFonts w:ascii="Times New Roman" w:hAnsi="Times New Roman" w:cs="Times New Roman"/>
@@ -12551,7 +12531,6 @@
           <w:sz w:val="28"/>
           <w:szCs w:val="28"/>
         </w:rPr>
-        <w:lastRenderedPageBreak/>
         <w:t>9</w:t>
       </w:r>
       <w:r>
@@ -12634,7 +12613,17 @@
           <w:szCs w:val="28"/>
         </w:rPr>
         <w:br/>
-        <w:t>На начальной стадии выполняется анализ структуры учебного процесса и требований к системе. Определяются основные объекты предметной области, их взаимосвязи и ограничения целостности данных. В рамках этого этапа формируется концептуальная и логическая модель базы данных, разрабатываются диаграммы структуры системы и уточняются требования к хранимой информации.</w:t>
+        <w:t xml:space="preserve">На начальной стадии выполняется анализ структуры учебного процесса и </w:t>
+      </w:r>
+      <w:r>
+        <w:rPr>
+          <w:rFonts w:ascii="Times New Roman" w:hAnsi="Times New Roman"/>
+          <w:color w:val="000000" w:themeColor="text1"/>
+          <w:sz w:val="28"/>
+          <w:szCs w:val="28"/>
+        </w:rPr>
+        <w:lastRenderedPageBreak/>
+        <w:t>требований к системе. Определяются основные объекты предметной области, их взаимосвязи и ограничения целостности данных. В рамках этого этапа формируется концептуальная и логическая модель базы данных, разрабатываются диаграммы структуры системы и уточняются требования к хранимой информации.</w:t>
       </w:r>
     </w:p>
     <w:p>
@@ -12972,7 +12961,6 @@
           <w:sz w:val="28"/>
           <w:szCs w:val="28"/>
         </w:rPr>
-        <w:lastRenderedPageBreak/>
         <w:t>Человеческие</w:t>
       </w:r>
       <w:r>
@@ -13065,7 +13053,17 @@
           <w:sz w:val="28"/>
           <w:szCs w:val="28"/>
         </w:rPr>
-        <w:t>разработчик баз данных, выполняющий техническую реализацию структуры</w:t>
+        <w:t xml:space="preserve">разработчик баз данных, выполняющий </w:t>
+      </w:r>
+      <w:r>
+        <w:rPr>
+          <w:rFonts w:ascii="Times New Roman" w:hAnsi="Times New Roman"/>
+          <w:color w:val="000000" w:themeColor="text1"/>
+          <w:sz w:val="28"/>
+          <w:szCs w:val="28"/>
+        </w:rPr>
+        <w:lastRenderedPageBreak/>
+        <w:t>техническую реализацию структуры</w:t>
       </w:r>
       <w:r>
         <w:rPr>
@@ -15892,7 +15890,7 @@
   <w:style w:type="paragraph" w:default="1" w:styleId="a">
     <w:name w:val="Normal"/>
     <w:qFormat/>
-    <w:rsid w:val="002E40F8"/>
+    <w:rsid w:val="00AE5EBC"/>
   </w:style>
   <w:style w:type="paragraph" w:styleId="1">
     <w:name w:val="heading 1"/>
@@ -16096,6 +16094,7 @@
   <w:style w:type="character" w:default="1" w:styleId="a0">
     <w:name w:val="Default Paragraph Font"/>
     <w:uiPriority w:val="1"/>
+    <w:semiHidden/>
     <w:unhideWhenUsed/>
   </w:style>
   <w:style w:type="table" w:default="1" w:styleId="a1">
